--- a/Docs/UNIDADE 2 - ESTUDO DA TÉCNICA DE RAY TRACING.docx
+++ b/Docs/UNIDADE 2 - ESTUDO DA TÉCNICA DE RAY TRACING.docx
@@ -580,13 +580,7 @@
         <w:rPr>
           <w:rFonts w:ascii="Arial" w:hAnsi="Arial" w:cs="Arial"/>
         </w:rPr>
-        <w:t xml:space="preserve">NCC0235 - </w:t>
-      </w:r>
-      <w:r>
-        <w:rPr>
-          <w:rFonts w:ascii="Arial" w:hAnsi="Arial" w:cs="Arial"/>
-        </w:rPr>
-        <w:t>Computação Gráfica</w:t>
+        <w:t>NCC0235 - Computação Gráfica</w:t>
       </w:r>
       <w:r>
         <w:rPr>
@@ -812,151 +806,117 @@
         <w:rPr>
           <w:rFonts w:ascii="Arial" w:hAnsi="Arial" w:cs="Arial"/>
         </w:rPr>
-        <w:t xml:space="preserve"> com campo de visão ajustável; as interseções raio-esfera, pela equação quadrática na forma </w:t>
+        <w:t xml:space="preserve"> com campo de visão ajustável; as interseções raio-esfera, pela equação quadrática, e raio-triângulo, pelo algoritmo de </w:t>
       </w:r>
       <w:proofErr w:type="spellStart"/>
+      <w:r>
+        <w:rPr>
+          <w:rFonts w:ascii="Arial" w:hAnsi="Arial" w:cs="Arial"/>
+        </w:rPr>
+        <w:t>Möller</w:t>
+      </w:r>
+      <w:proofErr w:type="spellEnd"/>
+      <w:r>
+        <w:rPr>
+          <w:rFonts w:ascii="Arial" w:hAnsi="Arial" w:cs="Arial"/>
+        </w:rPr>
+        <w:t>–</w:t>
+      </w:r>
+      <w:proofErr w:type="spellStart"/>
+      <w:r>
+        <w:rPr>
+          <w:rFonts w:ascii="Arial" w:hAnsi="Arial" w:cs="Arial"/>
+        </w:rPr>
+        <w:t>Trumbore</w:t>
+      </w:r>
+      <w:proofErr w:type="spellEnd"/>
+      <w:r>
+        <w:rPr>
+          <w:rFonts w:ascii="Arial" w:hAnsi="Arial" w:cs="Arial"/>
+        </w:rPr>
+        <w:t xml:space="preserve">; o Modelo de Refletância de Phong, com os termos ambiente, difuso e especular; sombras por raios de sombra; e reflexão recursiva com controle de profundidade. O laço de renderização paraleliza o processamento por linha e suporta </w:t>
+      </w:r>
+      <w:proofErr w:type="spellStart"/>
+      <w:r>
+        <w:rPr>
+          <w:rFonts w:ascii="Arial" w:hAnsi="Arial" w:cs="Arial"/>
+        </w:rPr>
+        <w:t>sobreamostragem</w:t>
+      </w:r>
+      <w:proofErr w:type="spellEnd"/>
+      <w:r>
+        <w:rPr>
+          <w:rFonts w:ascii="Arial" w:hAnsi="Arial" w:cs="Arial"/>
+        </w:rPr>
+        <w:t xml:space="preserve"> para </w:t>
+      </w:r>
+      <w:proofErr w:type="spellStart"/>
+      <w:r>
+        <w:rPr>
+          <w:rFonts w:ascii="Arial" w:hAnsi="Arial" w:cs="Arial"/>
+        </w:rPr>
+        <w:t>anti-</w:t>
+      </w:r>
       <w:r>
         <w:rPr>
           <w:rFonts w:ascii="Arial" w:hAnsi="Arial" w:cs="Arial"/>
           <w:i/>
           <w:iCs/>
         </w:rPr>
-        <w:t>half</w:t>
+        <w:t>aliasing</w:t>
       </w:r>
       <w:proofErr w:type="spellEnd"/>
+      <w:r>
+        <w:rPr>
+          <w:rFonts w:ascii="Arial" w:hAnsi="Arial" w:cs="Arial"/>
+        </w:rPr>
+        <w:t xml:space="preserve">; a conversão do </w:t>
+      </w:r>
       <w:r>
         <w:rPr>
           <w:rFonts w:ascii="Arial" w:hAnsi="Arial" w:cs="Arial"/>
           <w:i/>
           <w:iCs/>
         </w:rPr>
-        <w:t>-b</w:t>
-      </w:r>
-      <w:r>
-        <w:rPr>
-          <w:rFonts w:ascii="Arial" w:hAnsi="Arial" w:cs="Arial"/>
-        </w:rPr>
-        <w:t xml:space="preserve">, e raio-triângulo, pelo algoritmo de </w:t>
+        <w:t>buffer</w:t>
+      </w:r>
+      <w:r>
+        <w:rPr>
+          <w:rFonts w:ascii="Arial" w:hAnsi="Arial" w:cs="Arial"/>
+        </w:rPr>
+        <w:t xml:space="preserve"> de cores em imagem</w:t>
+      </w:r>
+      <w:r>
+        <w:rPr>
+          <w:rFonts w:ascii="Arial" w:hAnsi="Arial" w:cs="Arial"/>
+        </w:rPr>
+        <w:t xml:space="preserve"> </w:t>
       </w:r>
       <w:proofErr w:type="spellStart"/>
       <w:r>
         <w:rPr>
           <w:rFonts w:ascii="Arial" w:hAnsi="Arial" w:cs="Arial"/>
         </w:rPr>
-        <w:t>Möller</w:t>
+        <w:t>BitMap</w:t>
       </w:r>
       <w:proofErr w:type="spellEnd"/>
       <w:r>
         <w:rPr>
           <w:rFonts w:ascii="Arial" w:hAnsi="Arial" w:cs="Arial"/>
         </w:rPr>
-        <w:t>–</w:t>
-      </w:r>
-      <w:proofErr w:type="spellStart"/>
-      <w:r>
-        <w:rPr>
-          <w:rFonts w:ascii="Arial" w:hAnsi="Arial" w:cs="Arial"/>
-        </w:rPr>
-        <w:t>Trumbore</w:t>
-      </w:r>
-      <w:proofErr w:type="spellEnd"/>
-      <w:r>
-        <w:rPr>
-          <w:rFonts w:ascii="Arial" w:hAnsi="Arial" w:cs="Arial"/>
-        </w:rPr>
-        <w:t xml:space="preserve">; o Modelo de Refletância de Phong, com os termos ambiente, difuso e especular; sombras por raios de sombra, com </w:t>
-      </w:r>
-      <w:r>
-        <w:rPr>
-          <w:rFonts w:ascii="Arial" w:hAnsi="Arial" w:cs="Arial"/>
-          <w:i/>
-          <w:iCs/>
-        </w:rPr>
-        <w:t>offset</w:t>
-      </w:r>
-      <w:r>
-        <w:rPr>
-          <w:rFonts w:ascii="Arial" w:hAnsi="Arial" w:cs="Arial"/>
-        </w:rPr>
-        <w:t xml:space="preserve"> numérico que evita </w:t>
-      </w:r>
-      <w:proofErr w:type="spellStart"/>
-      <w:r>
-        <w:rPr>
-          <w:rFonts w:ascii="Arial" w:hAnsi="Arial" w:cs="Arial"/>
-        </w:rPr>
-        <w:t>auto-interseção</w:t>
-      </w:r>
-      <w:proofErr w:type="spellEnd"/>
-      <w:r>
-        <w:rPr>
-          <w:rFonts w:ascii="Arial" w:hAnsi="Arial" w:cs="Arial"/>
-        </w:rPr>
-        <w:t xml:space="preserve">; e reflexão recursiva com controle de profundidade. O laço de renderização paraleliza o processamento por linha e suporta </w:t>
-      </w:r>
-      <w:proofErr w:type="spellStart"/>
-      <w:r>
-        <w:rPr>
-          <w:rFonts w:ascii="Arial" w:hAnsi="Arial" w:cs="Arial"/>
-        </w:rPr>
-        <w:t>sobreamostragem</w:t>
-      </w:r>
-      <w:proofErr w:type="spellEnd"/>
-      <w:r>
-        <w:rPr>
-          <w:rFonts w:ascii="Arial" w:hAnsi="Arial" w:cs="Arial"/>
-        </w:rPr>
-        <w:t xml:space="preserve"> para </w:t>
-      </w:r>
-      <w:proofErr w:type="spellStart"/>
-      <w:r>
-        <w:rPr>
-          <w:rFonts w:ascii="Arial" w:hAnsi="Arial" w:cs="Arial"/>
-        </w:rPr>
-        <w:t>anti-</w:t>
-      </w:r>
-      <w:r>
-        <w:rPr>
-          <w:rFonts w:ascii="Arial" w:hAnsi="Arial" w:cs="Arial"/>
-          <w:i/>
-          <w:iCs/>
-        </w:rPr>
-        <w:t>aliasing</w:t>
-      </w:r>
-      <w:proofErr w:type="spellEnd"/>
-      <w:r>
-        <w:rPr>
-          <w:rFonts w:ascii="Arial" w:hAnsi="Arial" w:cs="Arial"/>
-        </w:rPr>
-        <w:t xml:space="preserve">; a conversão do </w:t>
-      </w:r>
-      <w:r>
-        <w:rPr>
-          <w:rFonts w:ascii="Arial" w:hAnsi="Arial" w:cs="Arial"/>
-          <w:i/>
-          <w:iCs/>
-        </w:rPr>
-        <w:t>buffer</w:t>
-      </w:r>
-      <w:r>
-        <w:rPr>
-          <w:rFonts w:ascii="Arial" w:hAnsi="Arial" w:cs="Arial"/>
-        </w:rPr>
-        <w:t xml:space="preserve"> de cores em imagem utiliza </w:t>
-      </w:r>
-      <w:proofErr w:type="spellStart"/>
-      <w:r>
-        <w:rPr>
-          <w:rFonts w:ascii="Arial" w:hAnsi="Arial" w:cs="Arial"/>
-        </w:rPr>
-        <w:t>Bitmap.LockBits</w:t>
-      </w:r>
-      <w:proofErr w:type="spellEnd"/>
-      <w:r>
-        <w:rPr>
-          <w:rFonts w:ascii="Arial" w:hAnsi="Arial" w:cs="Arial"/>
-        </w:rPr>
-        <w:t xml:space="preserve">, e a exportação é feita em PNG. A interface permite ajustar resolução (entre 5×55×5 e 1280×7201280×720), posição da câmera, campo de visão e número de amostras por pixel, exibindo o resultado a cada renderização. A cena de demonstração reúne duas esferas e três triângulos, quatro materiais com coeficientes contrastantes e duas fontes de luz, exercitando todos os componentes simultaneamente. A implementação foi verificada com exemplos numéricos calculados manualmente, que confirmaram a correspondência entre a formulação teórica e o comportamento observado. Os resultados evidenciam a articulação entre geometria, iluminação e visualização na síntese de imagens, bem como a importância da robustez numérica e da separação de responsabilidades no projeto de um </w:t>
+        <w:t xml:space="preserve"> e a exportação é feita em PNG. A interface permite ajustar resolução (entre 5×5 e 1280×720</w:t>
+      </w:r>
+      <w:r>
+        <w:rPr>
+          <w:rFonts w:ascii="Arial" w:hAnsi="Arial" w:cs="Arial"/>
+        </w:rPr>
+        <w:t>)</w:t>
+      </w:r>
+      <w:r>
+        <w:rPr>
+          <w:rFonts w:ascii="Arial" w:hAnsi="Arial" w:cs="Arial"/>
+        </w:rPr>
+        <w:t xml:space="preserve">, posição da câmera, campo de visão e número de amostras por pixel, exibindo o resultado a cada renderização. A cena de demonstração reúne duas esferas e três triângulos, quatro materiais com coeficientes contrastantes e duas fontes de luz, exercitando todos os componentes simultaneamente. A implementação foi verificada com exemplos numéricos calculados manualmente, que confirmaram a correspondência entre a formulação teórica e o comportamento observado. Os resultados evidenciam a articulação entre geometria, iluminação e visualização na síntese de imagens, bem como a importância da robustez numérica e da separação de responsabilidades no projeto de um </w:t>
       </w:r>
       <w:proofErr w:type="spellStart"/>
       <w:r>
@@ -1087,6 +1047,7 @@
     <w:sdt>
       <w:sdtPr>
         <w:rPr>
+          <w:rFonts w:asciiTheme="minorHAnsi" w:hAnsiTheme="minorHAnsi" w:cstheme="minorBidi"/>
           <w:b w:val="0"/>
           <w:bCs w:val="0"/>
           <w:kern w:val="2"/>
@@ -3652,33 +3613,37 @@
         </w:rPr>
         <w:t xml:space="preserve"> (que determina o que é visto e como). O modelo de refletância de Phong, proposto por </w:t>
       </w:r>
+      <w:r>
+        <w:rPr>
+          <w:rFonts w:ascii="Arial" w:hAnsi="Arial" w:cs="Arial"/>
+        </w:rPr>
+        <w:t xml:space="preserve">Bui </w:t>
+      </w:r>
       <w:proofErr w:type="spellStart"/>
       <w:r>
         <w:rPr>
           <w:rFonts w:ascii="Arial" w:hAnsi="Arial" w:cs="Arial"/>
         </w:rPr>
-        <w:t>Bùi</w:t>
+        <w:t>Tuong</w:t>
       </w:r>
       <w:proofErr w:type="spellEnd"/>
       <w:r>
         <w:rPr>
           <w:rFonts w:ascii="Arial" w:hAnsi="Arial" w:cs="Arial"/>
         </w:rPr>
+        <w:t xml:space="preserve"> Phong</w:t>
+      </w:r>
+      <w:r>
+        <w:rPr>
+          <w:rFonts w:ascii="Arial" w:hAnsi="Arial" w:cs="Arial"/>
+        </w:rPr>
         <w:t xml:space="preserve"> </w:t>
       </w:r>
-      <w:proofErr w:type="spellStart"/>
-      <w:r>
-        <w:rPr>
-          <w:rFonts w:ascii="Arial" w:hAnsi="Arial" w:cs="Arial"/>
-        </w:rPr>
-        <w:t>Tường</w:t>
-      </w:r>
-      <w:proofErr w:type="spellEnd"/>
-      <w:r>
-        <w:rPr>
-          <w:rFonts w:ascii="Arial" w:hAnsi="Arial" w:cs="Arial"/>
-        </w:rPr>
-        <w:t xml:space="preserve"> Phong em 1975, </w:t>
+      <w:r>
+        <w:rPr>
+          <w:rFonts w:ascii="Arial" w:hAnsi="Arial" w:cs="Arial"/>
+        </w:rPr>
+        <w:t xml:space="preserve">em 1975, </w:t>
       </w:r>
       <w:r>
         <w:rPr>
@@ -5042,6 +5007,7 @@
       <w:r>
         <w:rPr>
           <w:rFonts w:ascii="Arial" w:hAnsi="Arial" w:cs="Arial"/>
+          <w:noProof/>
         </w:rPr>
         <w:drawing>
           <wp:inline distT="0" distB="0" distL="0" distR="0" wp14:anchorId="69079BE1" wp14:editId="74997C5E">
@@ -9020,138 +8986,7 @@
                                 <w:szCs w:val="20"/>
                                 <w:lang w:val="en-US"/>
                               </w:rPr>
-                              <w:t xml:space="preserve">    public static Vec3 operator +(Vec3 a, Vec3 b) =&gt; </w:t>
-                            </w:r>
-                            <w:proofErr w:type="gramStart"/>
-                            <w:r>
-                              <w:rPr>
-                                <w:rFonts w:ascii="Courier New" w:hAnsi="Courier New" w:cs="Courier New"/>
-                                <w:sz w:val="20"/>
-                                <w:szCs w:val="20"/>
-                                <w:lang w:val="en-US"/>
-                              </w:rPr>
-                              <w:t>new(</w:t>
-                            </w:r>
-                            <w:proofErr w:type="spellStart"/>
-                            <w:proofErr w:type="gramEnd"/>
-                            <w:r>
-                              <w:rPr>
-                                <w:rFonts w:ascii="Courier New" w:hAnsi="Courier New" w:cs="Courier New"/>
-                                <w:sz w:val="20"/>
-                                <w:szCs w:val="20"/>
-                                <w:lang w:val="en-US"/>
-                              </w:rPr>
-                              <w:t>a.X</w:t>
-                            </w:r>
-                            <w:proofErr w:type="spellEnd"/>
-                            <w:r>
-                              <w:rPr>
-                                <w:rFonts w:ascii="Courier New" w:hAnsi="Courier New" w:cs="Courier New"/>
-                                <w:sz w:val="20"/>
-                                <w:szCs w:val="20"/>
-                                <w:lang w:val="en-US"/>
-                              </w:rPr>
-                              <w:t xml:space="preserve"> + </w:t>
-                            </w:r>
-                            <w:proofErr w:type="spellStart"/>
-                            <w:r>
-                              <w:rPr>
-                                <w:rFonts w:ascii="Courier New" w:hAnsi="Courier New" w:cs="Courier New"/>
-                                <w:sz w:val="20"/>
-                                <w:szCs w:val="20"/>
-                                <w:lang w:val="en-US"/>
-                              </w:rPr>
-                              <w:t>b.X</w:t>
-                            </w:r>
-                            <w:proofErr w:type="spellEnd"/>
-                            <w:r>
-                              <w:rPr>
-                                <w:rFonts w:ascii="Courier New" w:hAnsi="Courier New" w:cs="Courier New"/>
-                                <w:sz w:val="20"/>
-                                <w:szCs w:val="20"/>
-                                <w:lang w:val="en-US"/>
-                              </w:rPr>
-                              <w:t xml:space="preserve">, </w:t>
-                            </w:r>
-                            <w:proofErr w:type="spellStart"/>
-                            <w:r>
-                              <w:rPr>
-                                <w:rFonts w:ascii="Courier New" w:hAnsi="Courier New" w:cs="Courier New"/>
-                                <w:sz w:val="20"/>
-                                <w:szCs w:val="20"/>
-                                <w:lang w:val="en-US"/>
-                              </w:rPr>
-                              <w:t>a.Y</w:t>
-                            </w:r>
-                            <w:proofErr w:type="spellEnd"/>
-                            <w:r>
-                              <w:rPr>
-                                <w:rFonts w:ascii="Courier New" w:hAnsi="Courier New" w:cs="Courier New"/>
-                                <w:sz w:val="20"/>
-                                <w:szCs w:val="20"/>
-                                <w:lang w:val="en-US"/>
-                              </w:rPr>
-                              <w:t xml:space="preserve"> + </w:t>
-                            </w:r>
-                            <w:proofErr w:type="spellStart"/>
-                            <w:r>
-                              <w:rPr>
-                                <w:rFonts w:ascii="Courier New" w:hAnsi="Courier New" w:cs="Courier New"/>
-                                <w:sz w:val="20"/>
-                                <w:szCs w:val="20"/>
-                                <w:lang w:val="en-US"/>
-                              </w:rPr>
-                              <w:t>b.Y</w:t>
-                            </w:r>
-                            <w:proofErr w:type="spellEnd"/>
-                            <w:r>
-                              <w:rPr>
-                                <w:rFonts w:ascii="Courier New" w:hAnsi="Courier New" w:cs="Courier New"/>
-                                <w:sz w:val="20"/>
-                                <w:szCs w:val="20"/>
-                                <w:lang w:val="en-US"/>
-                              </w:rPr>
-                              <w:t xml:space="preserve">, </w:t>
-                            </w:r>
-                            <w:proofErr w:type="spellStart"/>
-                            <w:r>
-                              <w:rPr>
-                                <w:rFonts w:ascii="Courier New" w:hAnsi="Courier New" w:cs="Courier New"/>
-                                <w:sz w:val="20"/>
-                                <w:szCs w:val="20"/>
-                                <w:lang w:val="en-US"/>
-                              </w:rPr>
-                              <w:t>a.Z</w:t>
-                            </w:r>
-                            <w:proofErr w:type="spellEnd"/>
-                            <w:r>
-                              <w:rPr>
-                                <w:rFonts w:ascii="Courier New" w:hAnsi="Courier New" w:cs="Courier New"/>
-                                <w:sz w:val="20"/>
-                                <w:szCs w:val="20"/>
-                                <w:lang w:val="en-US"/>
-                              </w:rPr>
-                              <w:t xml:space="preserve"> + </w:t>
-                            </w:r>
-                            <w:proofErr w:type="spellStart"/>
-                            <w:r>
-                              <w:rPr>
-                                <w:rFonts w:ascii="Courier New" w:hAnsi="Courier New" w:cs="Courier New"/>
-                                <w:sz w:val="20"/>
-                                <w:szCs w:val="20"/>
-                                <w:lang w:val="en-US"/>
-                              </w:rPr>
-                              <w:t>b.Z</w:t>
-                            </w:r>
-                            <w:proofErr w:type="spellEnd"/>
-                            <w:r>
-                              <w:rPr>
-                                <w:rFonts w:ascii="Courier New" w:hAnsi="Courier New" w:cs="Courier New"/>
-                                <w:sz w:val="20"/>
-                                <w:szCs w:val="20"/>
-                                <w:lang w:val="en-US"/>
-                              </w:rPr>
-                              <w:t>);</w:t>
+                              <w:t xml:space="preserve">    public static Vec3 operator +(Vec3 a, Vec3 b) =&gt; new(a.X + b.X, a.Y + b.Y, a.Z + b.Z);</w:t>
                             </w:r>
                           </w:p>
                           <w:p>
@@ -9171,78 +9006,7 @@
                                 <w:szCs w:val="20"/>
                                 <w:lang w:val="en-US"/>
                               </w:rPr>
-                              <w:t xml:space="preserve">    public static Vec3 operator *(Vec3 a, double s) =&gt; </w:t>
-                            </w:r>
-                            <w:proofErr w:type="gramStart"/>
-                            <w:r>
-                              <w:rPr>
-                                <w:rFonts w:ascii="Courier New" w:hAnsi="Courier New" w:cs="Courier New"/>
-                                <w:sz w:val="20"/>
-                                <w:szCs w:val="20"/>
-                                <w:lang w:val="en-US"/>
-                              </w:rPr>
-                              <w:t>new(</w:t>
-                            </w:r>
-                            <w:proofErr w:type="spellStart"/>
-                            <w:proofErr w:type="gramEnd"/>
-                            <w:r>
-                              <w:rPr>
-                                <w:rFonts w:ascii="Courier New" w:hAnsi="Courier New" w:cs="Courier New"/>
-                                <w:sz w:val="20"/>
-                                <w:szCs w:val="20"/>
-                                <w:lang w:val="en-US"/>
-                              </w:rPr>
-                              <w:t>a.X</w:t>
-                            </w:r>
-                            <w:proofErr w:type="spellEnd"/>
-                            <w:r>
-                              <w:rPr>
-                                <w:rFonts w:ascii="Courier New" w:hAnsi="Courier New" w:cs="Courier New"/>
-                                <w:sz w:val="20"/>
-                                <w:szCs w:val="20"/>
-                                <w:lang w:val="en-US"/>
-                              </w:rPr>
-                              <w:t xml:space="preserve"> * s, </w:t>
-                            </w:r>
-                            <w:proofErr w:type="spellStart"/>
-                            <w:r>
-                              <w:rPr>
-                                <w:rFonts w:ascii="Courier New" w:hAnsi="Courier New" w:cs="Courier New"/>
-                                <w:sz w:val="20"/>
-                                <w:szCs w:val="20"/>
-                                <w:lang w:val="en-US"/>
-                              </w:rPr>
-                              <w:t>a.Y</w:t>
-                            </w:r>
-                            <w:proofErr w:type="spellEnd"/>
-                            <w:r>
-                              <w:rPr>
-                                <w:rFonts w:ascii="Courier New" w:hAnsi="Courier New" w:cs="Courier New"/>
-                                <w:sz w:val="20"/>
-                                <w:szCs w:val="20"/>
-                                <w:lang w:val="en-US"/>
-                              </w:rPr>
-                              <w:t xml:space="preserve"> * s, </w:t>
-                            </w:r>
-                            <w:proofErr w:type="spellStart"/>
-                            <w:r>
-                              <w:rPr>
-                                <w:rFonts w:ascii="Courier New" w:hAnsi="Courier New" w:cs="Courier New"/>
-                                <w:sz w:val="20"/>
-                                <w:szCs w:val="20"/>
-                                <w:lang w:val="en-US"/>
-                              </w:rPr>
-                              <w:t>a.Z</w:t>
-                            </w:r>
-                            <w:proofErr w:type="spellEnd"/>
-                            <w:r>
-                              <w:rPr>
-                                <w:rFonts w:ascii="Courier New" w:hAnsi="Courier New" w:cs="Courier New"/>
-                                <w:sz w:val="20"/>
-                                <w:szCs w:val="20"/>
-                                <w:lang w:val="en-US"/>
-                              </w:rPr>
-                              <w:t xml:space="preserve"> * s);</w:t>
+                              <w:t xml:space="preserve">    public static Vec3 operator *(Vec3 a, double s) =&gt; new(a.X * s, a.Y * s, a.Z * s);</w:t>
                             </w:r>
                           </w:p>
                           <w:p>
@@ -9262,138 +9026,7 @@
                                 <w:szCs w:val="20"/>
                                 <w:lang w:val="en-US"/>
                               </w:rPr>
-                              <w:t xml:space="preserve">    public static Vec3 operator *(Vec3 a, Vec3 b) =&gt; </w:t>
-                            </w:r>
-                            <w:proofErr w:type="gramStart"/>
-                            <w:r>
-                              <w:rPr>
-                                <w:rFonts w:ascii="Courier New" w:hAnsi="Courier New" w:cs="Courier New"/>
-                                <w:sz w:val="20"/>
-                                <w:szCs w:val="20"/>
-                                <w:lang w:val="en-US"/>
-                              </w:rPr>
-                              <w:t>new(</w:t>
-                            </w:r>
-                            <w:proofErr w:type="spellStart"/>
-                            <w:proofErr w:type="gramEnd"/>
-                            <w:r>
-                              <w:rPr>
-                                <w:rFonts w:ascii="Courier New" w:hAnsi="Courier New" w:cs="Courier New"/>
-                                <w:sz w:val="20"/>
-                                <w:szCs w:val="20"/>
-                                <w:lang w:val="en-US"/>
-                              </w:rPr>
-                              <w:t>a.X</w:t>
-                            </w:r>
-                            <w:proofErr w:type="spellEnd"/>
-                            <w:r>
-                              <w:rPr>
-                                <w:rFonts w:ascii="Courier New" w:hAnsi="Courier New" w:cs="Courier New"/>
-                                <w:sz w:val="20"/>
-                                <w:szCs w:val="20"/>
-                                <w:lang w:val="en-US"/>
-                              </w:rPr>
-                              <w:t xml:space="preserve"> * </w:t>
-                            </w:r>
-                            <w:proofErr w:type="spellStart"/>
-                            <w:r>
-                              <w:rPr>
-                                <w:rFonts w:ascii="Courier New" w:hAnsi="Courier New" w:cs="Courier New"/>
-                                <w:sz w:val="20"/>
-                                <w:szCs w:val="20"/>
-                                <w:lang w:val="en-US"/>
-                              </w:rPr>
-                              <w:t>b.X</w:t>
-                            </w:r>
-                            <w:proofErr w:type="spellEnd"/>
-                            <w:r>
-                              <w:rPr>
-                                <w:rFonts w:ascii="Courier New" w:hAnsi="Courier New" w:cs="Courier New"/>
-                                <w:sz w:val="20"/>
-                                <w:szCs w:val="20"/>
-                                <w:lang w:val="en-US"/>
-                              </w:rPr>
-                              <w:t xml:space="preserve">, </w:t>
-                            </w:r>
-                            <w:proofErr w:type="spellStart"/>
-                            <w:r>
-                              <w:rPr>
-                                <w:rFonts w:ascii="Courier New" w:hAnsi="Courier New" w:cs="Courier New"/>
-                                <w:sz w:val="20"/>
-                                <w:szCs w:val="20"/>
-                                <w:lang w:val="en-US"/>
-                              </w:rPr>
-                              <w:t>a.Y</w:t>
-                            </w:r>
-                            <w:proofErr w:type="spellEnd"/>
-                            <w:r>
-                              <w:rPr>
-                                <w:rFonts w:ascii="Courier New" w:hAnsi="Courier New" w:cs="Courier New"/>
-                                <w:sz w:val="20"/>
-                                <w:szCs w:val="20"/>
-                                <w:lang w:val="en-US"/>
-                              </w:rPr>
-                              <w:t xml:space="preserve"> * </w:t>
-                            </w:r>
-                            <w:proofErr w:type="spellStart"/>
-                            <w:r>
-                              <w:rPr>
-                                <w:rFonts w:ascii="Courier New" w:hAnsi="Courier New" w:cs="Courier New"/>
-                                <w:sz w:val="20"/>
-                                <w:szCs w:val="20"/>
-                                <w:lang w:val="en-US"/>
-                              </w:rPr>
-                              <w:t>b.Y</w:t>
-                            </w:r>
-                            <w:proofErr w:type="spellEnd"/>
-                            <w:r>
-                              <w:rPr>
-                                <w:rFonts w:ascii="Courier New" w:hAnsi="Courier New" w:cs="Courier New"/>
-                                <w:sz w:val="20"/>
-                                <w:szCs w:val="20"/>
-                                <w:lang w:val="en-US"/>
-                              </w:rPr>
-                              <w:t xml:space="preserve">, </w:t>
-                            </w:r>
-                            <w:proofErr w:type="spellStart"/>
-                            <w:r>
-                              <w:rPr>
-                                <w:rFonts w:ascii="Courier New" w:hAnsi="Courier New" w:cs="Courier New"/>
-                                <w:sz w:val="20"/>
-                                <w:szCs w:val="20"/>
-                                <w:lang w:val="en-US"/>
-                              </w:rPr>
-                              <w:t>a.Z</w:t>
-                            </w:r>
-                            <w:proofErr w:type="spellEnd"/>
-                            <w:r>
-                              <w:rPr>
-                                <w:rFonts w:ascii="Courier New" w:hAnsi="Courier New" w:cs="Courier New"/>
-                                <w:sz w:val="20"/>
-                                <w:szCs w:val="20"/>
-                                <w:lang w:val="en-US"/>
-                              </w:rPr>
-                              <w:t xml:space="preserve"> * </w:t>
-                            </w:r>
-                            <w:proofErr w:type="spellStart"/>
-                            <w:r>
-                              <w:rPr>
-                                <w:rFonts w:ascii="Courier New" w:hAnsi="Courier New" w:cs="Courier New"/>
-                                <w:sz w:val="20"/>
-                                <w:szCs w:val="20"/>
-                                <w:lang w:val="en-US"/>
-                              </w:rPr>
-                              <w:t>b.Z</w:t>
-                            </w:r>
-                            <w:proofErr w:type="spellEnd"/>
-                            <w:r>
-                              <w:rPr>
-                                <w:rFonts w:ascii="Courier New" w:hAnsi="Courier New" w:cs="Courier New"/>
-                                <w:sz w:val="20"/>
-                                <w:szCs w:val="20"/>
-                                <w:lang w:val="en-US"/>
-                              </w:rPr>
-                              <w:t>);</w:t>
+                              <w:t xml:space="preserve">    public static Vec3 operator *(Vec3 a, Vec3 b) =&gt; new(a.X * b.X, a.Y * b.Y, a.Z * b.Z);</w:t>
                             </w:r>
                           </w:p>
                           <w:p>
@@ -9424,87 +9057,7 @@
                                 <w:szCs w:val="20"/>
                                 <w:lang w:val="en-US"/>
                               </w:rPr>
-                              <w:t xml:space="preserve">    public double </w:t>
-                            </w:r>
-                            <w:proofErr w:type="gramStart"/>
-                            <w:r>
-                              <w:rPr>
-                                <w:rFonts w:ascii="Courier New" w:hAnsi="Courier New" w:cs="Courier New"/>
-                                <w:sz w:val="20"/>
-                                <w:szCs w:val="20"/>
-                                <w:lang w:val="en-US"/>
-                              </w:rPr>
-                              <w:t>Dot(</w:t>
-                            </w:r>
-                            <w:proofErr w:type="gramEnd"/>
-                            <w:r>
-                              <w:rPr>
-                                <w:rFonts w:ascii="Courier New" w:hAnsi="Courier New" w:cs="Courier New"/>
-                                <w:sz w:val="20"/>
-                                <w:szCs w:val="20"/>
-                                <w:lang w:val="en-US"/>
-                              </w:rPr>
-                              <w:t xml:space="preserve">Vec3 b) =&gt; X * </w:t>
-                            </w:r>
-                            <w:proofErr w:type="spellStart"/>
-                            <w:r>
-                              <w:rPr>
-                                <w:rFonts w:ascii="Courier New" w:hAnsi="Courier New" w:cs="Courier New"/>
-                                <w:sz w:val="20"/>
-                                <w:szCs w:val="20"/>
-                                <w:lang w:val="en-US"/>
-                              </w:rPr>
-                              <w:t>b.X</w:t>
-                            </w:r>
-                            <w:proofErr w:type="spellEnd"/>
-                            <w:r>
-                              <w:rPr>
-                                <w:rFonts w:ascii="Courier New" w:hAnsi="Courier New" w:cs="Courier New"/>
-                                <w:sz w:val="20"/>
-                                <w:szCs w:val="20"/>
-                                <w:lang w:val="en-US"/>
-                              </w:rPr>
-                              <w:t xml:space="preserve"> + Y * </w:t>
-                            </w:r>
-                            <w:proofErr w:type="spellStart"/>
-                            <w:r>
-                              <w:rPr>
-                                <w:rFonts w:ascii="Courier New" w:hAnsi="Courier New" w:cs="Courier New"/>
-                                <w:sz w:val="20"/>
-                                <w:szCs w:val="20"/>
-                                <w:lang w:val="en-US"/>
-                              </w:rPr>
-                              <w:t>b.Y</w:t>
-                            </w:r>
-                            <w:proofErr w:type="spellEnd"/>
-                            <w:r>
-                              <w:rPr>
-                                <w:rFonts w:ascii="Courier New" w:hAnsi="Courier New" w:cs="Courier New"/>
-                                <w:sz w:val="20"/>
-                                <w:szCs w:val="20"/>
-                                <w:lang w:val="en-US"/>
-                              </w:rPr>
-                              <w:t xml:space="preserve"> + Z * </w:t>
-                            </w:r>
-                            <w:proofErr w:type="spellStart"/>
-                            <w:r>
-                              <w:rPr>
-                                <w:rFonts w:ascii="Courier New" w:hAnsi="Courier New" w:cs="Courier New"/>
-                                <w:sz w:val="20"/>
-                                <w:szCs w:val="20"/>
-                                <w:lang w:val="en-US"/>
-                              </w:rPr>
-                              <w:t>b.Z</w:t>
-                            </w:r>
-                            <w:proofErr w:type="spellEnd"/>
-                            <w:r>
-                              <w:rPr>
-                                <w:rFonts w:ascii="Courier New" w:hAnsi="Courier New" w:cs="Courier New"/>
-                                <w:sz w:val="20"/>
-                                <w:szCs w:val="20"/>
-                                <w:lang w:val="en-US"/>
-                              </w:rPr>
-                              <w:t>;</w:t>
+                              <w:t xml:space="preserve">    public double Dot(Vec3 b) =&gt; X * b.X + Y * b.Y + Z * b.Z;</w:t>
                             </w:r>
                           </w:p>
                           <w:p>
@@ -9535,27 +9088,7 @@
                                 <w:szCs w:val="20"/>
                                 <w:lang w:val="en-US"/>
                               </w:rPr>
-                              <w:t xml:space="preserve">    public Vec3 </w:t>
-                            </w:r>
-                            <w:proofErr w:type="gramStart"/>
-                            <w:r>
-                              <w:rPr>
-                                <w:rFonts w:ascii="Courier New" w:hAnsi="Courier New" w:cs="Courier New"/>
-                                <w:sz w:val="20"/>
-                                <w:szCs w:val="20"/>
-                                <w:lang w:val="en-US"/>
-                              </w:rPr>
-                              <w:t>Cross(</w:t>
-                            </w:r>
-                            <w:proofErr w:type="gramEnd"/>
-                            <w:r>
-                              <w:rPr>
-                                <w:rFonts w:ascii="Courier New" w:hAnsi="Courier New" w:cs="Courier New"/>
-                                <w:sz w:val="20"/>
-                                <w:szCs w:val="20"/>
-                                <w:lang w:val="en-US"/>
-                              </w:rPr>
-                              <w:t>Vec3 b) =&gt; new(</w:t>
+                              <w:t xml:space="preserve">    public Vec3 Cross(Vec3 b) =&gt; new(</w:t>
                             </w:r>
                           </w:p>
                           <w:p>
@@ -9575,47 +9108,7 @@
                                 <w:szCs w:val="20"/>
                                 <w:lang w:val="en-US"/>
                               </w:rPr>
-                              <w:t xml:space="preserve">        Y * </w:t>
-                            </w:r>
-                            <w:proofErr w:type="spellStart"/>
-                            <w:r>
-                              <w:rPr>
-                                <w:rFonts w:ascii="Courier New" w:hAnsi="Courier New" w:cs="Courier New"/>
-                                <w:sz w:val="20"/>
-                                <w:szCs w:val="20"/>
-                                <w:lang w:val="en-US"/>
-                              </w:rPr>
-                              <w:t>b.Z</w:t>
-                            </w:r>
-                            <w:proofErr w:type="spellEnd"/>
-                            <w:r>
-                              <w:rPr>
-                                <w:rFonts w:ascii="Courier New" w:hAnsi="Courier New" w:cs="Courier New"/>
-                                <w:sz w:val="20"/>
-                                <w:szCs w:val="20"/>
-                                <w:lang w:val="en-US"/>
-                              </w:rPr>
-                              <w:t xml:space="preserve"> - Z * </w:t>
-                            </w:r>
-                            <w:proofErr w:type="spellStart"/>
-                            <w:r>
-                              <w:rPr>
-                                <w:rFonts w:ascii="Courier New" w:hAnsi="Courier New" w:cs="Courier New"/>
-                                <w:sz w:val="20"/>
-                                <w:szCs w:val="20"/>
-                                <w:lang w:val="en-US"/>
-                              </w:rPr>
-                              <w:t>b.Y</w:t>
-                            </w:r>
-                            <w:proofErr w:type="spellEnd"/>
-                            <w:r>
-                              <w:rPr>
-                                <w:rFonts w:ascii="Courier New" w:hAnsi="Courier New" w:cs="Courier New"/>
-                                <w:sz w:val="20"/>
-                                <w:szCs w:val="20"/>
-                                <w:lang w:val="en-US"/>
-                              </w:rPr>
-                              <w:t>,</w:t>
+                              <w:t xml:space="preserve">        Y * b.Z - Z * b.Y,</w:t>
                             </w:r>
                           </w:p>
                           <w:p>
@@ -9635,47 +9128,7 @@
                                 <w:szCs w:val="20"/>
                                 <w:lang w:val="en-US"/>
                               </w:rPr>
-                              <w:t xml:space="preserve">        Z * </w:t>
-                            </w:r>
-                            <w:proofErr w:type="spellStart"/>
-                            <w:r>
-                              <w:rPr>
-                                <w:rFonts w:ascii="Courier New" w:hAnsi="Courier New" w:cs="Courier New"/>
-                                <w:sz w:val="20"/>
-                                <w:szCs w:val="20"/>
-                                <w:lang w:val="en-US"/>
-                              </w:rPr>
-                              <w:t>b.X</w:t>
-                            </w:r>
-                            <w:proofErr w:type="spellEnd"/>
-                            <w:r>
-                              <w:rPr>
-                                <w:rFonts w:ascii="Courier New" w:hAnsi="Courier New" w:cs="Courier New"/>
-                                <w:sz w:val="20"/>
-                                <w:szCs w:val="20"/>
-                                <w:lang w:val="en-US"/>
-                              </w:rPr>
-                              <w:t xml:space="preserve"> - X * </w:t>
-                            </w:r>
-                            <w:proofErr w:type="spellStart"/>
-                            <w:r>
-                              <w:rPr>
-                                <w:rFonts w:ascii="Courier New" w:hAnsi="Courier New" w:cs="Courier New"/>
-                                <w:sz w:val="20"/>
-                                <w:szCs w:val="20"/>
-                                <w:lang w:val="en-US"/>
-                              </w:rPr>
-                              <w:t>b.Z</w:t>
-                            </w:r>
-                            <w:proofErr w:type="spellEnd"/>
-                            <w:r>
-                              <w:rPr>
-                                <w:rFonts w:ascii="Courier New" w:hAnsi="Courier New" w:cs="Courier New"/>
-                                <w:sz w:val="20"/>
-                                <w:szCs w:val="20"/>
-                                <w:lang w:val="en-US"/>
-                              </w:rPr>
-                              <w:t>,</w:t>
+                              <w:t xml:space="preserve">        Z * b.X - X * b.Z,</w:t>
                             </w:r>
                           </w:p>
                           <w:p>
@@ -9695,47 +9148,7 @@
                                 <w:szCs w:val="20"/>
                                 <w:lang w:val="en-US"/>
                               </w:rPr>
-                              <w:t xml:space="preserve">        X * </w:t>
-                            </w:r>
-                            <w:proofErr w:type="spellStart"/>
-                            <w:r>
-                              <w:rPr>
-                                <w:rFonts w:ascii="Courier New" w:hAnsi="Courier New" w:cs="Courier New"/>
-                                <w:sz w:val="20"/>
-                                <w:szCs w:val="20"/>
-                                <w:lang w:val="en-US"/>
-                              </w:rPr>
-                              <w:t>b.Y</w:t>
-                            </w:r>
-                            <w:proofErr w:type="spellEnd"/>
-                            <w:r>
-                              <w:rPr>
-                                <w:rFonts w:ascii="Courier New" w:hAnsi="Courier New" w:cs="Courier New"/>
-                                <w:sz w:val="20"/>
-                                <w:szCs w:val="20"/>
-                                <w:lang w:val="en-US"/>
-                              </w:rPr>
-                              <w:t xml:space="preserve"> - Y * </w:t>
-                            </w:r>
-                            <w:proofErr w:type="spellStart"/>
-                            <w:r>
-                              <w:rPr>
-                                <w:rFonts w:ascii="Courier New" w:hAnsi="Courier New" w:cs="Courier New"/>
-                                <w:sz w:val="20"/>
-                                <w:szCs w:val="20"/>
-                                <w:lang w:val="en-US"/>
-                              </w:rPr>
-                              <w:t>b.X</w:t>
-                            </w:r>
-                            <w:proofErr w:type="spellEnd"/>
-                            <w:r>
-                              <w:rPr>
-                                <w:rFonts w:ascii="Courier New" w:hAnsi="Courier New" w:cs="Courier New"/>
-                                <w:sz w:val="20"/>
-                                <w:szCs w:val="20"/>
-                                <w:lang w:val="en-US"/>
-                              </w:rPr>
-                              <w:t>);</w:t>
+                              <w:t xml:space="preserve">        X * b.Y - Y * b.X);</w:t>
                             </w:r>
                           </w:p>
                           <w:p>
@@ -9766,47 +9179,7 @@
                                 <w:szCs w:val="20"/>
                                 <w:lang w:val="en-US"/>
                               </w:rPr>
-                              <w:t xml:space="preserve">    public double Length =&gt; </w:t>
-                            </w:r>
-                            <w:proofErr w:type="spellStart"/>
-                            <w:r>
-                              <w:rPr>
-                                <w:rFonts w:ascii="Courier New" w:hAnsi="Courier New" w:cs="Courier New"/>
-                                <w:sz w:val="20"/>
-                                <w:szCs w:val="20"/>
-                                <w:lang w:val="en-US"/>
-                              </w:rPr>
-                              <w:t>Math.Sqrt</w:t>
-                            </w:r>
-                            <w:proofErr w:type="spellEnd"/>
-                            <w:r>
-                              <w:rPr>
-                                <w:rFonts w:ascii="Courier New" w:hAnsi="Courier New" w:cs="Courier New"/>
-                                <w:sz w:val="20"/>
-                                <w:szCs w:val="20"/>
-                                <w:lang w:val="en-US"/>
-                              </w:rPr>
-                              <w:t>(</w:t>
-                            </w:r>
-                            <w:proofErr w:type="spellStart"/>
-                            <w:r>
-                              <w:rPr>
-                                <w:rFonts w:ascii="Courier New" w:hAnsi="Courier New" w:cs="Courier New"/>
-                                <w:sz w:val="20"/>
-                                <w:szCs w:val="20"/>
-                                <w:lang w:val="en-US"/>
-                              </w:rPr>
-                              <w:t>LengthSq</w:t>
-                            </w:r>
-                            <w:proofErr w:type="spellEnd"/>
-                            <w:r>
-                              <w:rPr>
-                                <w:rFonts w:ascii="Courier New" w:hAnsi="Courier New" w:cs="Courier New"/>
-                                <w:sz w:val="20"/>
-                                <w:szCs w:val="20"/>
-                                <w:lang w:val="en-US"/>
-                              </w:rPr>
-                              <w:t>);</w:t>
+                              <w:t xml:space="preserve">    public double Length =&gt; Math.Sqrt(LengthSq);</w:t>
                             </w:r>
                           </w:p>
                           <w:p>
@@ -9826,27 +9199,7 @@
                                 <w:szCs w:val="20"/>
                                 <w:lang w:val="en-US"/>
                               </w:rPr>
-                              <w:t xml:space="preserve">    public Vec3 </w:t>
-                            </w:r>
-                            <w:proofErr w:type="gramStart"/>
-                            <w:r>
-                              <w:rPr>
-                                <w:rFonts w:ascii="Courier New" w:hAnsi="Courier New" w:cs="Courier New"/>
-                                <w:sz w:val="20"/>
-                                <w:szCs w:val="20"/>
-                                <w:lang w:val="en-US"/>
-                              </w:rPr>
-                              <w:t>Normalize(</w:t>
-                            </w:r>
-                            <w:proofErr w:type="gramEnd"/>
-                            <w:r>
-                              <w:rPr>
-                                <w:rFonts w:ascii="Courier New" w:hAnsi="Courier New" w:cs="Courier New"/>
-                                <w:sz w:val="20"/>
-                                <w:szCs w:val="20"/>
-                                <w:lang w:val="en-US"/>
-                              </w:rPr>
-                              <w:t>) =&gt; this / Length;</w:t>
+                              <w:t xml:space="preserve">    public Vec3 Normalize() =&gt; this / Length;</w:t>
                             </w:r>
                           </w:p>
                           <w:p>
@@ -9877,27 +9230,7 @@
                                 <w:szCs w:val="20"/>
                                 <w:lang w:val="en-US"/>
                               </w:rPr>
-                              <w:t xml:space="preserve">    public static Vec3 Zero =&gt; </w:t>
-                            </w:r>
-                            <w:proofErr w:type="gramStart"/>
-                            <w:r>
-                              <w:rPr>
-                                <w:rFonts w:ascii="Courier New" w:hAnsi="Courier New" w:cs="Courier New"/>
-                                <w:sz w:val="20"/>
-                                <w:szCs w:val="20"/>
-                                <w:lang w:val="en-US"/>
-                              </w:rPr>
-                              <w:t>new(</w:t>
-                            </w:r>
-                            <w:proofErr w:type="gramEnd"/>
-                            <w:r>
-                              <w:rPr>
-                                <w:rFonts w:ascii="Courier New" w:hAnsi="Courier New" w:cs="Courier New"/>
-                                <w:sz w:val="20"/>
-                                <w:szCs w:val="20"/>
-                                <w:lang w:val="en-US"/>
-                              </w:rPr>
-                              <w:t>0, 0, 0);</w:t>
+                              <w:t xml:space="preserve">    public static Vec3 Zero =&gt; new(0, 0, 0);</w:t>
                             </w:r>
                           </w:p>
                           <w:p>
@@ -11239,7 +10572,6 @@
           <w:rFonts w:ascii="Arial" w:hAnsi="Arial" w:cs="Arial"/>
           <w:b/>
           <w:bCs/>
-          <w:lang w:val="en-US"/>
         </w:rPr>
       </w:pPr>
     </w:p>
@@ -11475,6 +10807,7 @@
       <w:pPr>
         <w:rPr>
           <w:rFonts w:ascii="Arial" w:hAnsi="Arial" w:cs="Arial"/>
+          <w:lang w:val="en-US"/>
         </w:rPr>
       </w:pPr>
     </w:p>
@@ -12732,8 +12065,6 @@
                               </w:rPr>
                               <w:t xml:space="preserve">public Ray </w:t>
                             </w:r>
-                            <w:proofErr w:type="spellStart"/>
-                            <w:proofErr w:type="gramStart"/>
                             <w:r>
                               <w:rPr>
                                 <w:rFonts w:ascii="Courier New" w:hAnsi="Courier New" w:cs="Courier New"/>
@@ -12741,87 +12072,7 @@
                                 <w:szCs w:val="20"/>
                                 <w:lang w:val="en-US"/>
                               </w:rPr>
-                              <w:t>GetRay</w:t>
-                            </w:r>
-                            <w:proofErr w:type="spellEnd"/>
-                            <w:r>
-                              <w:rPr>
-                                <w:rFonts w:ascii="Courier New" w:hAnsi="Courier New" w:cs="Courier New"/>
-                                <w:sz w:val="20"/>
-                                <w:szCs w:val="20"/>
-                                <w:lang w:val="en-US"/>
-                              </w:rPr>
-                              <w:t>(</w:t>
-                            </w:r>
-                            <w:proofErr w:type="gramEnd"/>
-                            <w:r>
-                              <w:rPr>
-                                <w:rFonts w:ascii="Courier New" w:hAnsi="Courier New" w:cs="Courier New"/>
-                                <w:sz w:val="20"/>
-                                <w:szCs w:val="20"/>
-                                <w:lang w:val="en-US"/>
-                              </w:rPr>
-                              <w:t xml:space="preserve">int </w:t>
-                            </w:r>
-                            <w:proofErr w:type="spellStart"/>
-                            <w:r>
-                              <w:rPr>
-                                <w:rFonts w:ascii="Courier New" w:hAnsi="Courier New" w:cs="Courier New"/>
-                                <w:sz w:val="20"/>
-                                <w:szCs w:val="20"/>
-                                <w:lang w:val="en-US"/>
-                              </w:rPr>
-                              <w:t>i</w:t>
-                            </w:r>
-                            <w:proofErr w:type="spellEnd"/>
-                            <w:r>
-                              <w:rPr>
-                                <w:rFonts w:ascii="Courier New" w:hAnsi="Courier New" w:cs="Courier New"/>
-                                <w:sz w:val="20"/>
-                                <w:szCs w:val="20"/>
-                                <w:lang w:val="en-US"/>
-                              </w:rPr>
-                              <w:t xml:space="preserve">, int j, double </w:t>
-                            </w:r>
-                            <w:proofErr w:type="spellStart"/>
-                            <w:r>
-                              <w:rPr>
-                                <w:rFonts w:ascii="Courier New" w:hAnsi="Courier New" w:cs="Courier New"/>
-                                <w:sz w:val="20"/>
-                                <w:szCs w:val="20"/>
-                                <w:lang w:val="en-US"/>
-                              </w:rPr>
-                              <w:t>jx</w:t>
-                            </w:r>
-                            <w:proofErr w:type="spellEnd"/>
-                            <w:r>
-                              <w:rPr>
-                                <w:rFonts w:ascii="Courier New" w:hAnsi="Courier New" w:cs="Courier New"/>
-                                <w:sz w:val="20"/>
-                                <w:szCs w:val="20"/>
-                                <w:lang w:val="en-US"/>
-                              </w:rPr>
-                              <w:t xml:space="preserve"> = 0.5, double </w:t>
-                            </w:r>
-                            <w:proofErr w:type="spellStart"/>
-                            <w:r>
-                              <w:rPr>
-                                <w:rFonts w:ascii="Courier New" w:hAnsi="Courier New" w:cs="Courier New"/>
-                                <w:sz w:val="20"/>
-                                <w:szCs w:val="20"/>
-                                <w:lang w:val="en-US"/>
-                              </w:rPr>
-                              <w:t>jy</w:t>
-                            </w:r>
-                            <w:proofErr w:type="spellEnd"/>
-                            <w:r>
-                              <w:rPr>
-                                <w:rFonts w:ascii="Courier New" w:hAnsi="Courier New" w:cs="Courier New"/>
-                                <w:sz w:val="20"/>
-                                <w:szCs w:val="20"/>
-                                <w:lang w:val="en-US"/>
-                              </w:rPr>
-                              <w:t xml:space="preserve"> = 0.5)</w:t>
+                              <w:t>GetRay(int i, int j, double jx = 0.5, double jy = 0.5)</w:t>
                             </w:r>
                           </w:p>
                           <w:p>
@@ -12861,87 +12112,7 @@
                                 <w:szCs w:val="20"/>
                                 <w:lang w:val="en-US"/>
                               </w:rPr>
-                              <w:t xml:space="preserve">    double </w:t>
-                            </w:r>
-                            <w:proofErr w:type="spellStart"/>
-                            <w:r>
-                              <w:rPr>
-                                <w:rFonts w:ascii="Courier New" w:hAnsi="Courier New" w:cs="Courier New"/>
-                                <w:sz w:val="20"/>
-                                <w:szCs w:val="20"/>
-                                <w:lang w:val="en-US"/>
-                              </w:rPr>
-                              <w:t>sx</w:t>
-                            </w:r>
-                            <w:proofErr w:type="spellEnd"/>
-                            <w:r>
-                              <w:rPr>
-                                <w:rFonts w:ascii="Courier New" w:hAnsi="Courier New" w:cs="Courier New"/>
-                                <w:sz w:val="20"/>
-                                <w:szCs w:val="20"/>
-                                <w:lang w:val="en-US"/>
-                              </w:rPr>
-                              <w:t xml:space="preserve"> = (2.0 * (</w:t>
-                            </w:r>
-                            <w:proofErr w:type="spellStart"/>
-                            <w:r>
-                              <w:rPr>
-                                <w:rFonts w:ascii="Courier New" w:hAnsi="Courier New" w:cs="Courier New"/>
-                                <w:sz w:val="20"/>
-                                <w:szCs w:val="20"/>
-                                <w:lang w:val="en-US"/>
-                              </w:rPr>
-                              <w:t>i</w:t>
-                            </w:r>
-                            <w:proofErr w:type="spellEnd"/>
-                            <w:r>
-                              <w:rPr>
-                                <w:rFonts w:ascii="Courier New" w:hAnsi="Courier New" w:cs="Courier New"/>
-                                <w:sz w:val="20"/>
-                                <w:szCs w:val="20"/>
-                                <w:lang w:val="en-US"/>
-                              </w:rPr>
-                              <w:t xml:space="preserve"> + </w:t>
-                            </w:r>
-                            <w:proofErr w:type="spellStart"/>
-                            <w:r>
-                              <w:rPr>
-                                <w:rFonts w:ascii="Courier New" w:hAnsi="Courier New" w:cs="Courier New"/>
-                                <w:sz w:val="20"/>
-                                <w:szCs w:val="20"/>
-                                <w:lang w:val="en-US"/>
-                              </w:rPr>
-                              <w:t>jx</w:t>
-                            </w:r>
-                            <w:proofErr w:type="spellEnd"/>
-                            <w:r>
-                              <w:rPr>
-                                <w:rFonts w:ascii="Courier New" w:hAnsi="Courier New" w:cs="Courier New"/>
-                                <w:sz w:val="20"/>
-                                <w:szCs w:val="20"/>
-                                <w:lang w:val="en-US"/>
-                              </w:rPr>
-                              <w:t>) / Width - 1.0) * _</w:t>
-                            </w:r>
-                            <w:proofErr w:type="spellStart"/>
-                            <w:r>
-                              <w:rPr>
-                                <w:rFonts w:ascii="Courier New" w:hAnsi="Courier New" w:cs="Courier New"/>
-                                <w:sz w:val="20"/>
-                                <w:szCs w:val="20"/>
-                                <w:lang w:val="en-US"/>
-                              </w:rPr>
-                              <w:t>halfW</w:t>
-                            </w:r>
-                            <w:proofErr w:type="spellEnd"/>
-                            <w:r>
-                              <w:rPr>
-                                <w:rFonts w:ascii="Courier New" w:hAnsi="Courier New" w:cs="Courier New"/>
-                                <w:sz w:val="20"/>
-                                <w:szCs w:val="20"/>
-                                <w:lang w:val="en-US"/>
-                              </w:rPr>
-                              <w:t>;</w:t>
+                              <w:t xml:space="preserve">    double sx = (2.0 * (i + jx) / Width - 1.0) * _halfW;</w:t>
                             </w:r>
                           </w:p>
                           <w:p>
@@ -12961,67 +12132,7 @@
                                 <w:szCs w:val="20"/>
                                 <w:lang w:val="en-US"/>
                               </w:rPr>
-                              <w:t xml:space="preserve">    double </w:t>
-                            </w:r>
-                            <w:proofErr w:type="spellStart"/>
-                            <w:r>
-                              <w:rPr>
-                                <w:rFonts w:ascii="Courier New" w:hAnsi="Courier New" w:cs="Courier New"/>
-                                <w:sz w:val="20"/>
-                                <w:szCs w:val="20"/>
-                                <w:lang w:val="en-US"/>
-                              </w:rPr>
-                              <w:t>sy</w:t>
-                            </w:r>
-                            <w:proofErr w:type="spellEnd"/>
-                            <w:r>
-                              <w:rPr>
-                                <w:rFonts w:ascii="Courier New" w:hAnsi="Courier New" w:cs="Courier New"/>
-                                <w:sz w:val="20"/>
-                                <w:szCs w:val="20"/>
-                                <w:lang w:val="en-US"/>
-                              </w:rPr>
-                              <w:t xml:space="preserve"> = (1.0 - 2.0 * (j + </w:t>
-                            </w:r>
-                            <w:proofErr w:type="spellStart"/>
-                            <w:r>
-                              <w:rPr>
-                                <w:rFonts w:ascii="Courier New" w:hAnsi="Courier New" w:cs="Courier New"/>
-                                <w:sz w:val="20"/>
-                                <w:szCs w:val="20"/>
-                                <w:lang w:val="en-US"/>
-                              </w:rPr>
-                              <w:t>jy</w:t>
-                            </w:r>
-                            <w:proofErr w:type="spellEnd"/>
-                            <w:r>
-                              <w:rPr>
-                                <w:rFonts w:ascii="Courier New" w:hAnsi="Courier New" w:cs="Courier New"/>
-                                <w:sz w:val="20"/>
-                                <w:szCs w:val="20"/>
-                                <w:lang w:val="en-US"/>
-                              </w:rPr>
-                              <w:t>) / Height) * _</w:t>
-                            </w:r>
-                            <w:proofErr w:type="spellStart"/>
-                            <w:r>
-                              <w:rPr>
-                                <w:rFonts w:ascii="Courier New" w:hAnsi="Courier New" w:cs="Courier New"/>
-                                <w:sz w:val="20"/>
-                                <w:szCs w:val="20"/>
-                                <w:lang w:val="en-US"/>
-                              </w:rPr>
-                              <w:t>halfH</w:t>
-                            </w:r>
-                            <w:proofErr w:type="spellEnd"/>
-                            <w:r>
-                              <w:rPr>
-                                <w:rFonts w:ascii="Courier New" w:hAnsi="Courier New" w:cs="Courier New"/>
-                                <w:sz w:val="20"/>
-                                <w:szCs w:val="20"/>
-                                <w:lang w:val="en-US"/>
-                              </w:rPr>
-                              <w:t>;</w:t>
+                              <w:t xml:space="preserve">    double sy = (1.0 - 2.0 * (j + jy) / Height) * _halfH;</w:t>
                             </w:r>
                           </w:p>
                           <w:p>
@@ -13052,87 +12163,7 @@
                                 <w:szCs w:val="20"/>
                                 <w:lang w:val="en-US"/>
                               </w:rPr>
-                              <w:t xml:space="preserve">    Vec3 </w:t>
-                            </w:r>
-                            <w:proofErr w:type="spellStart"/>
-                            <w:r>
-                              <w:rPr>
-                                <w:rFonts w:ascii="Courier New" w:hAnsi="Courier New" w:cs="Courier New"/>
-                                <w:sz w:val="20"/>
-                                <w:szCs w:val="20"/>
-                                <w:lang w:val="en-US"/>
-                              </w:rPr>
-                              <w:t>dir</w:t>
-                            </w:r>
-                            <w:proofErr w:type="spellEnd"/>
-                            <w:r>
-                              <w:rPr>
-                                <w:rFonts w:ascii="Courier New" w:hAnsi="Courier New" w:cs="Courier New"/>
-                                <w:sz w:val="20"/>
-                                <w:szCs w:val="20"/>
-                                <w:lang w:val="en-US"/>
-                              </w:rPr>
-                              <w:t xml:space="preserve"> = (</w:t>
-                            </w:r>
-                            <w:proofErr w:type="spellStart"/>
-                            <w:r>
-                              <w:rPr>
-                                <w:rFonts w:ascii="Courier New" w:hAnsi="Courier New" w:cs="Courier New"/>
-                                <w:sz w:val="20"/>
-                                <w:szCs w:val="20"/>
-                                <w:lang w:val="en-US"/>
-                              </w:rPr>
-                              <w:t>sx</w:t>
-                            </w:r>
-                            <w:proofErr w:type="spellEnd"/>
-                            <w:r>
-                              <w:rPr>
-                                <w:rFonts w:ascii="Courier New" w:hAnsi="Courier New" w:cs="Courier New"/>
-                                <w:sz w:val="20"/>
-                                <w:szCs w:val="20"/>
-                                <w:lang w:val="en-US"/>
-                              </w:rPr>
-                              <w:t xml:space="preserve"> * _right + </w:t>
-                            </w:r>
-                            <w:proofErr w:type="spellStart"/>
-                            <w:r>
-                              <w:rPr>
-                                <w:rFonts w:ascii="Courier New" w:hAnsi="Courier New" w:cs="Courier New"/>
-                                <w:sz w:val="20"/>
-                                <w:szCs w:val="20"/>
-                                <w:lang w:val="en-US"/>
-                              </w:rPr>
-                              <w:t>sy</w:t>
-                            </w:r>
-                            <w:proofErr w:type="spellEnd"/>
-                            <w:r>
-                              <w:rPr>
-                                <w:rFonts w:ascii="Courier New" w:hAnsi="Courier New" w:cs="Courier New"/>
-                                <w:sz w:val="20"/>
-                                <w:szCs w:val="20"/>
-                                <w:lang w:val="en-US"/>
-                              </w:rPr>
-                              <w:t xml:space="preserve"> * _up - _d * _forward</w:t>
-                            </w:r>
-                            <w:proofErr w:type="gramStart"/>
-                            <w:r>
-                              <w:rPr>
-                                <w:rFonts w:ascii="Courier New" w:hAnsi="Courier New" w:cs="Courier New"/>
-                                <w:sz w:val="20"/>
-                                <w:szCs w:val="20"/>
-                                <w:lang w:val="en-US"/>
-                              </w:rPr>
-                              <w:t>).Normalize</w:t>
-                            </w:r>
-                            <w:proofErr w:type="gramEnd"/>
-                            <w:r>
-                              <w:rPr>
-                                <w:rFonts w:ascii="Courier New" w:hAnsi="Courier New" w:cs="Courier New"/>
-                                <w:sz w:val="20"/>
-                                <w:szCs w:val="20"/>
-                                <w:lang w:val="en-US"/>
-                              </w:rPr>
-                              <w:t>();</w:t>
+                              <w:t xml:space="preserve">    Vec3 dir = (sx * _right + sy * _up - _d * _forward).Normalize();</w:t>
                             </w:r>
                           </w:p>
                           <w:p>
@@ -13152,47 +12183,7 @@
                                 <w:szCs w:val="20"/>
                                 <w:lang w:val="en-US"/>
                               </w:rPr>
-                              <w:t xml:space="preserve">    return new </w:t>
-                            </w:r>
-                            <w:proofErr w:type="gramStart"/>
-                            <w:r>
-                              <w:rPr>
-                                <w:rFonts w:ascii="Courier New" w:hAnsi="Courier New" w:cs="Courier New"/>
-                                <w:sz w:val="20"/>
-                                <w:szCs w:val="20"/>
-                                <w:lang w:val="en-US"/>
-                              </w:rPr>
-                              <w:t>Ray(</w:t>
-                            </w:r>
-                            <w:proofErr w:type="gramEnd"/>
-                            <w:r>
-                              <w:rPr>
-                                <w:rFonts w:ascii="Courier New" w:hAnsi="Courier New" w:cs="Courier New"/>
-                                <w:sz w:val="20"/>
-                                <w:szCs w:val="20"/>
-                                <w:lang w:val="en-US"/>
-                              </w:rPr>
-                              <w:t xml:space="preserve">Eye, </w:t>
-                            </w:r>
-                            <w:proofErr w:type="spellStart"/>
-                            <w:r>
-                              <w:rPr>
-                                <w:rFonts w:ascii="Courier New" w:hAnsi="Courier New" w:cs="Courier New"/>
-                                <w:sz w:val="20"/>
-                                <w:szCs w:val="20"/>
-                                <w:lang w:val="en-US"/>
-                              </w:rPr>
-                              <w:t>dir</w:t>
-                            </w:r>
-                            <w:proofErr w:type="spellEnd"/>
-                            <w:r>
-                              <w:rPr>
-                                <w:rFonts w:ascii="Courier New" w:hAnsi="Courier New" w:cs="Courier New"/>
-                                <w:sz w:val="20"/>
-                                <w:szCs w:val="20"/>
-                                <w:lang w:val="en-US"/>
-                              </w:rPr>
-                              <w:t>);</w:t>
+                              <w:t xml:space="preserve">    return new Ray(Eye, dir);</w:t>
                             </w:r>
                           </w:p>
                           <w:p>
@@ -15823,7 +14814,6 @@
                               </w:rPr>
                               <w:t xml:space="preserve">public override Hit? </w:t>
                             </w:r>
-                            <w:proofErr w:type="gramStart"/>
                             <w:r>
                               <w:rPr>
                                 <w:rFonts w:ascii="Courier New" w:hAnsi="Courier New" w:cs="Courier New"/>
@@ -15831,9 +14821,8 @@
                                 <w:szCs w:val="20"/>
                                 <w:lang w:val="en-US"/>
                               </w:rPr>
-                              <w:t>Intersect(</w:t>
+                              <w:t xml:space="preserve">Intersect(Ray </w:t>
                             </w:r>
-                            <w:proofErr w:type="gramEnd"/>
                             <w:r>
                               <w:rPr>
                                 <w:rFonts w:ascii="Courier New" w:hAnsi="Courier New" w:cs="Courier New"/>
@@ -15841,67 +14830,7 @@
                                 <w:szCs w:val="20"/>
                                 <w:lang w:val="en-US"/>
                               </w:rPr>
-                              <w:t xml:space="preserve">Ray </w:t>
-                            </w:r>
-                            <w:proofErr w:type="spellStart"/>
-                            <w:r>
-                              <w:rPr>
-                                <w:rFonts w:ascii="Courier New" w:hAnsi="Courier New" w:cs="Courier New"/>
-                                <w:sz w:val="20"/>
-                                <w:szCs w:val="20"/>
-                                <w:lang w:val="en-US"/>
-                              </w:rPr>
-                              <w:t>ray</w:t>
-                            </w:r>
-                            <w:proofErr w:type="spellEnd"/>
-                            <w:r>
-                              <w:rPr>
-                                <w:rFonts w:ascii="Courier New" w:hAnsi="Courier New" w:cs="Courier New"/>
-                                <w:sz w:val="20"/>
-                                <w:szCs w:val="20"/>
-                                <w:lang w:val="en-US"/>
-                              </w:rPr>
-                              <w:t xml:space="preserve">, double </w:t>
-                            </w:r>
-                            <w:proofErr w:type="spellStart"/>
-                            <w:r>
-                              <w:rPr>
-                                <w:rFonts w:ascii="Courier New" w:hAnsi="Courier New" w:cs="Courier New"/>
-                                <w:sz w:val="20"/>
-                                <w:szCs w:val="20"/>
-                                <w:lang w:val="en-US"/>
-                              </w:rPr>
-                              <w:t>tMin</w:t>
-                            </w:r>
-                            <w:proofErr w:type="spellEnd"/>
-                            <w:r>
-                              <w:rPr>
-                                <w:rFonts w:ascii="Courier New" w:hAnsi="Courier New" w:cs="Courier New"/>
-                                <w:sz w:val="20"/>
-                                <w:szCs w:val="20"/>
-                                <w:lang w:val="en-US"/>
-                              </w:rPr>
-                              <w:t xml:space="preserve">, double </w:t>
-                            </w:r>
-                            <w:proofErr w:type="spellStart"/>
-                            <w:r>
-                              <w:rPr>
-                                <w:rFonts w:ascii="Courier New" w:hAnsi="Courier New" w:cs="Courier New"/>
-                                <w:sz w:val="20"/>
-                                <w:szCs w:val="20"/>
-                                <w:lang w:val="en-US"/>
-                              </w:rPr>
-                              <w:t>tMax</w:t>
-                            </w:r>
-                            <w:proofErr w:type="spellEnd"/>
-                            <w:r>
-                              <w:rPr>
-                                <w:rFonts w:ascii="Courier New" w:hAnsi="Courier New" w:cs="Courier New"/>
-                                <w:sz w:val="20"/>
-                                <w:szCs w:val="20"/>
-                                <w:lang w:val="en-US"/>
-                              </w:rPr>
-                              <w:t>)</w:t>
+                              <w:t>ray, double tMin, double tMax)</w:t>
                             </w:r>
                           </w:p>
                           <w:p>
@@ -15941,49 +14870,7 @@
                                 <w:szCs w:val="20"/>
                                 <w:lang w:val="en-US"/>
                               </w:rPr>
-                              <w:t xml:space="preserve">    Vec3 </w:t>
-                            </w:r>
-                            <w:proofErr w:type="spellStart"/>
-                            <w:r>
-                              <w:rPr>
-                                <w:rFonts w:ascii="Courier New" w:hAnsi="Courier New" w:cs="Courier New"/>
-                                <w:sz w:val="20"/>
-                                <w:szCs w:val="20"/>
-                                <w:lang w:val="en-US"/>
-                              </w:rPr>
-                              <w:t>oc</w:t>
-                            </w:r>
-                            <w:proofErr w:type="spellEnd"/>
-                            <w:r>
-                              <w:rPr>
-                                <w:rFonts w:ascii="Courier New" w:hAnsi="Courier New" w:cs="Courier New"/>
-                                <w:sz w:val="20"/>
-                                <w:szCs w:val="20"/>
-                                <w:lang w:val="en-US"/>
-                              </w:rPr>
-                              <w:t xml:space="preserve"> = </w:t>
-                            </w:r>
-                            <w:proofErr w:type="spellStart"/>
-                            <w:proofErr w:type="gramStart"/>
-                            <w:r>
-                              <w:rPr>
-                                <w:rFonts w:ascii="Courier New" w:hAnsi="Courier New" w:cs="Courier New"/>
-                                <w:sz w:val="20"/>
-                                <w:szCs w:val="20"/>
-                                <w:lang w:val="en-US"/>
-                              </w:rPr>
-                              <w:t>ray.Origin</w:t>
-                            </w:r>
-                            <w:proofErr w:type="spellEnd"/>
-                            <w:proofErr w:type="gramEnd"/>
-                            <w:r>
-                              <w:rPr>
-                                <w:rFonts w:ascii="Courier New" w:hAnsi="Courier New" w:cs="Courier New"/>
-                                <w:sz w:val="20"/>
-                                <w:szCs w:val="20"/>
-                                <w:lang w:val="en-US"/>
-                              </w:rPr>
-                              <w:t xml:space="preserve"> - Center;</w:t>
+                              <w:t xml:space="preserve">    Vec3 oc = ray.Origin - Center;</w:t>
                             </w:r>
                           </w:p>
                           <w:p>
@@ -16003,49 +14890,7 @@
                                 <w:szCs w:val="20"/>
                                 <w:lang w:val="en-US"/>
                               </w:rPr>
-                              <w:t xml:space="preserve">    double b = </w:t>
-                            </w:r>
-                            <w:proofErr w:type="spellStart"/>
-                            <w:proofErr w:type="gramStart"/>
-                            <w:r>
-                              <w:rPr>
-                                <w:rFonts w:ascii="Courier New" w:hAnsi="Courier New" w:cs="Courier New"/>
-                                <w:sz w:val="20"/>
-                                <w:szCs w:val="20"/>
-                                <w:lang w:val="en-US"/>
-                              </w:rPr>
-                              <w:t>oc.Dot</w:t>
-                            </w:r>
-                            <w:proofErr w:type="spellEnd"/>
-                            <w:proofErr w:type="gramEnd"/>
-                            <w:r>
-                              <w:rPr>
-                                <w:rFonts w:ascii="Courier New" w:hAnsi="Courier New" w:cs="Courier New"/>
-                                <w:sz w:val="20"/>
-                                <w:szCs w:val="20"/>
-                                <w:lang w:val="en-US"/>
-                              </w:rPr>
-                              <w:t>(</w:t>
-                            </w:r>
-                            <w:proofErr w:type="spellStart"/>
-                            <w:r>
-                              <w:rPr>
-                                <w:rFonts w:ascii="Courier New" w:hAnsi="Courier New" w:cs="Courier New"/>
-                                <w:sz w:val="20"/>
-                                <w:szCs w:val="20"/>
-                                <w:lang w:val="en-US"/>
-                              </w:rPr>
-                              <w:t>ray.Direction</w:t>
-                            </w:r>
-                            <w:proofErr w:type="spellEnd"/>
-                            <w:r>
-                              <w:rPr>
-                                <w:rFonts w:ascii="Courier New" w:hAnsi="Courier New" w:cs="Courier New"/>
-                                <w:sz w:val="20"/>
-                                <w:szCs w:val="20"/>
-                                <w:lang w:val="en-US"/>
-                              </w:rPr>
-                              <w:t>);</w:t>
+                              <w:t xml:space="preserve">    double b = oc.Dot(ray.Direction);</w:t>
                             </w:r>
                           </w:p>
                           <w:p>
@@ -16065,49 +14910,7 @@
                                 <w:szCs w:val="20"/>
                                 <w:lang w:val="en-US"/>
                               </w:rPr>
-                              <w:t xml:space="preserve">    double c = </w:t>
-                            </w:r>
-                            <w:proofErr w:type="spellStart"/>
-                            <w:proofErr w:type="gramStart"/>
-                            <w:r>
-                              <w:rPr>
-                                <w:rFonts w:ascii="Courier New" w:hAnsi="Courier New" w:cs="Courier New"/>
-                                <w:sz w:val="20"/>
-                                <w:szCs w:val="20"/>
-                                <w:lang w:val="en-US"/>
-                              </w:rPr>
-                              <w:t>oc.Dot</w:t>
-                            </w:r>
-                            <w:proofErr w:type="spellEnd"/>
-                            <w:proofErr w:type="gramEnd"/>
-                            <w:r>
-                              <w:rPr>
-                                <w:rFonts w:ascii="Courier New" w:hAnsi="Courier New" w:cs="Courier New"/>
-                                <w:sz w:val="20"/>
-                                <w:szCs w:val="20"/>
-                                <w:lang w:val="en-US"/>
-                              </w:rPr>
-                              <w:t>(</w:t>
-                            </w:r>
-                            <w:proofErr w:type="spellStart"/>
-                            <w:r>
-                              <w:rPr>
-                                <w:rFonts w:ascii="Courier New" w:hAnsi="Courier New" w:cs="Courier New"/>
-                                <w:sz w:val="20"/>
-                                <w:szCs w:val="20"/>
-                                <w:lang w:val="en-US"/>
-                              </w:rPr>
-                              <w:t>oc</w:t>
-                            </w:r>
-                            <w:proofErr w:type="spellEnd"/>
-                            <w:r>
-                              <w:rPr>
-                                <w:rFonts w:ascii="Courier New" w:hAnsi="Courier New" w:cs="Courier New"/>
-                                <w:sz w:val="20"/>
-                                <w:szCs w:val="20"/>
-                                <w:lang w:val="en-US"/>
-                              </w:rPr>
-                              <w:t>) - Radius * Radius;</w:t>
+                              <w:t xml:space="preserve">    double c = oc.Dot(oc) - Radius * Radius;</w:t>
                             </w:r>
                           </w:p>
                           <w:p>
@@ -16178,47 +14981,7 @@
                                 <w:szCs w:val="20"/>
                                 <w:lang w:val="en-US"/>
                               </w:rPr>
-                              <w:t xml:space="preserve">    double </w:t>
-                            </w:r>
-                            <w:proofErr w:type="spellStart"/>
-                            <w:r>
-                              <w:rPr>
-                                <w:rFonts w:ascii="Courier New" w:hAnsi="Courier New" w:cs="Courier New"/>
-                                <w:sz w:val="20"/>
-                                <w:szCs w:val="20"/>
-                                <w:lang w:val="en-US"/>
-                              </w:rPr>
-                              <w:t>sqrtD</w:t>
-                            </w:r>
-                            <w:proofErr w:type="spellEnd"/>
-                            <w:r>
-                              <w:rPr>
-                                <w:rFonts w:ascii="Courier New" w:hAnsi="Courier New" w:cs="Courier New"/>
-                                <w:sz w:val="20"/>
-                                <w:szCs w:val="20"/>
-                                <w:lang w:val="en-US"/>
-                              </w:rPr>
-                              <w:t xml:space="preserve"> = </w:t>
-                            </w:r>
-                            <w:proofErr w:type="spellStart"/>
-                            <w:r>
-                              <w:rPr>
-                                <w:rFonts w:ascii="Courier New" w:hAnsi="Courier New" w:cs="Courier New"/>
-                                <w:sz w:val="20"/>
-                                <w:szCs w:val="20"/>
-                                <w:lang w:val="en-US"/>
-                              </w:rPr>
-                              <w:t>Math.Sqrt</w:t>
-                            </w:r>
-                            <w:proofErr w:type="spellEnd"/>
-                            <w:r>
-                              <w:rPr>
-                                <w:rFonts w:ascii="Courier New" w:hAnsi="Courier New" w:cs="Courier New"/>
-                                <w:sz w:val="20"/>
-                                <w:szCs w:val="20"/>
-                                <w:lang w:val="en-US"/>
-                              </w:rPr>
-                              <w:t>(disc);</w:t>
+                              <w:t xml:space="preserve">    double sqrtD = Math.Sqrt(disc);</w:t>
                             </w:r>
                           </w:p>
                           <w:p>
@@ -16238,27 +15001,7 @@
                                 <w:szCs w:val="20"/>
                                 <w:lang w:val="en-US"/>
                               </w:rPr>
-                              <w:t xml:space="preserve">    double t1 = -b - </w:t>
-                            </w:r>
-                            <w:proofErr w:type="spellStart"/>
-                            <w:r>
-                              <w:rPr>
-                                <w:rFonts w:ascii="Courier New" w:hAnsi="Courier New" w:cs="Courier New"/>
-                                <w:sz w:val="20"/>
-                                <w:szCs w:val="20"/>
-                                <w:lang w:val="en-US"/>
-                              </w:rPr>
-                              <w:t>sqrtD</w:t>
-                            </w:r>
-                            <w:proofErr w:type="spellEnd"/>
-                            <w:r>
-                              <w:rPr>
-                                <w:rFonts w:ascii="Courier New" w:hAnsi="Courier New" w:cs="Courier New"/>
-                                <w:sz w:val="20"/>
-                                <w:szCs w:val="20"/>
-                                <w:lang w:val="en-US"/>
-                              </w:rPr>
-                              <w:t>;</w:t>
+                              <w:t xml:space="preserve">    double t1 = -b - sqrtD;</w:t>
                             </w:r>
                           </w:p>
                           <w:p>
@@ -16278,27 +15021,7 @@
                                 <w:szCs w:val="20"/>
                                 <w:lang w:val="en-US"/>
                               </w:rPr>
-                              <w:t xml:space="preserve">    double t2 = -b + </w:t>
-                            </w:r>
-                            <w:proofErr w:type="spellStart"/>
-                            <w:r>
-                              <w:rPr>
-                                <w:rFonts w:ascii="Courier New" w:hAnsi="Courier New" w:cs="Courier New"/>
-                                <w:sz w:val="20"/>
-                                <w:szCs w:val="20"/>
-                                <w:lang w:val="en-US"/>
-                              </w:rPr>
-                              <w:t>sqrtD</w:t>
-                            </w:r>
-                            <w:proofErr w:type="spellEnd"/>
-                            <w:r>
-                              <w:rPr>
-                                <w:rFonts w:ascii="Courier New" w:hAnsi="Courier New" w:cs="Courier New"/>
-                                <w:sz w:val="20"/>
-                                <w:szCs w:val="20"/>
-                                <w:lang w:val="en-US"/>
-                              </w:rPr>
-                              <w:t>;</w:t>
+                              <w:t xml:space="preserve">    double t2 = -b + sqrtD;</w:t>
                             </w:r>
                           </w:p>
                           <w:p>
@@ -16349,27 +15072,7 @@
                                 <w:szCs w:val="20"/>
                                 <w:lang w:val="en-US"/>
                               </w:rPr>
-                              <w:t xml:space="preserve">    if (t &lt; </w:t>
-                            </w:r>
-                            <w:proofErr w:type="spellStart"/>
-                            <w:r>
-                              <w:rPr>
-                                <w:rFonts w:ascii="Courier New" w:hAnsi="Courier New" w:cs="Courier New"/>
-                                <w:sz w:val="20"/>
-                                <w:szCs w:val="20"/>
-                                <w:lang w:val="en-US"/>
-                              </w:rPr>
-                              <w:t>tMin</w:t>
-                            </w:r>
-                            <w:proofErr w:type="spellEnd"/>
-                            <w:r>
-                              <w:rPr>
-                                <w:rFonts w:ascii="Courier New" w:hAnsi="Courier New" w:cs="Courier New"/>
-                                <w:sz w:val="20"/>
-                                <w:szCs w:val="20"/>
-                                <w:lang w:val="en-US"/>
-                              </w:rPr>
-                              <w:t>) t = t2;</w:t>
+                              <w:t xml:space="preserve">    if (t &lt; tMin) t = t2;</w:t>
                             </w:r>
                           </w:p>
                           <w:p>
@@ -16389,47 +15092,7 @@
                                 <w:szCs w:val="20"/>
                                 <w:lang w:val="en-US"/>
                               </w:rPr>
-                              <w:t xml:space="preserve">    if (t &lt; </w:t>
-                            </w:r>
-                            <w:proofErr w:type="spellStart"/>
-                            <w:r>
-                              <w:rPr>
-                                <w:rFonts w:ascii="Courier New" w:hAnsi="Courier New" w:cs="Courier New"/>
-                                <w:sz w:val="20"/>
-                                <w:szCs w:val="20"/>
-                                <w:lang w:val="en-US"/>
-                              </w:rPr>
-                              <w:t>tMin</w:t>
-                            </w:r>
-                            <w:proofErr w:type="spellEnd"/>
-                            <w:r>
-                              <w:rPr>
-                                <w:rFonts w:ascii="Courier New" w:hAnsi="Courier New" w:cs="Courier New"/>
-                                <w:sz w:val="20"/>
-                                <w:szCs w:val="20"/>
-                                <w:lang w:val="en-US"/>
-                              </w:rPr>
-                              <w:t xml:space="preserve"> || t &gt; </w:t>
-                            </w:r>
-                            <w:proofErr w:type="spellStart"/>
-                            <w:r>
-                              <w:rPr>
-                                <w:rFonts w:ascii="Courier New" w:hAnsi="Courier New" w:cs="Courier New"/>
-                                <w:sz w:val="20"/>
-                                <w:szCs w:val="20"/>
-                                <w:lang w:val="en-US"/>
-                              </w:rPr>
-                              <w:t>tMax</w:t>
-                            </w:r>
-                            <w:proofErr w:type="spellEnd"/>
-                            <w:r>
-                              <w:rPr>
-                                <w:rFonts w:ascii="Courier New" w:hAnsi="Courier New" w:cs="Courier New"/>
-                                <w:sz w:val="20"/>
-                                <w:szCs w:val="20"/>
-                                <w:lang w:val="en-US"/>
-                              </w:rPr>
-                              <w:t>) return null;</w:t>
+                              <w:t xml:space="preserve">    if (t &lt; tMin || t &gt; tMax) return null;</w:t>
                             </w:r>
                           </w:p>
                           <w:p>
@@ -16460,29 +15123,7 @@
                                 <w:szCs w:val="20"/>
                                 <w:lang w:val="en-US"/>
                               </w:rPr>
-                              <w:t xml:space="preserve">    Vec3 p = </w:t>
-                            </w:r>
-                            <w:proofErr w:type="spellStart"/>
-                            <w:proofErr w:type="gramStart"/>
-                            <w:r>
-                              <w:rPr>
-                                <w:rFonts w:ascii="Courier New" w:hAnsi="Courier New" w:cs="Courier New"/>
-                                <w:sz w:val="20"/>
-                                <w:szCs w:val="20"/>
-                                <w:lang w:val="en-US"/>
-                              </w:rPr>
-                              <w:t>ray.At</w:t>
-                            </w:r>
-                            <w:proofErr w:type="spellEnd"/>
-                            <w:proofErr w:type="gramEnd"/>
-                            <w:r>
-                              <w:rPr>
-                                <w:rFonts w:ascii="Courier New" w:hAnsi="Courier New" w:cs="Courier New"/>
-                                <w:sz w:val="20"/>
-                                <w:szCs w:val="20"/>
-                                <w:lang w:val="en-US"/>
-                              </w:rPr>
-                              <w:t>(t);</w:t>
+                              <w:t xml:space="preserve">    Vec3 p = ray.At(t);</w:t>
                             </w:r>
                           </w:p>
                           <w:p>
@@ -16509,25 +15150,7 @@
                                 <w:sz w:val="20"/>
                                 <w:szCs w:val="20"/>
                               </w:rPr>
-                              <w:t>Vec3 n = (p - Center</w:t>
-                            </w:r>
-                            <w:proofErr w:type="gramStart"/>
-                            <w:r>
-                              <w:rPr>
-                                <w:rFonts w:ascii="Courier New" w:hAnsi="Courier New" w:cs="Courier New"/>
-                                <w:sz w:val="20"/>
-                                <w:szCs w:val="20"/>
-                              </w:rPr>
-                              <w:t>).Normalize</w:t>
-                            </w:r>
-                            <w:proofErr w:type="gramEnd"/>
-                            <w:r>
-                              <w:rPr>
-                                <w:rFonts w:ascii="Courier New" w:hAnsi="Courier New" w:cs="Courier New"/>
-                                <w:sz w:val="20"/>
-                                <w:szCs w:val="20"/>
-                              </w:rPr>
-                              <w:t>();</w:t>
+                              <w:t>Vec3 n = (p - Center).Normalize();</w:t>
                             </w:r>
                           </w:p>
                           <w:p>
@@ -16555,27 +15178,7 @@
                                 <w:szCs w:val="20"/>
                                 <w:lang w:val="en-US"/>
                               </w:rPr>
-                              <w:t xml:space="preserve">return new </w:t>
-                            </w:r>
-                            <w:proofErr w:type="gramStart"/>
-                            <w:r>
-                              <w:rPr>
-                                <w:rFonts w:ascii="Courier New" w:hAnsi="Courier New" w:cs="Courier New"/>
-                                <w:sz w:val="20"/>
-                                <w:szCs w:val="20"/>
-                                <w:lang w:val="en-US"/>
-                              </w:rPr>
-                              <w:t>Hit(</w:t>
-                            </w:r>
-                            <w:proofErr w:type="gramEnd"/>
-                            <w:r>
-                              <w:rPr>
-                                <w:rFonts w:ascii="Courier New" w:hAnsi="Courier New" w:cs="Courier New"/>
-                                <w:sz w:val="20"/>
-                                <w:szCs w:val="20"/>
-                                <w:lang w:val="en-US"/>
-                              </w:rPr>
-                              <w:t>t, p, n, Material);</w:t>
+                              <w:t>return new Hit(t, p, n, Material);</w:t>
                             </w:r>
                           </w:p>
                           <w:p>
@@ -18800,7 +17403,6 @@
                               </w:rPr>
                               <w:t xml:space="preserve">public override Hit? </w:t>
                             </w:r>
-                            <w:proofErr w:type="gramStart"/>
                             <w:r>
                               <w:rPr>
                                 <w:rFonts w:ascii="Courier New" w:hAnsi="Courier New" w:cs="Courier New"/>
@@ -18808,9 +17410,8 @@
                                 <w:szCs w:val="20"/>
                                 <w:lang w:val="en-US"/>
                               </w:rPr>
-                              <w:t>Intersect(</w:t>
+                              <w:t xml:space="preserve">Intersect(Ray </w:t>
                             </w:r>
-                            <w:proofErr w:type="gramEnd"/>
                             <w:r>
                               <w:rPr>
                                 <w:rFonts w:ascii="Courier New" w:hAnsi="Courier New" w:cs="Courier New"/>
@@ -18818,67 +17419,7 @@
                                 <w:szCs w:val="20"/>
                                 <w:lang w:val="en-US"/>
                               </w:rPr>
-                              <w:t xml:space="preserve">Ray </w:t>
-                            </w:r>
-                            <w:proofErr w:type="spellStart"/>
-                            <w:r>
-                              <w:rPr>
-                                <w:rFonts w:ascii="Courier New" w:hAnsi="Courier New" w:cs="Courier New"/>
-                                <w:sz w:val="20"/>
-                                <w:szCs w:val="20"/>
-                                <w:lang w:val="en-US"/>
-                              </w:rPr>
-                              <w:t>ray</w:t>
-                            </w:r>
-                            <w:proofErr w:type="spellEnd"/>
-                            <w:r>
-                              <w:rPr>
-                                <w:rFonts w:ascii="Courier New" w:hAnsi="Courier New" w:cs="Courier New"/>
-                                <w:sz w:val="20"/>
-                                <w:szCs w:val="20"/>
-                                <w:lang w:val="en-US"/>
-                              </w:rPr>
-                              <w:t xml:space="preserve">, double </w:t>
-                            </w:r>
-                            <w:proofErr w:type="spellStart"/>
-                            <w:r>
-                              <w:rPr>
-                                <w:rFonts w:ascii="Courier New" w:hAnsi="Courier New" w:cs="Courier New"/>
-                                <w:sz w:val="20"/>
-                                <w:szCs w:val="20"/>
-                                <w:lang w:val="en-US"/>
-                              </w:rPr>
-                              <w:t>tMin</w:t>
-                            </w:r>
-                            <w:proofErr w:type="spellEnd"/>
-                            <w:r>
-                              <w:rPr>
-                                <w:rFonts w:ascii="Courier New" w:hAnsi="Courier New" w:cs="Courier New"/>
-                                <w:sz w:val="20"/>
-                                <w:szCs w:val="20"/>
-                                <w:lang w:val="en-US"/>
-                              </w:rPr>
-                              <w:t xml:space="preserve">, double </w:t>
-                            </w:r>
-                            <w:proofErr w:type="spellStart"/>
-                            <w:r>
-                              <w:rPr>
-                                <w:rFonts w:ascii="Courier New" w:hAnsi="Courier New" w:cs="Courier New"/>
-                                <w:sz w:val="20"/>
-                                <w:szCs w:val="20"/>
-                                <w:lang w:val="en-US"/>
-                              </w:rPr>
-                              <w:t>tMax</w:t>
-                            </w:r>
-                            <w:proofErr w:type="spellEnd"/>
-                            <w:r>
-                              <w:rPr>
-                                <w:rFonts w:ascii="Courier New" w:hAnsi="Courier New" w:cs="Courier New"/>
-                                <w:sz w:val="20"/>
-                                <w:szCs w:val="20"/>
-                                <w:lang w:val="en-US"/>
-                              </w:rPr>
-                              <w:t>)</w:t>
+                              <w:t>ray, double tMin, double tMax)</w:t>
                             </w:r>
                           </w:p>
                           <w:p>
@@ -18938,29 +17479,7 @@
                                 <w:szCs w:val="20"/>
                                 <w:lang w:val="en-US"/>
                               </w:rPr>
-                              <w:t xml:space="preserve">    Vec3 T = </w:t>
-                            </w:r>
-                            <w:proofErr w:type="spellStart"/>
-                            <w:proofErr w:type="gramStart"/>
-                            <w:r>
-                              <w:rPr>
-                                <w:rFonts w:ascii="Courier New" w:hAnsi="Courier New" w:cs="Courier New"/>
-                                <w:sz w:val="20"/>
-                                <w:szCs w:val="20"/>
-                                <w:lang w:val="en-US"/>
-                              </w:rPr>
-                              <w:t>ray.Origin</w:t>
-                            </w:r>
-                            <w:proofErr w:type="spellEnd"/>
-                            <w:proofErr w:type="gramEnd"/>
-                            <w:r>
-                              <w:rPr>
-                                <w:rFonts w:ascii="Courier New" w:hAnsi="Courier New" w:cs="Courier New"/>
-                                <w:sz w:val="20"/>
-                                <w:szCs w:val="20"/>
-                                <w:lang w:val="en-US"/>
-                              </w:rPr>
-                              <w:t xml:space="preserve"> - V0;</w:t>
+                              <w:t xml:space="preserve">    Vec3 T = ray.Origin - V0;</w:t>
                             </w:r>
                           </w:p>
                           <w:p>
@@ -18980,29 +17499,7 @@
                                 <w:szCs w:val="20"/>
                                 <w:lang w:val="en-US"/>
                               </w:rPr>
-                              <w:t xml:space="preserve">    Vec3 P = </w:t>
-                            </w:r>
-                            <w:proofErr w:type="spellStart"/>
-                            <w:proofErr w:type="gramStart"/>
-                            <w:r>
-                              <w:rPr>
-                                <w:rFonts w:ascii="Courier New" w:hAnsi="Courier New" w:cs="Courier New"/>
-                                <w:sz w:val="20"/>
-                                <w:szCs w:val="20"/>
-                                <w:lang w:val="en-US"/>
-                              </w:rPr>
-                              <w:t>ray.Direction.Cross</w:t>
-                            </w:r>
-                            <w:proofErr w:type="spellEnd"/>
-                            <w:proofErr w:type="gramEnd"/>
-                            <w:r>
-                              <w:rPr>
-                                <w:rFonts w:ascii="Courier New" w:hAnsi="Courier New" w:cs="Courier New"/>
-                                <w:sz w:val="20"/>
-                                <w:szCs w:val="20"/>
-                                <w:lang w:val="en-US"/>
-                              </w:rPr>
-                              <w:t>(_e2);</w:t>
+                              <w:t xml:space="preserve">    Vec3 P = ray.Direction.Cross(_e2);</w:t>
                             </w:r>
                           </w:p>
                           <w:p>
@@ -19022,27 +17519,7 @@
                                 <w:szCs w:val="20"/>
                                 <w:lang w:val="en-US"/>
                               </w:rPr>
-                              <w:t xml:space="preserve">    double det = _e</w:t>
-                            </w:r>
-                            <w:proofErr w:type="gramStart"/>
-                            <w:r>
-                              <w:rPr>
-                                <w:rFonts w:ascii="Courier New" w:hAnsi="Courier New" w:cs="Courier New"/>
-                                <w:sz w:val="20"/>
-                                <w:szCs w:val="20"/>
-                                <w:lang w:val="en-US"/>
-                              </w:rPr>
-                              <w:t>1.Dot</w:t>
-                            </w:r>
-                            <w:proofErr w:type="gramEnd"/>
-                            <w:r>
-                              <w:rPr>
-                                <w:rFonts w:ascii="Courier New" w:hAnsi="Courier New" w:cs="Courier New"/>
-                                <w:sz w:val="20"/>
-                                <w:szCs w:val="20"/>
-                                <w:lang w:val="en-US"/>
-                              </w:rPr>
-                              <w:t>(P);</w:t>
+                              <w:t xml:space="preserve">    double det = _e1.Dot(P);</w:t>
                             </w:r>
                           </w:p>
                           <w:p>
@@ -19062,27 +17539,7 @@
                                 <w:szCs w:val="20"/>
                                 <w:lang w:val="en-US"/>
                               </w:rPr>
-                              <w:t xml:space="preserve">    if (</w:t>
-                            </w:r>
-                            <w:proofErr w:type="spellStart"/>
-                            <w:r>
-                              <w:rPr>
-                                <w:rFonts w:ascii="Courier New" w:hAnsi="Courier New" w:cs="Courier New"/>
-                                <w:sz w:val="20"/>
-                                <w:szCs w:val="20"/>
-                                <w:lang w:val="en-US"/>
-                              </w:rPr>
-                              <w:t>Math.Abs</w:t>
-                            </w:r>
-                            <w:proofErr w:type="spellEnd"/>
-                            <w:r>
-                              <w:rPr>
-                                <w:rFonts w:ascii="Courier New" w:hAnsi="Courier New" w:cs="Courier New"/>
-                                <w:sz w:val="20"/>
-                                <w:szCs w:val="20"/>
-                                <w:lang w:val="en-US"/>
-                              </w:rPr>
-                              <w:t>(det) &lt; EPS) return null;</w:t>
+                              <w:t xml:space="preserve">    if (Math.Abs(det) &lt; EPS) return null;</w:t>
                             </w:r>
                           </w:p>
                           <w:p>
@@ -19113,27 +17570,7 @@
                                 <w:szCs w:val="20"/>
                                 <w:lang w:val="en-US"/>
                               </w:rPr>
-                              <w:t xml:space="preserve">    double </w:t>
-                            </w:r>
-                            <w:proofErr w:type="spellStart"/>
-                            <w:r>
-                              <w:rPr>
-                                <w:rFonts w:ascii="Courier New" w:hAnsi="Courier New" w:cs="Courier New"/>
-                                <w:sz w:val="20"/>
-                                <w:szCs w:val="20"/>
-                                <w:lang w:val="en-US"/>
-                              </w:rPr>
-                              <w:t>invDet</w:t>
-                            </w:r>
-                            <w:proofErr w:type="spellEnd"/>
-                            <w:r>
-                              <w:rPr>
-                                <w:rFonts w:ascii="Courier New" w:hAnsi="Courier New" w:cs="Courier New"/>
-                                <w:sz w:val="20"/>
-                                <w:szCs w:val="20"/>
-                                <w:lang w:val="en-US"/>
-                              </w:rPr>
-                              <w:t xml:space="preserve"> = 1.0 / det;</w:t>
+                              <w:t xml:space="preserve">    double invDet = 1.0 / det;</w:t>
                             </w:r>
                           </w:p>
                           <w:p>
@@ -19153,49 +17590,7 @@
                                 <w:szCs w:val="20"/>
                                 <w:lang w:val="en-US"/>
                               </w:rPr>
-                              <w:t xml:space="preserve">    double u = </w:t>
-                            </w:r>
-                            <w:proofErr w:type="spellStart"/>
-                            <w:proofErr w:type="gramStart"/>
-                            <w:r>
-                              <w:rPr>
-                                <w:rFonts w:ascii="Courier New" w:hAnsi="Courier New" w:cs="Courier New"/>
-                                <w:sz w:val="20"/>
-                                <w:szCs w:val="20"/>
-                                <w:lang w:val="en-US"/>
-                              </w:rPr>
-                              <w:t>T.Dot</w:t>
-                            </w:r>
-                            <w:proofErr w:type="spellEnd"/>
-                            <w:proofErr w:type="gramEnd"/>
-                            <w:r>
-                              <w:rPr>
-                                <w:rFonts w:ascii="Courier New" w:hAnsi="Courier New" w:cs="Courier New"/>
-                                <w:sz w:val="20"/>
-                                <w:szCs w:val="20"/>
-                                <w:lang w:val="en-US"/>
-                              </w:rPr>
-                              <w:t xml:space="preserve">(P) * </w:t>
-                            </w:r>
-                            <w:proofErr w:type="spellStart"/>
-                            <w:r>
-                              <w:rPr>
-                                <w:rFonts w:ascii="Courier New" w:hAnsi="Courier New" w:cs="Courier New"/>
-                                <w:sz w:val="20"/>
-                                <w:szCs w:val="20"/>
-                                <w:lang w:val="en-US"/>
-                              </w:rPr>
-                              <w:t>invDet</w:t>
-                            </w:r>
-                            <w:proofErr w:type="spellEnd"/>
-                            <w:r>
-                              <w:rPr>
-                                <w:rFonts w:ascii="Courier New" w:hAnsi="Courier New" w:cs="Courier New"/>
-                                <w:sz w:val="20"/>
-                                <w:szCs w:val="20"/>
-                                <w:lang w:val="en-US"/>
-                              </w:rPr>
-                              <w:t>;</w:t>
+                              <w:t xml:space="preserve">    double u = T.Dot(P) * invDet;</w:t>
                             </w:r>
                           </w:p>
                           <w:p>
@@ -19253,27 +17648,7 @@
                                 <w:sz w:val="20"/>
                                 <w:szCs w:val="20"/>
                               </w:rPr>
-                              <w:t xml:space="preserve">Vec3 Q = </w:t>
-                            </w:r>
-                            <w:proofErr w:type="spellStart"/>
-                            <w:proofErr w:type="gramStart"/>
-                            <w:r>
-                              <w:rPr>
-                                <w:rFonts w:ascii="Courier New" w:hAnsi="Courier New" w:cs="Courier New"/>
-                                <w:sz w:val="20"/>
-                                <w:szCs w:val="20"/>
-                              </w:rPr>
-                              <w:t>T.Cross</w:t>
-                            </w:r>
-                            <w:proofErr w:type="spellEnd"/>
-                            <w:proofErr w:type="gramEnd"/>
-                            <w:r>
-                              <w:rPr>
-                                <w:rFonts w:ascii="Courier New" w:hAnsi="Courier New" w:cs="Courier New"/>
-                                <w:sz w:val="20"/>
-                                <w:szCs w:val="20"/>
-                              </w:rPr>
-                              <w:t>(_e1);</w:t>
+                              <w:t>Vec3 Q = T.Cross(_e1);</w:t>
                             </w:r>
                           </w:p>
                           <w:p>
@@ -19301,49 +17676,7 @@
                                 <w:szCs w:val="20"/>
                                 <w:lang w:val="en-US"/>
                               </w:rPr>
-                              <w:t xml:space="preserve">double v = </w:t>
-                            </w:r>
-                            <w:proofErr w:type="spellStart"/>
-                            <w:proofErr w:type="gramStart"/>
-                            <w:r>
-                              <w:rPr>
-                                <w:rFonts w:ascii="Courier New" w:hAnsi="Courier New" w:cs="Courier New"/>
-                                <w:sz w:val="20"/>
-                                <w:szCs w:val="20"/>
-                                <w:lang w:val="en-US"/>
-                              </w:rPr>
-                              <w:t>ray.Direction.Dot</w:t>
-                            </w:r>
-                            <w:proofErr w:type="spellEnd"/>
-                            <w:proofErr w:type="gramEnd"/>
-                            <w:r>
-                              <w:rPr>
-                                <w:rFonts w:ascii="Courier New" w:hAnsi="Courier New" w:cs="Courier New"/>
-                                <w:sz w:val="20"/>
-                                <w:szCs w:val="20"/>
-                                <w:lang w:val="en-US"/>
-                              </w:rPr>
-                              <w:t xml:space="preserve">(Q) * </w:t>
-                            </w:r>
-                            <w:proofErr w:type="spellStart"/>
-                            <w:r>
-                              <w:rPr>
-                                <w:rFonts w:ascii="Courier New" w:hAnsi="Courier New" w:cs="Courier New"/>
-                                <w:sz w:val="20"/>
-                                <w:szCs w:val="20"/>
-                                <w:lang w:val="en-US"/>
-                              </w:rPr>
-                              <w:t>invDet</w:t>
-                            </w:r>
-                            <w:proofErr w:type="spellEnd"/>
-                            <w:r>
-                              <w:rPr>
-                                <w:rFonts w:ascii="Courier New" w:hAnsi="Courier New" w:cs="Courier New"/>
-                                <w:sz w:val="20"/>
-                                <w:szCs w:val="20"/>
-                                <w:lang w:val="en-US"/>
-                              </w:rPr>
-                              <w:t>;</w:t>
+                              <w:t>double v = ray.Direction.Dot(Q) * invDet;</w:t>
                             </w:r>
                           </w:p>
                           <w:p>
@@ -19394,47 +17727,7 @@
                                 <w:szCs w:val="20"/>
                                 <w:lang w:val="en-US"/>
                               </w:rPr>
-                              <w:t xml:space="preserve">    double t = _e</w:t>
-                            </w:r>
-                            <w:proofErr w:type="gramStart"/>
-                            <w:r>
-                              <w:rPr>
-                                <w:rFonts w:ascii="Courier New" w:hAnsi="Courier New" w:cs="Courier New"/>
-                                <w:sz w:val="20"/>
-                                <w:szCs w:val="20"/>
-                                <w:lang w:val="en-US"/>
-                              </w:rPr>
-                              <w:t>2.Dot</w:t>
-                            </w:r>
-                            <w:proofErr w:type="gramEnd"/>
-                            <w:r>
-                              <w:rPr>
-                                <w:rFonts w:ascii="Courier New" w:hAnsi="Courier New" w:cs="Courier New"/>
-                                <w:sz w:val="20"/>
-                                <w:szCs w:val="20"/>
-                                <w:lang w:val="en-US"/>
-                              </w:rPr>
-                              <w:t xml:space="preserve">(Q) * </w:t>
-                            </w:r>
-                            <w:proofErr w:type="spellStart"/>
-                            <w:r>
-                              <w:rPr>
-                                <w:rFonts w:ascii="Courier New" w:hAnsi="Courier New" w:cs="Courier New"/>
-                                <w:sz w:val="20"/>
-                                <w:szCs w:val="20"/>
-                                <w:lang w:val="en-US"/>
-                              </w:rPr>
-                              <w:t>invDet</w:t>
-                            </w:r>
-                            <w:proofErr w:type="spellEnd"/>
-                            <w:r>
-                              <w:rPr>
-                                <w:rFonts w:ascii="Courier New" w:hAnsi="Courier New" w:cs="Courier New"/>
-                                <w:sz w:val="20"/>
-                                <w:szCs w:val="20"/>
-                                <w:lang w:val="en-US"/>
-                              </w:rPr>
-                              <w:t>;</w:t>
+                              <w:t xml:space="preserve">    double t = _e2.Dot(Q) * invDet;</w:t>
                             </w:r>
                           </w:p>
                           <w:p>
@@ -19454,47 +17747,7 @@
                                 <w:szCs w:val="20"/>
                                 <w:lang w:val="en-US"/>
                               </w:rPr>
-                              <w:t xml:space="preserve">    if (t &lt; </w:t>
-                            </w:r>
-                            <w:proofErr w:type="spellStart"/>
-                            <w:r>
-                              <w:rPr>
-                                <w:rFonts w:ascii="Courier New" w:hAnsi="Courier New" w:cs="Courier New"/>
-                                <w:sz w:val="20"/>
-                                <w:szCs w:val="20"/>
-                                <w:lang w:val="en-US"/>
-                              </w:rPr>
-                              <w:t>tMin</w:t>
-                            </w:r>
-                            <w:proofErr w:type="spellEnd"/>
-                            <w:r>
-                              <w:rPr>
-                                <w:rFonts w:ascii="Courier New" w:hAnsi="Courier New" w:cs="Courier New"/>
-                                <w:sz w:val="20"/>
-                                <w:szCs w:val="20"/>
-                                <w:lang w:val="en-US"/>
-                              </w:rPr>
-                              <w:t xml:space="preserve"> || t &gt; </w:t>
-                            </w:r>
-                            <w:proofErr w:type="spellStart"/>
-                            <w:r>
-                              <w:rPr>
-                                <w:rFonts w:ascii="Courier New" w:hAnsi="Courier New" w:cs="Courier New"/>
-                                <w:sz w:val="20"/>
-                                <w:szCs w:val="20"/>
-                                <w:lang w:val="en-US"/>
-                              </w:rPr>
-                              <w:t>tMax</w:t>
-                            </w:r>
-                            <w:proofErr w:type="spellEnd"/>
-                            <w:r>
-                              <w:rPr>
-                                <w:rFonts w:ascii="Courier New" w:hAnsi="Courier New" w:cs="Courier New"/>
-                                <w:sz w:val="20"/>
-                                <w:szCs w:val="20"/>
-                                <w:lang w:val="en-US"/>
-                              </w:rPr>
-                              <w:t>) return null;</w:t>
+                              <w:t xml:space="preserve">    if (t &lt; tMin || t &gt; tMax) return null;</w:t>
                             </w:r>
                           </w:p>
                           <w:p>
@@ -19525,29 +17778,7 @@
                                 <w:szCs w:val="20"/>
                                 <w:lang w:val="en-US"/>
                               </w:rPr>
-                              <w:t xml:space="preserve">    Vec3 p = </w:t>
-                            </w:r>
-                            <w:proofErr w:type="spellStart"/>
-                            <w:proofErr w:type="gramStart"/>
-                            <w:r>
-                              <w:rPr>
-                                <w:rFonts w:ascii="Courier New" w:hAnsi="Courier New" w:cs="Courier New"/>
-                                <w:sz w:val="20"/>
-                                <w:szCs w:val="20"/>
-                                <w:lang w:val="en-US"/>
-                              </w:rPr>
-                              <w:t>ray.At</w:t>
-                            </w:r>
-                            <w:proofErr w:type="spellEnd"/>
-                            <w:proofErr w:type="gramEnd"/>
-                            <w:r>
-                              <w:rPr>
-                                <w:rFonts w:ascii="Courier New" w:hAnsi="Courier New" w:cs="Courier New"/>
-                                <w:sz w:val="20"/>
-                                <w:szCs w:val="20"/>
-                                <w:lang w:val="en-US"/>
-                              </w:rPr>
-                              <w:t>(t);</w:t>
+                              <w:t xml:space="preserve">    Vec3 p = ray.At(t);</w:t>
                             </w:r>
                           </w:p>
                           <w:p>
@@ -19587,49 +17818,7 @@
                                 <w:szCs w:val="20"/>
                                 <w:lang w:val="en-US"/>
                               </w:rPr>
-                              <w:t xml:space="preserve">    if (</w:t>
-                            </w:r>
-                            <w:proofErr w:type="spellStart"/>
-                            <w:proofErr w:type="gramStart"/>
-                            <w:r>
-                              <w:rPr>
-                                <w:rFonts w:ascii="Courier New" w:hAnsi="Courier New" w:cs="Courier New"/>
-                                <w:sz w:val="20"/>
-                                <w:szCs w:val="20"/>
-                                <w:lang w:val="en-US"/>
-                              </w:rPr>
-                              <w:t>n.Dot</w:t>
-                            </w:r>
-                            <w:proofErr w:type="spellEnd"/>
-                            <w:proofErr w:type="gramEnd"/>
-                            <w:r>
-                              <w:rPr>
-                                <w:rFonts w:ascii="Courier New" w:hAnsi="Courier New" w:cs="Courier New"/>
-                                <w:sz w:val="20"/>
-                                <w:szCs w:val="20"/>
-                                <w:lang w:val="en-US"/>
-                              </w:rPr>
-                              <w:t>(</w:t>
-                            </w:r>
-                            <w:proofErr w:type="spellStart"/>
-                            <w:r>
-                              <w:rPr>
-                                <w:rFonts w:ascii="Courier New" w:hAnsi="Courier New" w:cs="Courier New"/>
-                                <w:sz w:val="20"/>
-                                <w:szCs w:val="20"/>
-                                <w:lang w:val="en-US"/>
-                              </w:rPr>
-                              <w:t>ray.Direction</w:t>
-                            </w:r>
-                            <w:proofErr w:type="spellEnd"/>
-                            <w:r>
-                              <w:rPr>
-                                <w:rFonts w:ascii="Courier New" w:hAnsi="Courier New" w:cs="Courier New"/>
-                                <w:sz w:val="20"/>
-                                <w:szCs w:val="20"/>
-                                <w:lang w:val="en-US"/>
-                              </w:rPr>
-                              <w:t>) &gt; 0) n = -n;</w:t>
+                              <w:t xml:space="preserve">    if (n.Dot(ray.Direction) &gt; 0) n = -n;</w:t>
                             </w:r>
                           </w:p>
                           <w:p>
@@ -19649,27 +17838,7 @@
                                 <w:szCs w:val="20"/>
                                 <w:lang w:val="en-US"/>
                               </w:rPr>
-                              <w:t xml:space="preserve">    return new </w:t>
-                            </w:r>
-                            <w:proofErr w:type="gramStart"/>
-                            <w:r>
-                              <w:rPr>
-                                <w:rFonts w:ascii="Courier New" w:hAnsi="Courier New" w:cs="Courier New"/>
-                                <w:sz w:val="20"/>
-                                <w:szCs w:val="20"/>
-                                <w:lang w:val="en-US"/>
-                              </w:rPr>
-                              <w:t>Hit(</w:t>
-                            </w:r>
-                            <w:proofErr w:type="gramEnd"/>
-                            <w:r>
-                              <w:rPr>
-                                <w:rFonts w:ascii="Courier New" w:hAnsi="Courier New" w:cs="Courier New"/>
-                                <w:sz w:val="20"/>
-                                <w:szCs w:val="20"/>
-                                <w:lang w:val="en-US"/>
-                              </w:rPr>
-                              <w:t>t, p, n, Material);</w:t>
+                              <w:t xml:space="preserve">    return new Hit(t, p, n, Material);</w:t>
                             </w:r>
                           </w:p>
                           <w:p>
@@ -22051,8 +20220,6 @@
                               </w:rPr>
                               <w:t xml:space="preserve">public static Vec3 </w:t>
                             </w:r>
-                            <w:proofErr w:type="spellStart"/>
-                            <w:proofErr w:type="gramStart"/>
                             <w:r>
                               <w:rPr>
                                 <w:rFonts w:ascii="Courier New" w:hAnsi="Courier New" w:cs="Courier New"/>
@@ -22060,47 +20227,7 @@
                                 <w:szCs w:val="20"/>
                                 <w:lang w:val="en-US"/>
                               </w:rPr>
-                              <w:t>ShadePhong</w:t>
-                            </w:r>
-                            <w:proofErr w:type="spellEnd"/>
-                            <w:r>
-                              <w:rPr>
-                                <w:rFonts w:ascii="Courier New" w:hAnsi="Courier New" w:cs="Courier New"/>
-                                <w:sz w:val="20"/>
-                                <w:szCs w:val="20"/>
-                                <w:lang w:val="en-US"/>
-                              </w:rPr>
-                              <w:t>(</w:t>
-                            </w:r>
-                            <w:proofErr w:type="gramEnd"/>
-                            <w:r>
-                              <w:rPr>
-                                <w:rFonts w:ascii="Courier New" w:hAnsi="Courier New" w:cs="Courier New"/>
-                                <w:sz w:val="20"/>
-                                <w:szCs w:val="20"/>
-                                <w:lang w:val="en-US"/>
-                              </w:rPr>
-                              <w:t xml:space="preserve">Hit hit, Vec3 </w:t>
-                            </w:r>
-                            <w:proofErr w:type="spellStart"/>
-                            <w:r>
-                              <w:rPr>
-                                <w:rFonts w:ascii="Courier New" w:hAnsi="Courier New" w:cs="Courier New"/>
-                                <w:sz w:val="20"/>
-                                <w:szCs w:val="20"/>
-                                <w:lang w:val="en-US"/>
-                              </w:rPr>
-                              <w:t>viewDir</w:t>
-                            </w:r>
-                            <w:proofErr w:type="spellEnd"/>
-                            <w:r>
-                              <w:rPr>
-                                <w:rFonts w:ascii="Courier New" w:hAnsi="Courier New" w:cs="Courier New"/>
-                                <w:sz w:val="20"/>
-                                <w:szCs w:val="20"/>
-                                <w:lang w:val="en-US"/>
-                              </w:rPr>
-                              <w:t>, Scene scene)</w:t>
+                              <w:t>ShadePhong(Hit hit, Vec3 viewDir, Scene scene)</w:t>
                             </w:r>
                           </w:p>
                           <w:p>
@@ -22140,29 +20267,7 @@
                                 <w:szCs w:val="20"/>
                                 <w:lang w:val="en-US"/>
                               </w:rPr>
-                              <w:t xml:space="preserve">    Material m = </w:t>
-                            </w:r>
-                            <w:proofErr w:type="spellStart"/>
-                            <w:proofErr w:type="gramStart"/>
-                            <w:r>
-                              <w:rPr>
-                                <w:rFonts w:ascii="Courier New" w:hAnsi="Courier New" w:cs="Courier New"/>
-                                <w:sz w:val="20"/>
-                                <w:szCs w:val="20"/>
-                                <w:lang w:val="en-US"/>
-                              </w:rPr>
-                              <w:t>hit.Material</w:t>
-                            </w:r>
-                            <w:proofErr w:type="spellEnd"/>
-                            <w:proofErr w:type="gramEnd"/>
-                            <w:r>
-                              <w:rPr>
-                                <w:rFonts w:ascii="Courier New" w:hAnsi="Courier New" w:cs="Courier New"/>
-                                <w:sz w:val="20"/>
-                                <w:szCs w:val="20"/>
-                                <w:lang w:val="en-US"/>
-                              </w:rPr>
-                              <w:t>;</w:t>
+                              <w:t xml:space="preserve">    Material m = hit.Material;</w:t>
                             </w:r>
                           </w:p>
                           <w:p>
@@ -22182,29 +20287,7 @@
                                 <w:szCs w:val="20"/>
                                 <w:lang w:val="en-US"/>
                               </w:rPr>
-                              <w:t xml:space="preserve">    Vec3 N = </w:t>
-                            </w:r>
-                            <w:proofErr w:type="spellStart"/>
-                            <w:proofErr w:type="gramStart"/>
-                            <w:r>
-                              <w:rPr>
-                                <w:rFonts w:ascii="Courier New" w:hAnsi="Courier New" w:cs="Courier New"/>
-                                <w:sz w:val="20"/>
-                                <w:szCs w:val="20"/>
-                                <w:lang w:val="en-US"/>
-                              </w:rPr>
-                              <w:t>hit.Normal</w:t>
-                            </w:r>
-                            <w:proofErr w:type="spellEnd"/>
-                            <w:proofErr w:type="gramEnd"/>
-                            <w:r>
-                              <w:rPr>
-                                <w:rFonts w:ascii="Courier New" w:hAnsi="Courier New" w:cs="Courier New"/>
-                                <w:sz w:val="20"/>
-                                <w:szCs w:val="20"/>
-                                <w:lang w:val="en-US"/>
-                              </w:rPr>
-                              <w:t>;</w:t>
+                              <w:t xml:space="preserve">    Vec3 N = hit.Normal;</w:t>
                             </w:r>
                           </w:p>
                           <w:p>
@@ -22224,69 +20307,7 @@
                                 <w:szCs w:val="20"/>
                                 <w:lang w:val="en-US"/>
                               </w:rPr>
-                              <w:t xml:space="preserve">    Vec3 color = </w:t>
-                            </w:r>
-                            <w:proofErr w:type="spellStart"/>
-                            <w:proofErr w:type="gramStart"/>
-                            <w:r>
-                              <w:rPr>
-                                <w:rFonts w:ascii="Courier New" w:hAnsi="Courier New" w:cs="Courier New"/>
-                                <w:sz w:val="20"/>
-                                <w:szCs w:val="20"/>
-                                <w:lang w:val="en-US"/>
-                              </w:rPr>
-                              <w:t>m.Color</w:t>
-                            </w:r>
-                            <w:proofErr w:type="spellEnd"/>
-                            <w:proofErr w:type="gramEnd"/>
-                            <w:r>
-                              <w:rPr>
-                                <w:rFonts w:ascii="Courier New" w:hAnsi="Courier New" w:cs="Courier New"/>
-                                <w:sz w:val="20"/>
-                                <w:szCs w:val="20"/>
-                                <w:lang w:val="en-US"/>
-                              </w:rPr>
-                              <w:t xml:space="preserve"> * (</w:t>
-                            </w:r>
-                            <w:proofErr w:type="spellStart"/>
-                            <w:r>
-                              <w:rPr>
-                                <w:rFonts w:ascii="Courier New" w:hAnsi="Courier New" w:cs="Courier New"/>
-                                <w:sz w:val="20"/>
-                                <w:szCs w:val="20"/>
-                                <w:lang w:val="en-US"/>
-                              </w:rPr>
-                              <w:t>m.Ka</w:t>
-                            </w:r>
-                            <w:proofErr w:type="spellEnd"/>
-                            <w:r>
-                              <w:rPr>
-                                <w:rFonts w:ascii="Courier New" w:hAnsi="Courier New" w:cs="Courier New"/>
-                                <w:sz w:val="20"/>
-                                <w:szCs w:val="20"/>
-                                <w:lang w:val="en-US"/>
-                              </w:rPr>
-                              <w:t xml:space="preserve"> * </w:t>
-                            </w:r>
-                            <w:proofErr w:type="spellStart"/>
-                            <w:r>
-                              <w:rPr>
-                                <w:rFonts w:ascii="Courier New" w:hAnsi="Courier New" w:cs="Courier New"/>
-                                <w:sz w:val="20"/>
-                                <w:szCs w:val="20"/>
-                                <w:lang w:val="en-US"/>
-                              </w:rPr>
-                              <w:t>scene.Ambient</w:t>
-                            </w:r>
-                            <w:proofErr w:type="spellEnd"/>
-                            <w:r>
-                              <w:rPr>
-                                <w:rFonts w:ascii="Courier New" w:hAnsi="Courier New" w:cs="Courier New"/>
-                                <w:sz w:val="20"/>
-                                <w:szCs w:val="20"/>
-                                <w:lang w:val="en-US"/>
-                              </w:rPr>
-                              <w:t>);</w:t>
+                              <w:t xml:space="preserve">    Vec3 color = m.Color * (m.Ka * scene.Ambient);</w:t>
                             </w:r>
                           </w:p>
                           <w:p>
@@ -22317,29 +20338,7 @@
                                 <w:szCs w:val="20"/>
                                 <w:lang w:val="en-US"/>
                               </w:rPr>
-                              <w:t xml:space="preserve">    foreach (var light in </w:t>
-                            </w:r>
-                            <w:proofErr w:type="spellStart"/>
-                            <w:proofErr w:type="gramStart"/>
-                            <w:r>
-                              <w:rPr>
-                                <w:rFonts w:ascii="Courier New" w:hAnsi="Courier New" w:cs="Courier New"/>
-                                <w:sz w:val="20"/>
-                                <w:szCs w:val="20"/>
-                                <w:lang w:val="en-US"/>
-                              </w:rPr>
-                              <w:t>scene.Lights</w:t>
-                            </w:r>
-                            <w:proofErr w:type="spellEnd"/>
-                            <w:proofErr w:type="gramEnd"/>
-                            <w:r>
-                              <w:rPr>
-                                <w:rFonts w:ascii="Courier New" w:hAnsi="Courier New" w:cs="Courier New"/>
-                                <w:sz w:val="20"/>
-                                <w:szCs w:val="20"/>
-                                <w:lang w:val="en-US"/>
-                              </w:rPr>
-                              <w:t>)</w:t>
+                              <w:t xml:space="preserve">    foreach (var light in scene.Lights)</w:t>
                             </w:r>
                           </w:p>
                           <w:p>
@@ -22379,49 +20378,7 @@
                                 <w:szCs w:val="20"/>
                                 <w:lang w:val="en-US"/>
                               </w:rPr>
-                              <w:t xml:space="preserve">        Vec3 L = (</w:t>
-                            </w:r>
-                            <w:proofErr w:type="spellStart"/>
-                            <w:proofErr w:type="gramStart"/>
-                            <w:r>
-                              <w:rPr>
-                                <w:rFonts w:ascii="Courier New" w:hAnsi="Courier New" w:cs="Courier New"/>
-                                <w:sz w:val="20"/>
-                                <w:szCs w:val="20"/>
-                                <w:lang w:val="en-US"/>
-                              </w:rPr>
-                              <w:t>light.Position</w:t>
-                            </w:r>
-                            <w:proofErr w:type="spellEnd"/>
-                            <w:proofErr w:type="gramEnd"/>
-                            <w:r>
-                              <w:rPr>
-                                <w:rFonts w:ascii="Courier New" w:hAnsi="Courier New" w:cs="Courier New"/>
-                                <w:sz w:val="20"/>
-                                <w:szCs w:val="20"/>
-                                <w:lang w:val="en-US"/>
-                              </w:rPr>
-                              <w:t xml:space="preserve"> - </w:t>
-                            </w:r>
-                            <w:proofErr w:type="spellStart"/>
-                            <w:r>
-                              <w:rPr>
-                                <w:rFonts w:ascii="Courier New" w:hAnsi="Courier New" w:cs="Courier New"/>
-                                <w:sz w:val="20"/>
-                                <w:szCs w:val="20"/>
-                                <w:lang w:val="en-US"/>
-                              </w:rPr>
-                              <w:t>hit.Point</w:t>
-                            </w:r>
-                            <w:proofErr w:type="spellEnd"/>
-                            <w:r>
-                              <w:rPr>
-                                <w:rFonts w:ascii="Courier New" w:hAnsi="Courier New" w:cs="Courier New"/>
-                                <w:sz w:val="20"/>
-                                <w:szCs w:val="20"/>
-                                <w:lang w:val="en-US"/>
-                              </w:rPr>
-                              <w:t>).Normalize();</w:t>
+                              <w:t xml:space="preserve">        Vec3 L = (light.Position - hit.Point).Normalize();</w:t>
                             </w:r>
                           </w:p>
                           <w:p>
@@ -22441,49 +20398,7 @@
                                 <w:szCs w:val="20"/>
                                 <w:lang w:val="en-US"/>
                               </w:rPr>
-                              <w:t xml:space="preserve">        double </w:t>
-                            </w:r>
-                            <w:proofErr w:type="spellStart"/>
-                            <w:r>
-                              <w:rPr>
-                                <w:rFonts w:ascii="Courier New" w:hAnsi="Courier New" w:cs="Courier New"/>
-                                <w:sz w:val="20"/>
-                                <w:szCs w:val="20"/>
-                                <w:lang w:val="en-US"/>
-                              </w:rPr>
-                              <w:t>ndotl</w:t>
-                            </w:r>
-                            <w:proofErr w:type="spellEnd"/>
-                            <w:r>
-                              <w:rPr>
-                                <w:rFonts w:ascii="Courier New" w:hAnsi="Courier New" w:cs="Courier New"/>
-                                <w:sz w:val="20"/>
-                                <w:szCs w:val="20"/>
-                                <w:lang w:val="en-US"/>
-                              </w:rPr>
-                              <w:t xml:space="preserve"> = </w:t>
-                            </w:r>
-                            <w:proofErr w:type="spellStart"/>
-                            <w:proofErr w:type="gramStart"/>
-                            <w:r>
-                              <w:rPr>
-                                <w:rFonts w:ascii="Courier New" w:hAnsi="Courier New" w:cs="Courier New"/>
-                                <w:sz w:val="20"/>
-                                <w:szCs w:val="20"/>
-                                <w:lang w:val="en-US"/>
-                              </w:rPr>
-                              <w:t>N.Dot</w:t>
-                            </w:r>
-                            <w:proofErr w:type="spellEnd"/>
-                            <w:proofErr w:type="gramEnd"/>
-                            <w:r>
-                              <w:rPr>
-                                <w:rFonts w:ascii="Courier New" w:hAnsi="Courier New" w:cs="Courier New"/>
-                                <w:sz w:val="20"/>
-                                <w:szCs w:val="20"/>
-                                <w:lang w:val="en-US"/>
-                              </w:rPr>
-                              <w:t>(L);</w:t>
+                              <w:t xml:space="preserve">        double ndotl = N.Dot(L);</w:t>
                             </w:r>
                           </w:p>
                           <w:p>
@@ -22503,27 +20418,7 @@
                                 <w:szCs w:val="20"/>
                                 <w:lang w:val="en-US"/>
                               </w:rPr>
-                              <w:t xml:space="preserve">        if (</w:t>
-                            </w:r>
-                            <w:proofErr w:type="spellStart"/>
-                            <w:r>
-                              <w:rPr>
-                                <w:rFonts w:ascii="Courier New" w:hAnsi="Courier New" w:cs="Courier New"/>
-                                <w:sz w:val="20"/>
-                                <w:szCs w:val="20"/>
-                                <w:lang w:val="en-US"/>
-                              </w:rPr>
-                              <w:t>ndotl</w:t>
-                            </w:r>
-                            <w:proofErr w:type="spellEnd"/>
-                            <w:r>
-                              <w:rPr>
-                                <w:rFonts w:ascii="Courier New" w:hAnsi="Courier New" w:cs="Courier New"/>
-                                <w:sz w:val="20"/>
-                                <w:szCs w:val="20"/>
-                                <w:lang w:val="en-US"/>
-                              </w:rPr>
-                              <w:t xml:space="preserve"> &lt;= 0) continue;</w:t>
+                              <w:t xml:space="preserve">        if (ndotl &lt;= 0) continue;</w:t>
                             </w:r>
                           </w:p>
                           <w:p>
@@ -22543,69 +20438,7 @@
                                 <w:szCs w:val="20"/>
                                 <w:lang w:val="en-US"/>
                               </w:rPr>
-                              <w:t xml:space="preserve">        if (</w:t>
-                            </w:r>
-                            <w:proofErr w:type="spellStart"/>
-                            <w:proofErr w:type="gramStart"/>
-                            <w:r>
-                              <w:rPr>
-                                <w:rFonts w:ascii="Courier New" w:hAnsi="Courier New" w:cs="Courier New"/>
-                                <w:sz w:val="20"/>
-                                <w:szCs w:val="20"/>
-                                <w:lang w:val="en-US"/>
-                              </w:rPr>
-                              <w:t>scene.InShadow</w:t>
-                            </w:r>
-                            <w:proofErr w:type="spellEnd"/>
-                            <w:proofErr w:type="gramEnd"/>
-                            <w:r>
-                              <w:rPr>
-                                <w:rFonts w:ascii="Courier New" w:hAnsi="Courier New" w:cs="Courier New"/>
-                                <w:sz w:val="20"/>
-                                <w:szCs w:val="20"/>
-                                <w:lang w:val="en-US"/>
-                              </w:rPr>
-                              <w:t>(</w:t>
-                            </w:r>
-                            <w:proofErr w:type="spellStart"/>
-                            <w:r>
-                              <w:rPr>
-                                <w:rFonts w:ascii="Courier New" w:hAnsi="Courier New" w:cs="Courier New"/>
-                                <w:sz w:val="20"/>
-                                <w:szCs w:val="20"/>
-                                <w:lang w:val="en-US"/>
-                              </w:rPr>
-                              <w:t>hit.Point</w:t>
-                            </w:r>
-                            <w:proofErr w:type="spellEnd"/>
-                            <w:r>
-                              <w:rPr>
-                                <w:rFonts w:ascii="Courier New" w:hAnsi="Courier New" w:cs="Courier New"/>
-                                <w:sz w:val="20"/>
-                                <w:szCs w:val="20"/>
-                                <w:lang w:val="en-US"/>
-                              </w:rPr>
-                              <w:t xml:space="preserve">, </w:t>
-                            </w:r>
-                            <w:proofErr w:type="spellStart"/>
-                            <w:r>
-                              <w:rPr>
-                                <w:rFonts w:ascii="Courier New" w:hAnsi="Courier New" w:cs="Courier New"/>
-                                <w:sz w:val="20"/>
-                                <w:szCs w:val="20"/>
-                                <w:lang w:val="en-US"/>
-                              </w:rPr>
-                              <w:t>light.Position</w:t>
-                            </w:r>
-                            <w:proofErr w:type="spellEnd"/>
-                            <w:r>
-                              <w:rPr>
-                                <w:rFonts w:ascii="Courier New" w:hAnsi="Courier New" w:cs="Courier New"/>
-                                <w:sz w:val="20"/>
-                                <w:szCs w:val="20"/>
-                                <w:lang w:val="en-US"/>
-                              </w:rPr>
-                              <w:t>)) continue;</w:t>
+                              <w:t xml:space="preserve">        if (scene.InShadow(hit.Point, light.Position)) continue;</w:t>
                             </w:r>
                           </w:p>
                           <w:p>
@@ -22636,89 +20469,7 @@
                                 <w:szCs w:val="20"/>
                                 <w:lang w:val="en-US"/>
                               </w:rPr>
-                              <w:t xml:space="preserve">        Vec3 diffuse = </w:t>
-                            </w:r>
-                            <w:proofErr w:type="spellStart"/>
-                            <w:proofErr w:type="gramStart"/>
-                            <w:r>
-                              <w:rPr>
-                                <w:rFonts w:ascii="Courier New" w:hAnsi="Courier New" w:cs="Courier New"/>
-                                <w:sz w:val="20"/>
-                                <w:szCs w:val="20"/>
-                                <w:lang w:val="en-US"/>
-                              </w:rPr>
-                              <w:t>m.Color</w:t>
-                            </w:r>
-                            <w:proofErr w:type="spellEnd"/>
-                            <w:proofErr w:type="gramEnd"/>
-                            <w:r>
-                              <w:rPr>
-                                <w:rFonts w:ascii="Courier New" w:hAnsi="Courier New" w:cs="Courier New"/>
-                                <w:sz w:val="20"/>
-                                <w:szCs w:val="20"/>
-                                <w:lang w:val="en-US"/>
-                              </w:rPr>
-                              <w:t xml:space="preserve"> * (</w:t>
-                            </w:r>
-                            <w:proofErr w:type="spellStart"/>
-                            <w:r>
-                              <w:rPr>
-                                <w:rFonts w:ascii="Courier New" w:hAnsi="Courier New" w:cs="Courier New"/>
-                                <w:sz w:val="20"/>
-                                <w:szCs w:val="20"/>
-                                <w:lang w:val="en-US"/>
-                              </w:rPr>
-                              <w:t>m.Kd</w:t>
-                            </w:r>
-                            <w:proofErr w:type="spellEnd"/>
-                            <w:r>
-                              <w:rPr>
-                                <w:rFonts w:ascii="Courier New" w:hAnsi="Courier New" w:cs="Courier New"/>
-                                <w:sz w:val="20"/>
-                                <w:szCs w:val="20"/>
-                                <w:lang w:val="en-US"/>
-                              </w:rPr>
-                              <w:t xml:space="preserve"> * </w:t>
-                            </w:r>
-                            <w:proofErr w:type="spellStart"/>
-                            <w:r>
-                              <w:rPr>
-                                <w:rFonts w:ascii="Courier New" w:hAnsi="Courier New" w:cs="Courier New"/>
-                                <w:sz w:val="20"/>
-                                <w:szCs w:val="20"/>
-                                <w:lang w:val="en-US"/>
-                              </w:rPr>
-                              <w:t>ndotl</w:t>
-                            </w:r>
-                            <w:proofErr w:type="spellEnd"/>
-                            <w:r>
-                              <w:rPr>
-                                <w:rFonts w:ascii="Courier New" w:hAnsi="Courier New" w:cs="Courier New"/>
-                                <w:sz w:val="20"/>
-                                <w:szCs w:val="20"/>
-                                <w:lang w:val="en-US"/>
-                              </w:rPr>
-                              <w:t xml:space="preserve">) * </w:t>
-                            </w:r>
-                            <w:proofErr w:type="spellStart"/>
-                            <w:r>
-                              <w:rPr>
-                                <w:rFonts w:ascii="Courier New" w:hAnsi="Courier New" w:cs="Courier New"/>
-                                <w:sz w:val="20"/>
-                                <w:szCs w:val="20"/>
-                                <w:lang w:val="en-US"/>
-                              </w:rPr>
-                              <w:t>light.Intensity</w:t>
-                            </w:r>
-                            <w:proofErr w:type="spellEnd"/>
-                            <w:r>
-                              <w:rPr>
-                                <w:rFonts w:ascii="Courier New" w:hAnsi="Courier New" w:cs="Courier New"/>
-                                <w:sz w:val="20"/>
-                                <w:szCs w:val="20"/>
-                                <w:lang w:val="en-US"/>
-                              </w:rPr>
-                              <w:t>;</w:t>
+                              <w:t xml:space="preserve">        Vec3 diffuse = m.Color * (m.Kd * ndotl) * light.Intensity;</w:t>
                             </w:r>
                           </w:p>
                           <w:p>
@@ -22756,43 +20507,7 @@
                                 <w:sz w:val="20"/>
                                 <w:szCs w:val="20"/>
                               </w:rPr>
-                              <w:t xml:space="preserve">Vec3 R = (N * (2.0 * </w:t>
-                            </w:r>
-                            <w:proofErr w:type="spellStart"/>
-                            <w:r>
-                              <w:rPr>
-                                <w:rFonts w:ascii="Courier New" w:hAnsi="Courier New" w:cs="Courier New"/>
-                                <w:sz w:val="20"/>
-                                <w:szCs w:val="20"/>
-                              </w:rPr>
-                              <w:t>ndotl</w:t>
-                            </w:r>
-                            <w:proofErr w:type="spellEnd"/>
-                            <w:r>
-                              <w:rPr>
-                                <w:rFonts w:ascii="Courier New" w:hAnsi="Courier New" w:cs="Courier New"/>
-                                <w:sz w:val="20"/>
-                                <w:szCs w:val="20"/>
-                              </w:rPr>
-                              <w:t>) - L</w:t>
-                            </w:r>
-                            <w:proofErr w:type="gramStart"/>
-                            <w:r>
-                              <w:rPr>
-                                <w:rFonts w:ascii="Courier New" w:hAnsi="Courier New" w:cs="Courier New"/>
-                                <w:sz w:val="20"/>
-                                <w:szCs w:val="20"/>
-                              </w:rPr>
-                              <w:t>).Normalize</w:t>
-                            </w:r>
-                            <w:proofErr w:type="gramEnd"/>
-                            <w:r>
-                              <w:rPr>
-                                <w:rFonts w:ascii="Courier New" w:hAnsi="Courier New" w:cs="Courier New"/>
-                                <w:sz w:val="20"/>
-                                <w:szCs w:val="20"/>
-                              </w:rPr>
-                              <w:t>();</w:t>
+                              <w:t>Vec3 R = (N * (2.0 * ndotl) - L).Normalize();</w:t>
                             </w:r>
                           </w:p>
                           <w:p>
@@ -22820,69 +20535,7 @@
                                 <w:szCs w:val="20"/>
                                 <w:lang w:val="en-US"/>
                               </w:rPr>
-                              <w:t xml:space="preserve">double </w:t>
-                            </w:r>
-                            <w:proofErr w:type="spellStart"/>
-                            <w:r>
-                              <w:rPr>
-                                <w:rFonts w:ascii="Courier New" w:hAnsi="Courier New" w:cs="Courier New"/>
-                                <w:sz w:val="20"/>
-                                <w:szCs w:val="20"/>
-                                <w:lang w:val="en-US"/>
-                              </w:rPr>
-                              <w:t>rdotv</w:t>
-                            </w:r>
-                            <w:proofErr w:type="spellEnd"/>
-                            <w:r>
-                              <w:rPr>
-                                <w:rFonts w:ascii="Courier New" w:hAnsi="Courier New" w:cs="Courier New"/>
-                                <w:sz w:val="20"/>
-                                <w:szCs w:val="20"/>
-                                <w:lang w:val="en-US"/>
-                              </w:rPr>
-                              <w:t xml:space="preserve"> = </w:t>
-                            </w:r>
-                            <w:proofErr w:type="spellStart"/>
-                            <w:proofErr w:type="gramStart"/>
-                            <w:r>
-                              <w:rPr>
-                                <w:rFonts w:ascii="Courier New" w:hAnsi="Courier New" w:cs="Courier New"/>
-                                <w:sz w:val="20"/>
-                                <w:szCs w:val="20"/>
-                                <w:lang w:val="en-US"/>
-                              </w:rPr>
-                              <w:t>R.Dot</w:t>
-                            </w:r>
-                            <w:proofErr w:type="spellEnd"/>
-                            <w:proofErr w:type="gramEnd"/>
-                            <w:r>
-                              <w:rPr>
-                                <w:rFonts w:ascii="Courier New" w:hAnsi="Courier New" w:cs="Courier New"/>
-                                <w:sz w:val="20"/>
-                                <w:szCs w:val="20"/>
-                                <w:lang w:val="en-US"/>
-                              </w:rPr>
-                              <w:t>(</w:t>
-                            </w:r>
-                            <w:proofErr w:type="spellStart"/>
-                            <w:r>
-                              <w:rPr>
-                                <w:rFonts w:ascii="Courier New" w:hAnsi="Courier New" w:cs="Courier New"/>
-                                <w:sz w:val="20"/>
-                                <w:szCs w:val="20"/>
-                                <w:lang w:val="en-US"/>
-                              </w:rPr>
-                              <w:t>viewDir</w:t>
-                            </w:r>
-                            <w:proofErr w:type="spellEnd"/>
-                            <w:r>
-                              <w:rPr>
-                                <w:rFonts w:ascii="Courier New" w:hAnsi="Courier New" w:cs="Courier New"/>
-                                <w:sz w:val="20"/>
-                                <w:szCs w:val="20"/>
-                                <w:lang w:val="en-US"/>
-                              </w:rPr>
-                              <w:t>);</w:t>
+                              <w:t>double rdotv = R.Dot(viewDir);</w:t>
                             </w:r>
                           </w:p>
                           <w:p>
@@ -22909,25 +20562,7 @@
                                 <w:sz w:val="20"/>
                                 <w:szCs w:val="20"/>
                               </w:rPr>
-                              <w:t xml:space="preserve">Vec3 </w:t>
-                            </w:r>
-                            <w:proofErr w:type="spellStart"/>
-                            <w:r>
-                              <w:rPr>
-                                <w:rFonts w:ascii="Courier New" w:hAnsi="Courier New" w:cs="Courier New"/>
-                                <w:sz w:val="20"/>
-                                <w:szCs w:val="20"/>
-                              </w:rPr>
-                              <w:t>specular</w:t>
-                            </w:r>
-                            <w:proofErr w:type="spellEnd"/>
-                            <w:r>
-                              <w:rPr>
-                                <w:rFonts w:ascii="Courier New" w:hAnsi="Courier New" w:cs="Courier New"/>
-                                <w:sz w:val="20"/>
-                                <w:szCs w:val="20"/>
-                              </w:rPr>
-                              <w:t xml:space="preserve"> = Vec3.Zero;</w:t>
+                              <w:t>Vec3 specular = Vec3.Zero;</w:t>
                             </w:r>
                           </w:p>
                           <w:p>
@@ -22945,43 +20580,7 @@
                                 <w:sz w:val="20"/>
                                 <w:szCs w:val="20"/>
                               </w:rPr>
-                              <w:t xml:space="preserve">        </w:t>
-                            </w:r>
-                            <w:proofErr w:type="spellStart"/>
-                            <w:r>
-                              <w:rPr>
-                                <w:rFonts w:ascii="Courier New" w:hAnsi="Courier New" w:cs="Courier New"/>
-                                <w:sz w:val="20"/>
-                                <w:szCs w:val="20"/>
-                              </w:rPr>
-                              <w:t>if</w:t>
-                            </w:r>
-                            <w:proofErr w:type="spellEnd"/>
-                            <w:r>
-                              <w:rPr>
-                                <w:rFonts w:ascii="Courier New" w:hAnsi="Courier New" w:cs="Courier New"/>
-                                <w:sz w:val="20"/>
-                                <w:szCs w:val="20"/>
-                              </w:rPr>
-                              <w:t xml:space="preserve"> (</w:t>
-                            </w:r>
-                            <w:proofErr w:type="spellStart"/>
-                            <w:r>
-                              <w:rPr>
-                                <w:rFonts w:ascii="Courier New" w:hAnsi="Courier New" w:cs="Courier New"/>
-                                <w:sz w:val="20"/>
-                                <w:szCs w:val="20"/>
-                              </w:rPr>
-                              <w:t>rdotv</w:t>
-                            </w:r>
-                            <w:proofErr w:type="spellEnd"/>
-                            <w:r>
-                              <w:rPr>
-                                <w:rFonts w:ascii="Courier New" w:hAnsi="Courier New" w:cs="Courier New"/>
-                                <w:sz w:val="20"/>
-                                <w:szCs w:val="20"/>
-                              </w:rPr>
-                              <w:t xml:space="preserve"> &gt; 0)</w:t>
+                              <w:t xml:space="preserve">        if (rdotv &gt; 0)</w:t>
                             </w:r>
                           </w:p>
                           <w:p>
@@ -23029,69 +20628,7 @@
                                 <w:szCs w:val="20"/>
                                 <w:lang w:val="en-US"/>
                               </w:rPr>
-                              <w:t xml:space="preserve">            double factor = </w:t>
-                            </w:r>
-                            <w:proofErr w:type="spellStart"/>
-                            <w:r>
-                              <w:rPr>
-                                <w:rFonts w:ascii="Courier New" w:hAnsi="Courier New" w:cs="Courier New"/>
-                                <w:sz w:val="20"/>
-                                <w:szCs w:val="20"/>
-                                <w:lang w:val="en-US"/>
-                              </w:rPr>
-                              <w:t>Math.Pow</w:t>
-                            </w:r>
-                            <w:proofErr w:type="spellEnd"/>
-                            <w:r>
-                              <w:rPr>
-                                <w:rFonts w:ascii="Courier New" w:hAnsi="Courier New" w:cs="Courier New"/>
-                                <w:sz w:val="20"/>
-                                <w:szCs w:val="20"/>
-                                <w:lang w:val="en-US"/>
-                              </w:rPr>
-                              <w:t>(</w:t>
-                            </w:r>
-                            <w:proofErr w:type="spellStart"/>
-                            <w:r>
-                              <w:rPr>
-                                <w:rFonts w:ascii="Courier New" w:hAnsi="Courier New" w:cs="Courier New"/>
-                                <w:sz w:val="20"/>
-                                <w:szCs w:val="20"/>
-                                <w:lang w:val="en-US"/>
-                              </w:rPr>
-                              <w:t>rdotv</w:t>
-                            </w:r>
-                            <w:proofErr w:type="spellEnd"/>
-                            <w:r>
-                              <w:rPr>
-                                <w:rFonts w:ascii="Courier New" w:hAnsi="Courier New" w:cs="Courier New"/>
-                                <w:sz w:val="20"/>
-                                <w:szCs w:val="20"/>
-                                <w:lang w:val="en-US"/>
-                              </w:rPr>
-                              <w:t xml:space="preserve">, </w:t>
-                            </w:r>
-                            <w:proofErr w:type="spellStart"/>
-                            <w:proofErr w:type="gramStart"/>
-                            <w:r>
-                              <w:rPr>
-                                <w:rFonts w:ascii="Courier New" w:hAnsi="Courier New" w:cs="Courier New"/>
-                                <w:sz w:val="20"/>
-                                <w:szCs w:val="20"/>
-                                <w:lang w:val="en-US"/>
-                              </w:rPr>
-                              <w:t>m.Shininess</w:t>
-                            </w:r>
-                            <w:proofErr w:type="spellEnd"/>
-                            <w:proofErr w:type="gramEnd"/>
-                            <w:r>
-                              <w:rPr>
-                                <w:rFonts w:ascii="Courier New" w:hAnsi="Courier New" w:cs="Courier New"/>
-                                <w:sz w:val="20"/>
-                                <w:szCs w:val="20"/>
-                                <w:lang w:val="en-US"/>
-                              </w:rPr>
-                              <w:t>);</w:t>
+                              <w:t xml:space="preserve">            double factor = Math.Pow(rdotv, m.Shininess);</w:t>
                             </w:r>
                           </w:p>
                           <w:p>
@@ -23111,49 +20648,7 @@
                                 <w:szCs w:val="20"/>
                                 <w:lang w:val="en-US"/>
                               </w:rPr>
-                              <w:t xml:space="preserve">            specular = new Vec3(1, 1, 1) * (</w:t>
-                            </w:r>
-                            <w:proofErr w:type="spellStart"/>
-                            <w:proofErr w:type="gramStart"/>
-                            <w:r>
-                              <w:rPr>
-                                <w:rFonts w:ascii="Courier New" w:hAnsi="Courier New" w:cs="Courier New"/>
-                                <w:sz w:val="20"/>
-                                <w:szCs w:val="20"/>
-                                <w:lang w:val="en-US"/>
-                              </w:rPr>
-                              <w:t>m.Ks</w:t>
-                            </w:r>
-                            <w:proofErr w:type="spellEnd"/>
-                            <w:proofErr w:type="gramEnd"/>
-                            <w:r>
-                              <w:rPr>
-                                <w:rFonts w:ascii="Courier New" w:hAnsi="Courier New" w:cs="Courier New"/>
-                                <w:sz w:val="20"/>
-                                <w:szCs w:val="20"/>
-                                <w:lang w:val="en-US"/>
-                              </w:rPr>
-                              <w:t xml:space="preserve"> * factor) * </w:t>
-                            </w:r>
-                            <w:proofErr w:type="spellStart"/>
-                            <w:r>
-                              <w:rPr>
-                                <w:rFonts w:ascii="Courier New" w:hAnsi="Courier New" w:cs="Courier New"/>
-                                <w:sz w:val="20"/>
-                                <w:szCs w:val="20"/>
-                                <w:lang w:val="en-US"/>
-                              </w:rPr>
-                              <w:t>light.Intensity</w:t>
-                            </w:r>
-                            <w:proofErr w:type="spellEnd"/>
-                            <w:r>
-                              <w:rPr>
-                                <w:rFonts w:ascii="Courier New" w:hAnsi="Courier New" w:cs="Courier New"/>
-                                <w:sz w:val="20"/>
-                                <w:szCs w:val="20"/>
-                                <w:lang w:val="en-US"/>
-                              </w:rPr>
-                              <w:t>;</w:t>
+                              <w:t xml:space="preserve">            specular = new Vec3(1, 1, 1) * (m.Ks * factor) * light.Intensity;</w:t>
                             </w:r>
                           </w:p>
                           <w:p>
@@ -25734,8 +23229,6 @@
                               </w:rPr>
                               <w:t xml:space="preserve">public bool </w:t>
                             </w:r>
-                            <w:proofErr w:type="spellStart"/>
-                            <w:proofErr w:type="gramStart"/>
                             <w:r>
                               <w:rPr>
                                 <w:rFonts w:ascii="Courier New" w:hAnsi="Courier New" w:cs="Courier New"/>
@@ -25743,47 +23236,7 @@
                                 <w:szCs w:val="20"/>
                                 <w:lang w:val="en-US"/>
                               </w:rPr>
-                              <w:t>InShadow</w:t>
-                            </w:r>
-                            <w:proofErr w:type="spellEnd"/>
-                            <w:r>
-                              <w:rPr>
-                                <w:rFonts w:ascii="Courier New" w:hAnsi="Courier New" w:cs="Courier New"/>
-                                <w:sz w:val="20"/>
-                                <w:szCs w:val="20"/>
-                                <w:lang w:val="en-US"/>
-                              </w:rPr>
-                              <w:t>(</w:t>
-                            </w:r>
-                            <w:proofErr w:type="gramEnd"/>
-                            <w:r>
-                              <w:rPr>
-                                <w:rFonts w:ascii="Courier New" w:hAnsi="Courier New" w:cs="Courier New"/>
-                                <w:sz w:val="20"/>
-                                <w:szCs w:val="20"/>
-                                <w:lang w:val="en-US"/>
-                              </w:rPr>
-                              <w:t xml:space="preserve">Vec3 point, Vec3 </w:t>
-                            </w:r>
-                            <w:proofErr w:type="spellStart"/>
-                            <w:r>
-                              <w:rPr>
-                                <w:rFonts w:ascii="Courier New" w:hAnsi="Courier New" w:cs="Courier New"/>
-                                <w:sz w:val="20"/>
-                                <w:szCs w:val="20"/>
-                                <w:lang w:val="en-US"/>
-                              </w:rPr>
-                              <w:t>lightPos</w:t>
-                            </w:r>
-                            <w:proofErr w:type="spellEnd"/>
-                            <w:r>
-                              <w:rPr>
-                                <w:rFonts w:ascii="Courier New" w:hAnsi="Courier New" w:cs="Courier New"/>
-                                <w:sz w:val="20"/>
-                                <w:szCs w:val="20"/>
-                                <w:lang w:val="en-US"/>
-                              </w:rPr>
-                              <w:t>, double eps = 1e-3)</w:t>
+                              <w:t>InShadow(Vec3 point, Vec3 lightPos, double eps = 1e-3)</w:t>
                             </w:r>
                           </w:p>
                           <w:p>
@@ -25823,47 +23276,7 @@
                                 <w:szCs w:val="20"/>
                                 <w:lang w:val="en-US"/>
                               </w:rPr>
-                              <w:t xml:space="preserve">    Vec3 </w:t>
-                            </w:r>
-                            <w:proofErr w:type="spellStart"/>
-                            <w:r>
-                              <w:rPr>
-                                <w:rFonts w:ascii="Courier New" w:hAnsi="Courier New" w:cs="Courier New"/>
-                                <w:sz w:val="20"/>
-                                <w:szCs w:val="20"/>
-                                <w:lang w:val="en-US"/>
-                              </w:rPr>
-                              <w:t>dir</w:t>
-                            </w:r>
-                            <w:proofErr w:type="spellEnd"/>
-                            <w:r>
-                              <w:rPr>
-                                <w:rFonts w:ascii="Courier New" w:hAnsi="Courier New" w:cs="Courier New"/>
-                                <w:sz w:val="20"/>
-                                <w:szCs w:val="20"/>
-                                <w:lang w:val="en-US"/>
-                              </w:rPr>
-                              <w:t xml:space="preserve"> = </w:t>
-                            </w:r>
-                            <w:proofErr w:type="spellStart"/>
-                            <w:r>
-                              <w:rPr>
-                                <w:rFonts w:ascii="Courier New" w:hAnsi="Courier New" w:cs="Courier New"/>
-                                <w:sz w:val="20"/>
-                                <w:szCs w:val="20"/>
-                                <w:lang w:val="en-US"/>
-                              </w:rPr>
-                              <w:t>lightPos</w:t>
-                            </w:r>
-                            <w:proofErr w:type="spellEnd"/>
-                            <w:r>
-                              <w:rPr>
-                                <w:rFonts w:ascii="Courier New" w:hAnsi="Courier New" w:cs="Courier New"/>
-                                <w:sz w:val="20"/>
-                                <w:szCs w:val="20"/>
-                                <w:lang w:val="en-US"/>
-                              </w:rPr>
-                              <w:t xml:space="preserve"> - point;</w:t>
+                              <w:t xml:space="preserve">    Vec3 dir = lightPos - point;</w:t>
                             </w:r>
                           </w:p>
                           <w:p>
@@ -25883,49 +23296,7 @@
                                 <w:szCs w:val="20"/>
                                 <w:lang w:val="en-US"/>
                               </w:rPr>
-                              <w:t xml:space="preserve">    double </w:t>
-                            </w:r>
-                            <w:proofErr w:type="spellStart"/>
-                            <w:r>
-                              <w:rPr>
-                                <w:rFonts w:ascii="Courier New" w:hAnsi="Courier New" w:cs="Courier New"/>
-                                <w:sz w:val="20"/>
-                                <w:szCs w:val="20"/>
-                                <w:lang w:val="en-US"/>
-                              </w:rPr>
-                              <w:t>dist</w:t>
-                            </w:r>
-                            <w:proofErr w:type="spellEnd"/>
-                            <w:r>
-                              <w:rPr>
-                                <w:rFonts w:ascii="Courier New" w:hAnsi="Courier New" w:cs="Courier New"/>
-                                <w:sz w:val="20"/>
-                                <w:szCs w:val="20"/>
-                                <w:lang w:val="en-US"/>
-                              </w:rPr>
-                              <w:t xml:space="preserve"> = </w:t>
-                            </w:r>
-                            <w:proofErr w:type="spellStart"/>
-                            <w:proofErr w:type="gramStart"/>
-                            <w:r>
-                              <w:rPr>
-                                <w:rFonts w:ascii="Courier New" w:hAnsi="Courier New" w:cs="Courier New"/>
-                                <w:sz w:val="20"/>
-                                <w:szCs w:val="20"/>
-                                <w:lang w:val="en-US"/>
-                              </w:rPr>
-                              <w:t>dir.Length</w:t>
-                            </w:r>
-                            <w:proofErr w:type="spellEnd"/>
-                            <w:proofErr w:type="gramEnd"/>
-                            <w:r>
-                              <w:rPr>
-                                <w:rFonts w:ascii="Courier New" w:hAnsi="Courier New" w:cs="Courier New"/>
-                                <w:sz w:val="20"/>
-                                <w:szCs w:val="20"/>
-                                <w:lang w:val="en-US"/>
-                              </w:rPr>
-                              <w:t>;</w:t>
+                              <w:t xml:space="preserve">    double dist = dir.Length;</w:t>
                             </w:r>
                           </w:p>
                           <w:p>
@@ -25945,27 +23316,7 @@
                                 <w:szCs w:val="20"/>
                                 <w:lang w:val="en-US"/>
                               </w:rPr>
-                              <w:t xml:space="preserve">    if (</w:t>
-                            </w:r>
-                            <w:proofErr w:type="spellStart"/>
-                            <w:r>
-                              <w:rPr>
-                                <w:rFonts w:ascii="Courier New" w:hAnsi="Courier New" w:cs="Courier New"/>
-                                <w:sz w:val="20"/>
-                                <w:szCs w:val="20"/>
-                                <w:lang w:val="en-US"/>
-                              </w:rPr>
-                              <w:t>dist</w:t>
-                            </w:r>
-                            <w:proofErr w:type="spellEnd"/>
-                            <w:r>
-                              <w:rPr>
-                                <w:rFonts w:ascii="Courier New" w:hAnsi="Courier New" w:cs="Courier New"/>
-                                <w:sz w:val="20"/>
-                                <w:szCs w:val="20"/>
-                                <w:lang w:val="en-US"/>
-                              </w:rPr>
-                              <w:t xml:space="preserve"> &lt; eps) return false;</w:t>
+                              <w:t xml:space="preserve">    if (dist &lt; eps) return false;</w:t>
                             </w:r>
                           </w:p>
                           <w:p>
@@ -25996,67 +23347,7 @@
                                 <w:szCs w:val="20"/>
                                 <w:lang w:val="en-US"/>
                               </w:rPr>
-                              <w:t xml:space="preserve">    Vec3 </w:t>
-                            </w:r>
-                            <w:proofErr w:type="spellStart"/>
-                            <w:r>
-                              <w:rPr>
-                                <w:rFonts w:ascii="Courier New" w:hAnsi="Courier New" w:cs="Courier New"/>
-                                <w:sz w:val="20"/>
-                                <w:szCs w:val="20"/>
-                                <w:lang w:val="en-US"/>
-                              </w:rPr>
-                              <w:t>dirNorm</w:t>
-                            </w:r>
-                            <w:proofErr w:type="spellEnd"/>
-                            <w:r>
-                              <w:rPr>
-                                <w:rFonts w:ascii="Courier New" w:hAnsi="Courier New" w:cs="Courier New"/>
-                                <w:sz w:val="20"/>
-                                <w:szCs w:val="20"/>
-                                <w:lang w:val="en-US"/>
-                              </w:rPr>
-                              <w:t xml:space="preserve"> = </w:t>
-                            </w:r>
-                            <w:proofErr w:type="spellStart"/>
-                            <w:r>
-                              <w:rPr>
-                                <w:rFonts w:ascii="Courier New" w:hAnsi="Courier New" w:cs="Courier New"/>
-                                <w:sz w:val="20"/>
-                                <w:szCs w:val="20"/>
-                                <w:lang w:val="en-US"/>
-                              </w:rPr>
-                              <w:t>dir</w:t>
-                            </w:r>
-                            <w:proofErr w:type="spellEnd"/>
-                            <w:r>
-                              <w:rPr>
-                                <w:rFonts w:ascii="Courier New" w:hAnsi="Courier New" w:cs="Courier New"/>
-                                <w:sz w:val="20"/>
-                                <w:szCs w:val="20"/>
-                                <w:lang w:val="en-US"/>
-                              </w:rPr>
-                              <w:t xml:space="preserve"> / </w:t>
-                            </w:r>
-                            <w:proofErr w:type="spellStart"/>
-                            <w:r>
-                              <w:rPr>
-                                <w:rFonts w:ascii="Courier New" w:hAnsi="Courier New" w:cs="Courier New"/>
-                                <w:sz w:val="20"/>
-                                <w:szCs w:val="20"/>
-                                <w:lang w:val="en-US"/>
-                              </w:rPr>
-                              <w:t>dist</w:t>
-                            </w:r>
-                            <w:proofErr w:type="spellEnd"/>
-                            <w:r>
-                              <w:rPr>
-                                <w:rFonts w:ascii="Courier New" w:hAnsi="Courier New" w:cs="Courier New"/>
-                                <w:sz w:val="20"/>
-                                <w:szCs w:val="20"/>
-                                <w:lang w:val="en-US"/>
-                              </w:rPr>
-                              <w:t>;</w:t>
+                              <w:t xml:space="preserve">    Vec3 dirNorm = dir / dist;</w:t>
                             </w:r>
                           </w:p>
                           <w:p>
@@ -26076,87 +23367,7 @@
                                 <w:szCs w:val="20"/>
                                 <w:lang w:val="en-US"/>
                               </w:rPr>
-                              <w:t xml:space="preserve">    Ray </w:t>
-                            </w:r>
-                            <w:proofErr w:type="spellStart"/>
-                            <w:r>
-                              <w:rPr>
-                                <w:rFonts w:ascii="Courier New" w:hAnsi="Courier New" w:cs="Courier New"/>
-                                <w:sz w:val="20"/>
-                                <w:szCs w:val="20"/>
-                                <w:lang w:val="en-US"/>
-                              </w:rPr>
-                              <w:t>shadowRay</w:t>
-                            </w:r>
-                            <w:proofErr w:type="spellEnd"/>
-                            <w:r>
-                              <w:rPr>
-                                <w:rFonts w:ascii="Courier New" w:hAnsi="Courier New" w:cs="Courier New"/>
-                                <w:sz w:val="20"/>
-                                <w:szCs w:val="20"/>
-                                <w:lang w:val="en-US"/>
-                              </w:rPr>
-                              <w:t xml:space="preserve"> = </w:t>
-                            </w:r>
-                            <w:proofErr w:type="gramStart"/>
-                            <w:r>
-                              <w:rPr>
-                                <w:rFonts w:ascii="Courier New" w:hAnsi="Courier New" w:cs="Courier New"/>
-                                <w:sz w:val="20"/>
-                                <w:szCs w:val="20"/>
-                                <w:lang w:val="en-US"/>
-                              </w:rPr>
-                              <w:t>new(</w:t>
-                            </w:r>
-                            <w:proofErr w:type="gramEnd"/>
-                            <w:r>
-                              <w:rPr>
-                                <w:rFonts w:ascii="Courier New" w:hAnsi="Courier New" w:cs="Courier New"/>
-                                <w:sz w:val="20"/>
-                                <w:szCs w:val="20"/>
-                                <w:lang w:val="en-US"/>
-                              </w:rPr>
-                              <w:t xml:space="preserve">point + </w:t>
-                            </w:r>
-                            <w:proofErr w:type="spellStart"/>
-                            <w:r>
-                              <w:rPr>
-                                <w:rFonts w:ascii="Courier New" w:hAnsi="Courier New" w:cs="Courier New"/>
-                                <w:sz w:val="20"/>
-                                <w:szCs w:val="20"/>
-                                <w:lang w:val="en-US"/>
-                              </w:rPr>
-                              <w:t>dirNorm</w:t>
-                            </w:r>
-                            <w:proofErr w:type="spellEnd"/>
-                            <w:r>
-                              <w:rPr>
-                                <w:rFonts w:ascii="Courier New" w:hAnsi="Courier New" w:cs="Courier New"/>
-                                <w:sz w:val="20"/>
-                                <w:szCs w:val="20"/>
-                                <w:lang w:val="en-US"/>
-                              </w:rPr>
-                              <w:t xml:space="preserve"> * eps, </w:t>
-                            </w:r>
-                            <w:proofErr w:type="spellStart"/>
-                            <w:r>
-                              <w:rPr>
-                                <w:rFonts w:ascii="Courier New" w:hAnsi="Courier New" w:cs="Courier New"/>
-                                <w:sz w:val="20"/>
-                                <w:szCs w:val="20"/>
-                                <w:lang w:val="en-US"/>
-                              </w:rPr>
-                              <w:t>dirNorm</w:t>
-                            </w:r>
-                            <w:proofErr w:type="spellEnd"/>
-                            <w:r>
-                              <w:rPr>
-                                <w:rFonts w:ascii="Courier New" w:hAnsi="Courier New" w:cs="Courier New"/>
-                                <w:sz w:val="20"/>
-                                <w:szCs w:val="20"/>
-                                <w:lang w:val="en-US"/>
-                              </w:rPr>
-                              <w:t>);</w:t>
+                              <w:t xml:space="preserve">    Ray shadowRay = new(point + dirNorm * eps, dirNorm);</w:t>
                             </w:r>
                           </w:p>
                           <w:p>
@@ -26187,58 +23398,7 @@
                                 <w:szCs w:val="20"/>
                                 <w:lang w:val="en-US"/>
                               </w:rPr>
-                              <w:t xml:space="preserve">    var h = </w:t>
-                            </w:r>
-                            <w:proofErr w:type="gramStart"/>
-                            <w:r>
-                              <w:rPr>
-                                <w:rFonts w:ascii="Courier New" w:hAnsi="Courier New" w:cs="Courier New"/>
-                                <w:sz w:val="20"/>
-                                <w:szCs w:val="20"/>
-                                <w:lang w:val="en-US"/>
-                              </w:rPr>
-                              <w:t>Trace(</w:t>
-                            </w:r>
-                            <w:proofErr w:type="spellStart"/>
-                            <w:proofErr w:type="gramEnd"/>
-                            <w:r>
-                              <w:rPr>
-                                <w:rFonts w:ascii="Courier New" w:hAnsi="Courier New" w:cs="Courier New"/>
-                                <w:sz w:val="20"/>
-                                <w:szCs w:val="20"/>
-                                <w:lang w:val="en-US"/>
-                              </w:rPr>
-                              <w:t>shadowRay</w:t>
-                            </w:r>
-                            <w:proofErr w:type="spellEnd"/>
-                            <w:r>
-                              <w:rPr>
-                                <w:rFonts w:ascii="Courier New" w:hAnsi="Courier New" w:cs="Courier New"/>
-                                <w:sz w:val="20"/>
-                                <w:szCs w:val="20"/>
-                                <w:lang w:val="en-US"/>
-                              </w:rPr>
-                              <w:t xml:space="preserve">, eps, </w:t>
-                            </w:r>
-                            <w:proofErr w:type="spellStart"/>
-                            <w:r>
-                              <w:rPr>
-                                <w:rFonts w:ascii="Courier New" w:hAnsi="Courier New" w:cs="Courier New"/>
-                                <w:sz w:val="20"/>
-                                <w:szCs w:val="20"/>
-                                <w:lang w:val="en-US"/>
-                              </w:rPr>
-                              <w:t>dist</w:t>
-                            </w:r>
-                            <w:proofErr w:type="spellEnd"/>
-                            <w:r>
-                              <w:rPr>
-                                <w:rFonts w:ascii="Courier New" w:hAnsi="Courier New" w:cs="Courier New"/>
-                                <w:sz w:val="20"/>
-                                <w:szCs w:val="20"/>
-                                <w:lang w:val="en-US"/>
-                              </w:rPr>
-                              <w:t xml:space="preserve"> - eps);</w:t>
+                              <w:t xml:space="preserve">    var h = Trace(shadowRay, eps, dist - eps);</w:t>
                             </w:r>
                           </w:p>
                           <w:p>
@@ -26258,29 +23418,7 @@
                                 <w:szCs w:val="20"/>
                                 <w:lang w:val="en-US"/>
                               </w:rPr>
-                              <w:t xml:space="preserve">    return </w:t>
-                            </w:r>
-                            <w:proofErr w:type="spellStart"/>
-                            <w:proofErr w:type="gramStart"/>
-                            <w:r>
-                              <w:rPr>
-                                <w:rFonts w:ascii="Courier New" w:hAnsi="Courier New" w:cs="Courier New"/>
-                                <w:sz w:val="20"/>
-                                <w:szCs w:val="20"/>
-                                <w:lang w:val="en-US"/>
-                              </w:rPr>
-                              <w:t>h.HasValue</w:t>
-                            </w:r>
-                            <w:proofErr w:type="spellEnd"/>
-                            <w:proofErr w:type="gramEnd"/>
-                            <w:r>
-                              <w:rPr>
-                                <w:rFonts w:ascii="Courier New" w:hAnsi="Courier New" w:cs="Courier New"/>
-                                <w:sz w:val="20"/>
-                                <w:szCs w:val="20"/>
-                                <w:lang w:val="en-US"/>
-                              </w:rPr>
-                              <w:t>;</w:t>
+                              <w:t xml:space="preserve">    return h.HasValue;</w:t>
                             </w:r>
                           </w:p>
                           <w:p>
@@ -27589,7 +24727,6 @@
                               </w:rPr>
                               <w:t xml:space="preserve">private Vec3 </w:t>
                             </w:r>
-                            <w:proofErr w:type="gramStart"/>
                             <w:r>
                               <w:rPr>
                                 <w:rFonts w:ascii="Courier New" w:hAnsi="Courier New" w:cs="Courier New"/>
@@ -27597,9 +24734,8 @@
                                 <w:szCs w:val="20"/>
                                 <w:lang w:val="en-US"/>
                               </w:rPr>
-                              <w:t>Trace(</w:t>
+                              <w:t xml:space="preserve">Trace(Ray </w:t>
                             </w:r>
-                            <w:proofErr w:type="gramEnd"/>
                             <w:r>
                               <w:rPr>
                                 <w:rFonts w:ascii="Courier New" w:hAnsi="Courier New" w:cs="Courier New"/>
@@ -27607,27 +24743,7 @@
                                 <w:szCs w:val="20"/>
                                 <w:lang w:val="en-US"/>
                               </w:rPr>
-                              <w:t xml:space="preserve">Ray </w:t>
-                            </w:r>
-                            <w:proofErr w:type="spellStart"/>
-                            <w:r>
-                              <w:rPr>
-                                <w:rFonts w:ascii="Courier New" w:hAnsi="Courier New" w:cs="Courier New"/>
-                                <w:sz w:val="20"/>
-                                <w:szCs w:val="20"/>
-                                <w:lang w:val="en-US"/>
-                              </w:rPr>
-                              <w:t>ray</w:t>
-                            </w:r>
-                            <w:proofErr w:type="spellEnd"/>
-                            <w:r>
-                              <w:rPr>
-                                <w:rFonts w:ascii="Courier New" w:hAnsi="Courier New" w:cs="Courier New"/>
-                                <w:sz w:val="20"/>
-                                <w:szCs w:val="20"/>
-                                <w:lang w:val="en-US"/>
-                              </w:rPr>
-                              <w:t>, int depth)</w:t>
+                              <w:t>ray, int depth)</w:t>
                             </w:r>
                           </w:p>
                           <w:p>
@@ -27687,49 +24803,7 @@
                                 <w:szCs w:val="20"/>
                                 <w:lang w:val="en-US"/>
                               </w:rPr>
-                              <w:t xml:space="preserve">    var hit = </w:t>
-                            </w:r>
-                            <w:proofErr w:type="spellStart"/>
-                            <w:r>
-                              <w:rPr>
-                                <w:rFonts w:ascii="Courier New" w:hAnsi="Courier New" w:cs="Courier New"/>
-                                <w:sz w:val="20"/>
-                                <w:szCs w:val="20"/>
-                                <w:lang w:val="en-US"/>
-                              </w:rPr>
-                              <w:t>Scene.Trace</w:t>
-                            </w:r>
-                            <w:proofErr w:type="spellEnd"/>
-                            <w:r>
-                              <w:rPr>
-                                <w:rFonts w:ascii="Courier New" w:hAnsi="Courier New" w:cs="Courier New"/>
-                                <w:sz w:val="20"/>
-                                <w:szCs w:val="20"/>
-                                <w:lang w:val="en-US"/>
-                              </w:rPr>
-                              <w:t xml:space="preserve">(ray, EPS, </w:t>
-                            </w:r>
-                            <w:proofErr w:type="spellStart"/>
-                            <w:proofErr w:type="gramStart"/>
-                            <w:r>
-                              <w:rPr>
-                                <w:rFonts w:ascii="Courier New" w:hAnsi="Courier New" w:cs="Courier New"/>
-                                <w:sz w:val="20"/>
-                                <w:szCs w:val="20"/>
-                                <w:lang w:val="en-US"/>
-                              </w:rPr>
-                              <w:t>double.PositiveInfinity</w:t>
-                            </w:r>
-                            <w:proofErr w:type="spellEnd"/>
-                            <w:proofErr w:type="gramEnd"/>
-                            <w:r>
-                              <w:rPr>
-                                <w:rFonts w:ascii="Courier New" w:hAnsi="Courier New" w:cs="Courier New"/>
-                                <w:sz w:val="20"/>
-                                <w:szCs w:val="20"/>
-                                <w:lang w:val="en-US"/>
-                              </w:rPr>
-                              <w:t>);</w:t>
+                              <w:t xml:space="preserve">    var hit = Scene.Trace(ray, EPS, double.PositiveInfinity);</w:t>
                             </w:r>
                           </w:p>
                           <w:p>
@@ -27749,47 +24823,7 @@
                                 <w:szCs w:val="20"/>
                                 <w:lang w:val="en-US"/>
                               </w:rPr>
-                              <w:t xml:space="preserve">    if </w:t>
-                            </w:r>
-                            <w:proofErr w:type="gramStart"/>
-                            <w:r>
-                              <w:rPr>
-                                <w:rFonts w:ascii="Courier New" w:hAnsi="Courier New" w:cs="Courier New"/>
-                                <w:sz w:val="20"/>
-                                <w:szCs w:val="20"/>
-                                <w:lang w:val="en-US"/>
-                              </w:rPr>
-                              <w:t>(!</w:t>
-                            </w:r>
-                            <w:proofErr w:type="spellStart"/>
-                            <w:r>
-                              <w:rPr>
-                                <w:rFonts w:ascii="Courier New" w:hAnsi="Courier New" w:cs="Courier New"/>
-                                <w:sz w:val="20"/>
-                                <w:szCs w:val="20"/>
-                                <w:lang w:val="en-US"/>
-                              </w:rPr>
-                              <w:t>hit</w:t>
-                            </w:r>
-                            <w:proofErr w:type="gramEnd"/>
-                            <w:r>
-                              <w:rPr>
-                                <w:rFonts w:ascii="Courier New" w:hAnsi="Courier New" w:cs="Courier New"/>
-                                <w:sz w:val="20"/>
-                                <w:szCs w:val="20"/>
-                                <w:lang w:val="en-US"/>
-                              </w:rPr>
-                              <w:t>.HasValue</w:t>
-                            </w:r>
-                            <w:proofErr w:type="spellEnd"/>
-                            <w:r>
-                              <w:rPr>
-                                <w:rFonts w:ascii="Courier New" w:hAnsi="Courier New" w:cs="Courier New"/>
-                                <w:sz w:val="20"/>
-                                <w:szCs w:val="20"/>
-                                <w:lang w:val="en-US"/>
-                              </w:rPr>
-                              <w:t>)</w:t>
+                              <w:t xml:space="preserve">    if (!hit.HasValue)</w:t>
                             </w:r>
                           </w:p>
                           <w:p>
@@ -27840,49 +24874,7 @@
                                 <w:szCs w:val="20"/>
                                 <w:lang w:val="en-US"/>
                               </w:rPr>
-                              <w:t xml:space="preserve">    Vec3 </w:t>
-                            </w:r>
-                            <w:proofErr w:type="spellStart"/>
-                            <w:r>
-                              <w:rPr>
-                                <w:rFonts w:ascii="Courier New" w:hAnsi="Courier New" w:cs="Courier New"/>
-                                <w:sz w:val="20"/>
-                                <w:szCs w:val="20"/>
-                                <w:lang w:val="en-US"/>
-                              </w:rPr>
-                              <w:t>viewDir</w:t>
-                            </w:r>
-                            <w:proofErr w:type="spellEnd"/>
-                            <w:r>
-                              <w:rPr>
-                                <w:rFonts w:ascii="Courier New" w:hAnsi="Courier New" w:cs="Courier New"/>
-                                <w:sz w:val="20"/>
-                                <w:szCs w:val="20"/>
-                                <w:lang w:val="en-US"/>
-                              </w:rPr>
-                              <w:t xml:space="preserve"> = (-</w:t>
-                            </w:r>
-                            <w:proofErr w:type="spellStart"/>
-                            <w:proofErr w:type="gramStart"/>
-                            <w:r>
-                              <w:rPr>
-                                <w:rFonts w:ascii="Courier New" w:hAnsi="Courier New" w:cs="Courier New"/>
-                                <w:sz w:val="20"/>
-                                <w:szCs w:val="20"/>
-                                <w:lang w:val="en-US"/>
-                              </w:rPr>
-                              <w:t>ray.Direction</w:t>
-                            </w:r>
-                            <w:proofErr w:type="spellEnd"/>
-                            <w:proofErr w:type="gramEnd"/>
-                            <w:r>
-                              <w:rPr>
-                                <w:rFonts w:ascii="Courier New" w:hAnsi="Courier New" w:cs="Courier New"/>
-                                <w:sz w:val="20"/>
-                                <w:szCs w:val="20"/>
-                                <w:lang w:val="en-US"/>
-                              </w:rPr>
-                              <w:t>).Normalize();</w:t>
+                              <w:t xml:space="preserve">    Vec3 viewDir = (-ray.Direction).Normalize();</w:t>
                             </w:r>
                           </w:p>
                           <w:p>
@@ -27902,69 +24894,7 @@
                                 <w:szCs w:val="20"/>
                                 <w:lang w:val="en-US"/>
                               </w:rPr>
-                              <w:t xml:space="preserve">    Vec3 color = </w:t>
-                            </w:r>
-                            <w:proofErr w:type="spellStart"/>
-                            <w:r>
-                              <w:rPr>
-                                <w:rFonts w:ascii="Courier New" w:hAnsi="Courier New" w:cs="Courier New"/>
-                                <w:sz w:val="20"/>
-                                <w:szCs w:val="20"/>
-                                <w:lang w:val="en-US"/>
-                              </w:rPr>
-                              <w:t>Shader.ShadePhong</w:t>
-                            </w:r>
-                            <w:proofErr w:type="spellEnd"/>
-                            <w:r>
-                              <w:rPr>
-                                <w:rFonts w:ascii="Courier New" w:hAnsi="Courier New" w:cs="Courier New"/>
-                                <w:sz w:val="20"/>
-                                <w:szCs w:val="20"/>
-                                <w:lang w:val="en-US"/>
-                              </w:rPr>
-                              <w:t>(</w:t>
-                            </w:r>
-                            <w:proofErr w:type="spellStart"/>
-                            <w:proofErr w:type="gramStart"/>
-                            <w:r>
-                              <w:rPr>
-                                <w:rFonts w:ascii="Courier New" w:hAnsi="Courier New" w:cs="Courier New"/>
-                                <w:sz w:val="20"/>
-                                <w:szCs w:val="20"/>
-                                <w:lang w:val="en-US"/>
-                              </w:rPr>
-                              <w:t>hit.Value</w:t>
-                            </w:r>
-                            <w:proofErr w:type="spellEnd"/>
-                            <w:proofErr w:type="gramEnd"/>
-                            <w:r>
-                              <w:rPr>
-                                <w:rFonts w:ascii="Courier New" w:hAnsi="Courier New" w:cs="Courier New"/>
-                                <w:sz w:val="20"/>
-                                <w:szCs w:val="20"/>
-                                <w:lang w:val="en-US"/>
-                              </w:rPr>
-                              <w:t xml:space="preserve">, </w:t>
-                            </w:r>
-                            <w:proofErr w:type="spellStart"/>
-                            <w:r>
-                              <w:rPr>
-                                <w:rFonts w:ascii="Courier New" w:hAnsi="Courier New" w:cs="Courier New"/>
-                                <w:sz w:val="20"/>
-                                <w:szCs w:val="20"/>
-                                <w:lang w:val="en-US"/>
-                              </w:rPr>
-                              <w:t>viewDir</w:t>
-                            </w:r>
-                            <w:proofErr w:type="spellEnd"/>
-                            <w:r>
-                              <w:rPr>
-                                <w:rFonts w:ascii="Courier New" w:hAnsi="Courier New" w:cs="Courier New"/>
-                                <w:sz w:val="20"/>
-                                <w:szCs w:val="20"/>
-                                <w:lang w:val="en-US"/>
-                              </w:rPr>
-                              <w:t>, Scene);</w:t>
+                              <w:t xml:space="preserve">    Vec3 color = Shader.ShadePhong(hit.Value, viewDir, Scene);</w:t>
                             </w:r>
                           </w:p>
                           <w:p>
@@ -27995,29 +24925,7 @@
                                 <w:szCs w:val="20"/>
                                 <w:lang w:val="en-US"/>
                               </w:rPr>
-                              <w:t xml:space="preserve">    Material m = </w:t>
-                            </w:r>
-                            <w:proofErr w:type="spellStart"/>
-                            <w:proofErr w:type="gramStart"/>
-                            <w:r>
-                              <w:rPr>
-                                <w:rFonts w:ascii="Courier New" w:hAnsi="Courier New" w:cs="Courier New"/>
-                                <w:sz w:val="20"/>
-                                <w:szCs w:val="20"/>
-                                <w:lang w:val="en-US"/>
-                              </w:rPr>
-                              <w:t>hit.Value.Material</w:t>
-                            </w:r>
-                            <w:proofErr w:type="spellEnd"/>
-                            <w:proofErr w:type="gramEnd"/>
-                            <w:r>
-                              <w:rPr>
-                                <w:rFonts w:ascii="Courier New" w:hAnsi="Courier New" w:cs="Courier New"/>
-                                <w:sz w:val="20"/>
-                                <w:szCs w:val="20"/>
-                                <w:lang w:val="en-US"/>
-                              </w:rPr>
-                              <w:t>;</w:t>
+                              <w:t xml:space="preserve">    Material m = hit.Value.Material;</w:t>
                             </w:r>
                           </w:p>
                           <w:p>
@@ -28037,49 +24945,7 @@
                                 <w:szCs w:val="20"/>
                                 <w:lang w:val="en-US"/>
                               </w:rPr>
-                              <w:t xml:space="preserve">    if (</w:t>
-                            </w:r>
-                            <w:proofErr w:type="spellStart"/>
-                            <w:proofErr w:type="gramStart"/>
-                            <w:r>
-                              <w:rPr>
-                                <w:rFonts w:ascii="Courier New" w:hAnsi="Courier New" w:cs="Courier New"/>
-                                <w:sz w:val="20"/>
-                                <w:szCs w:val="20"/>
-                                <w:lang w:val="en-US"/>
-                              </w:rPr>
-                              <w:t>m.Reflectivity</w:t>
-                            </w:r>
-                            <w:proofErr w:type="spellEnd"/>
-                            <w:proofErr w:type="gramEnd"/>
-                            <w:r>
-                              <w:rPr>
-                                <w:rFonts w:ascii="Courier New" w:hAnsi="Courier New" w:cs="Courier New"/>
-                                <w:sz w:val="20"/>
-                                <w:szCs w:val="20"/>
-                                <w:lang w:val="en-US"/>
-                              </w:rPr>
-                              <w:t xml:space="preserve"> &gt; 0 &amp;&amp; depth &lt; </w:t>
-                            </w:r>
-                            <w:proofErr w:type="spellStart"/>
-                            <w:r>
-                              <w:rPr>
-                                <w:rFonts w:ascii="Courier New" w:hAnsi="Courier New" w:cs="Courier New"/>
-                                <w:sz w:val="20"/>
-                                <w:szCs w:val="20"/>
-                                <w:lang w:val="en-US"/>
-                              </w:rPr>
-                              <w:t>MaxDepth</w:t>
-                            </w:r>
-                            <w:proofErr w:type="spellEnd"/>
-                            <w:r>
-                              <w:rPr>
-                                <w:rFonts w:ascii="Courier New" w:hAnsi="Courier New" w:cs="Courier New"/>
-                                <w:sz w:val="20"/>
-                                <w:szCs w:val="20"/>
-                                <w:lang w:val="en-US"/>
-                              </w:rPr>
-                              <w:t>)</w:t>
+                              <w:t xml:space="preserve">    if (m.Reflectivity &gt; 0 &amp;&amp; depth &lt; MaxDepth)</w:t>
                             </w:r>
                           </w:p>
                           <w:p>
@@ -28119,29 +24985,7 @@
                                 <w:szCs w:val="20"/>
                                 <w:lang w:val="en-US"/>
                               </w:rPr>
-                              <w:t xml:space="preserve">        Vec3 N = </w:t>
-                            </w:r>
-                            <w:proofErr w:type="spellStart"/>
-                            <w:proofErr w:type="gramStart"/>
-                            <w:r>
-                              <w:rPr>
-                                <w:rFonts w:ascii="Courier New" w:hAnsi="Courier New" w:cs="Courier New"/>
-                                <w:sz w:val="20"/>
-                                <w:szCs w:val="20"/>
-                                <w:lang w:val="en-US"/>
-                              </w:rPr>
-                              <w:t>hit.Value.Normal</w:t>
-                            </w:r>
-                            <w:proofErr w:type="spellEnd"/>
-                            <w:proofErr w:type="gramEnd"/>
-                            <w:r>
-                              <w:rPr>
-                                <w:rFonts w:ascii="Courier New" w:hAnsi="Courier New" w:cs="Courier New"/>
-                                <w:sz w:val="20"/>
-                                <w:szCs w:val="20"/>
-                                <w:lang w:val="en-US"/>
-                              </w:rPr>
-                              <w:t>;</w:t>
+                              <w:t xml:space="preserve">        Vec3 N = hit.Value.Normal;</w:t>
                             </w:r>
                           </w:p>
                           <w:p>
@@ -28161,49 +25005,7 @@
                                 <w:szCs w:val="20"/>
                                 <w:lang w:val="en-US"/>
                               </w:rPr>
-                              <w:t xml:space="preserve">        Vec3 R = (</w:t>
-                            </w:r>
-                            <w:proofErr w:type="spellStart"/>
-                            <w:proofErr w:type="gramStart"/>
-                            <w:r>
-                              <w:rPr>
-                                <w:rFonts w:ascii="Courier New" w:hAnsi="Courier New" w:cs="Courier New"/>
-                                <w:sz w:val="20"/>
-                                <w:szCs w:val="20"/>
-                                <w:lang w:val="en-US"/>
-                              </w:rPr>
-                              <w:t>ray.Direction</w:t>
-                            </w:r>
-                            <w:proofErr w:type="spellEnd"/>
-                            <w:proofErr w:type="gramEnd"/>
-                            <w:r>
-                              <w:rPr>
-                                <w:rFonts w:ascii="Courier New" w:hAnsi="Courier New" w:cs="Courier New"/>
-                                <w:sz w:val="20"/>
-                                <w:szCs w:val="20"/>
-                                <w:lang w:val="en-US"/>
-                              </w:rPr>
-                              <w:t xml:space="preserve"> - N * (2.0 * </w:t>
-                            </w:r>
-                            <w:proofErr w:type="spellStart"/>
-                            <w:r>
-                              <w:rPr>
-                                <w:rFonts w:ascii="Courier New" w:hAnsi="Courier New" w:cs="Courier New"/>
-                                <w:sz w:val="20"/>
-                                <w:szCs w:val="20"/>
-                                <w:lang w:val="en-US"/>
-                              </w:rPr>
-                              <w:t>ray.Direction.Dot</w:t>
-                            </w:r>
-                            <w:proofErr w:type="spellEnd"/>
-                            <w:r>
-                              <w:rPr>
-                                <w:rFonts w:ascii="Courier New" w:hAnsi="Courier New" w:cs="Courier New"/>
-                                <w:sz w:val="20"/>
-                                <w:szCs w:val="20"/>
-                                <w:lang w:val="en-US"/>
-                              </w:rPr>
-                              <w:t>(N))).Normalize();</w:t>
+                              <w:t xml:space="preserve">        Vec3 R = (ray.Direction - N * (2.0 * ray.Direction.Dot(N))).Normalize();</w:t>
                             </w:r>
                           </w:p>
                           <w:p>
@@ -28223,58 +25025,7 @@
                                 <w:szCs w:val="20"/>
                                 <w:lang w:val="en-US"/>
                               </w:rPr>
-                              <w:t xml:space="preserve">        Ray </w:t>
-                            </w:r>
-                            <w:proofErr w:type="spellStart"/>
-                            <w:r>
-                              <w:rPr>
-                                <w:rFonts w:ascii="Courier New" w:hAnsi="Courier New" w:cs="Courier New"/>
-                                <w:sz w:val="20"/>
-                                <w:szCs w:val="20"/>
-                                <w:lang w:val="en-US"/>
-                              </w:rPr>
-                              <w:t>refl</w:t>
-                            </w:r>
-                            <w:proofErr w:type="spellEnd"/>
-                            <w:r>
-                              <w:rPr>
-                                <w:rFonts w:ascii="Courier New" w:hAnsi="Courier New" w:cs="Courier New"/>
-                                <w:sz w:val="20"/>
-                                <w:szCs w:val="20"/>
-                                <w:lang w:val="en-US"/>
-                              </w:rPr>
-                              <w:t xml:space="preserve"> = </w:t>
-                            </w:r>
-                            <w:proofErr w:type="gramStart"/>
-                            <w:r>
-                              <w:rPr>
-                                <w:rFonts w:ascii="Courier New" w:hAnsi="Courier New" w:cs="Courier New"/>
-                                <w:sz w:val="20"/>
-                                <w:szCs w:val="20"/>
-                                <w:lang w:val="en-US"/>
-                              </w:rPr>
-                              <w:t>new(</w:t>
-                            </w:r>
-                            <w:proofErr w:type="spellStart"/>
-                            <w:proofErr w:type="gramEnd"/>
-                            <w:r>
-                              <w:rPr>
-                                <w:rFonts w:ascii="Courier New" w:hAnsi="Courier New" w:cs="Courier New"/>
-                                <w:sz w:val="20"/>
-                                <w:szCs w:val="20"/>
-                                <w:lang w:val="en-US"/>
-                              </w:rPr>
-                              <w:t>hit.Value.Point</w:t>
-                            </w:r>
-                            <w:proofErr w:type="spellEnd"/>
-                            <w:r>
-                              <w:rPr>
-                                <w:rFonts w:ascii="Courier New" w:hAnsi="Courier New" w:cs="Courier New"/>
-                                <w:sz w:val="20"/>
-                                <w:szCs w:val="20"/>
-                                <w:lang w:val="en-US"/>
-                              </w:rPr>
-                              <w:t xml:space="preserve"> + N * EPS, R);</w:t>
+                              <w:t xml:space="preserve">        Ray refl = new(hit.Value.Point + N * EPS, R);</w:t>
                             </w:r>
                           </w:p>
                           <w:p>
@@ -28294,58 +25045,7 @@
                                 <w:szCs w:val="20"/>
                                 <w:lang w:val="en-US"/>
                               </w:rPr>
-                              <w:t xml:space="preserve">        color += </w:t>
-                            </w:r>
-                            <w:proofErr w:type="gramStart"/>
-                            <w:r>
-                              <w:rPr>
-                                <w:rFonts w:ascii="Courier New" w:hAnsi="Courier New" w:cs="Courier New"/>
-                                <w:sz w:val="20"/>
-                                <w:szCs w:val="20"/>
-                                <w:lang w:val="en-US"/>
-                              </w:rPr>
-                              <w:t>Trace(</w:t>
-                            </w:r>
-                            <w:proofErr w:type="spellStart"/>
-                            <w:proofErr w:type="gramEnd"/>
-                            <w:r>
-                              <w:rPr>
-                                <w:rFonts w:ascii="Courier New" w:hAnsi="Courier New" w:cs="Courier New"/>
-                                <w:sz w:val="20"/>
-                                <w:szCs w:val="20"/>
-                                <w:lang w:val="en-US"/>
-                              </w:rPr>
-                              <w:t>refl</w:t>
-                            </w:r>
-                            <w:proofErr w:type="spellEnd"/>
-                            <w:r>
-                              <w:rPr>
-                                <w:rFonts w:ascii="Courier New" w:hAnsi="Courier New" w:cs="Courier New"/>
-                                <w:sz w:val="20"/>
-                                <w:szCs w:val="20"/>
-                                <w:lang w:val="en-US"/>
-                              </w:rPr>
-                              <w:t xml:space="preserve">, depth + 1) * </w:t>
-                            </w:r>
-                            <w:proofErr w:type="spellStart"/>
-                            <w:r>
-                              <w:rPr>
-                                <w:rFonts w:ascii="Courier New" w:hAnsi="Courier New" w:cs="Courier New"/>
-                                <w:sz w:val="20"/>
-                                <w:szCs w:val="20"/>
-                                <w:lang w:val="en-US"/>
-                              </w:rPr>
-                              <w:t>m.Reflectivity</w:t>
-                            </w:r>
-                            <w:proofErr w:type="spellEnd"/>
-                            <w:r>
-                              <w:rPr>
-                                <w:rFonts w:ascii="Courier New" w:hAnsi="Courier New" w:cs="Courier New"/>
-                                <w:sz w:val="20"/>
-                                <w:szCs w:val="20"/>
-                                <w:lang w:val="en-US"/>
-                              </w:rPr>
-                              <w:t>;</w:t>
+                              <w:t xml:space="preserve">        color += Trace(refl, depth + 1) * m.Reflectivity;</w:t>
                             </w:r>
                           </w:p>
                           <w:p>
@@ -28416,47 +25116,7 @@
                                 <w:szCs w:val="20"/>
                                 <w:lang w:val="en-US"/>
                               </w:rPr>
-                              <w:t xml:space="preserve">        </w:t>
-                            </w:r>
-                            <w:proofErr w:type="spellStart"/>
-                            <w:r>
-                              <w:rPr>
-                                <w:rFonts w:ascii="Courier New" w:hAnsi="Courier New" w:cs="Courier New"/>
-                                <w:sz w:val="20"/>
-                                <w:szCs w:val="20"/>
-                                <w:lang w:val="en-US"/>
-                              </w:rPr>
-                              <w:t>Math.Clamp</w:t>
-                            </w:r>
-                            <w:proofErr w:type="spellEnd"/>
-                            <w:r>
-                              <w:rPr>
-                                <w:rFonts w:ascii="Courier New" w:hAnsi="Courier New" w:cs="Courier New"/>
-                                <w:sz w:val="20"/>
-                                <w:szCs w:val="20"/>
-                                <w:lang w:val="en-US"/>
-                              </w:rPr>
-                              <w:t>(</w:t>
-                            </w:r>
-                            <w:proofErr w:type="spellStart"/>
-                            <w:r>
-                              <w:rPr>
-                                <w:rFonts w:ascii="Courier New" w:hAnsi="Courier New" w:cs="Courier New"/>
-                                <w:sz w:val="20"/>
-                                <w:szCs w:val="20"/>
-                                <w:lang w:val="en-US"/>
-                              </w:rPr>
-                              <w:t>color.X</w:t>
-                            </w:r>
-                            <w:proofErr w:type="spellEnd"/>
-                            <w:r>
-                              <w:rPr>
-                                <w:rFonts w:ascii="Courier New" w:hAnsi="Courier New" w:cs="Courier New"/>
-                                <w:sz w:val="20"/>
-                                <w:szCs w:val="20"/>
-                                <w:lang w:val="en-US"/>
-                              </w:rPr>
-                              <w:t>, 0.0, 1.0),</w:t>
+                              <w:t xml:space="preserve">        Math.Clamp(color.X, 0.0, 1.0),</w:t>
                             </w:r>
                           </w:p>
                           <w:p>
@@ -28476,49 +25136,7 @@
                                 <w:szCs w:val="20"/>
                                 <w:lang w:val="en-US"/>
                               </w:rPr>
-                              <w:t xml:space="preserve">        </w:t>
-                            </w:r>
-                            <w:proofErr w:type="spellStart"/>
-                            <w:r>
-                              <w:rPr>
-                                <w:rFonts w:ascii="Courier New" w:hAnsi="Courier New" w:cs="Courier New"/>
-                                <w:sz w:val="20"/>
-                                <w:szCs w:val="20"/>
-                                <w:lang w:val="en-US"/>
-                              </w:rPr>
-                              <w:t>Math.Clamp</w:t>
-                            </w:r>
-                            <w:proofErr w:type="spellEnd"/>
-                            <w:r>
-                              <w:rPr>
-                                <w:rFonts w:ascii="Courier New" w:hAnsi="Courier New" w:cs="Courier New"/>
-                                <w:sz w:val="20"/>
-                                <w:szCs w:val="20"/>
-                                <w:lang w:val="en-US"/>
-                              </w:rPr>
-                              <w:t>(</w:t>
-                            </w:r>
-                            <w:proofErr w:type="spellStart"/>
-                            <w:proofErr w:type="gramStart"/>
-                            <w:r>
-                              <w:rPr>
-                                <w:rFonts w:ascii="Courier New" w:hAnsi="Courier New" w:cs="Courier New"/>
-                                <w:sz w:val="20"/>
-                                <w:szCs w:val="20"/>
-                                <w:lang w:val="en-US"/>
-                              </w:rPr>
-                              <w:t>color.Y</w:t>
-                            </w:r>
-                            <w:proofErr w:type="spellEnd"/>
-                            <w:proofErr w:type="gramEnd"/>
-                            <w:r>
-                              <w:rPr>
-                                <w:rFonts w:ascii="Courier New" w:hAnsi="Courier New" w:cs="Courier New"/>
-                                <w:sz w:val="20"/>
-                                <w:szCs w:val="20"/>
-                                <w:lang w:val="en-US"/>
-                              </w:rPr>
-                              <w:t>, 0.0, 1.0),</w:t>
+                              <w:t xml:space="preserve">        Math.Clamp(color.Y, 0.0, 1.0),</w:t>
                             </w:r>
                           </w:p>
                           <w:p>
@@ -28538,49 +25156,7 @@
                                 <w:szCs w:val="20"/>
                                 <w:lang w:val="en-US"/>
                               </w:rPr>
-                              <w:t xml:space="preserve">        </w:t>
-                            </w:r>
-                            <w:proofErr w:type="spellStart"/>
-                            <w:r>
-                              <w:rPr>
-                                <w:rFonts w:ascii="Courier New" w:hAnsi="Courier New" w:cs="Courier New"/>
-                                <w:sz w:val="20"/>
-                                <w:szCs w:val="20"/>
-                                <w:lang w:val="en-US"/>
-                              </w:rPr>
-                              <w:t>Math.Clamp</w:t>
-                            </w:r>
-                            <w:proofErr w:type="spellEnd"/>
-                            <w:r>
-                              <w:rPr>
-                                <w:rFonts w:ascii="Courier New" w:hAnsi="Courier New" w:cs="Courier New"/>
-                                <w:sz w:val="20"/>
-                                <w:szCs w:val="20"/>
-                                <w:lang w:val="en-US"/>
-                              </w:rPr>
-                              <w:t>(</w:t>
-                            </w:r>
-                            <w:proofErr w:type="spellStart"/>
-                            <w:proofErr w:type="gramStart"/>
-                            <w:r>
-                              <w:rPr>
-                                <w:rFonts w:ascii="Courier New" w:hAnsi="Courier New" w:cs="Courier New"/>
-                                <w:sz w:val="20"/>
-                                <w:szCs w:val="20"/>
-                                <w:lang w:val="en-US"/>
-                              </w:rPr>
-                              <w:t>color.Z</w:t>
-                            </w:r>
-                            <w:proofErr w:type="spellEnd"/>
-                            <w:proofErr w:type="gramEnd"/>
-                            <w:r>
-                              <w:rPr>
-                                <w:rFonts w:ascii="Courier New" w:hAnsi="Courier New" w:cs="Courier New"/>
-                                <w:sz w:val="20"/>
-                                <w:szCs w:val="20"/>
-                                <w:lang w:val="en-US"/>
-                              </w:rPr>
-                              <w:t>, 0.0, 1.0));</w:t>
+                              <w:t xml:space="preserve">        Math.Clamp(color.Z, 0.0, 1.0));</w:t>
                             </w:r>
                           </w:p>
                           <w:p>
@@ -30228,7 +26804,6 @@
                               </w:rPr>
                               <w:t xml:space="preserve">public Vec3[,] </w:t>
                             </w:r>
-                            <w:proofErr w:type="gramStart"/>
                             <w:r>
                               <w:rPr>
                                 <w:rFonts w:ascii="Courier New" w:hAnsi="Courier New" w:cs="Courier New"/>
@@ -30236,9 +26811,8 @@
                                 <w:szCs w:val="20"/>
                                 <w:lang w:val="en-US"/>
                               </w:rPr>
-                              <w:t>Render(</w:t>
+                              <w:t xml:space="preserve">Render(int </w:t>
                             </w:r>
-                            <w:proofErr w:type="gramEnd"/>
                             <w:r>
                               <w:rPr>
                                 <w:rFonts w:ascii="Courier New" w:hAnsi="Courier New" w:cs="Courier New"/>
@@ -30246,27 +26820,7 @@
                                 <w:szCs w:val="20"/>
                                 <w:lang w:val="en-US"/>
                               </w:rPr>
-                              <w:t xml:space="preserve">int </w:t>
-                            </w:r>
-                            <w:proofErr w:type="spellStart"/>
-                            <w:r>
-                              <w:rPr>
-                                <w:rFonts w:ascii="Courier New" w:hAnsi="Courier New" w:cs="Courier New"/>
-                                <w:sz w:val="20"/>
-                                <w:szCs w:val="20"/>
-                                <w:lang w:val="en-US"/>
-                              </w:rPr>
-                              <w:t>samplesPerPixel</w:t>
-                            </w:r>
-                            <w:proofErr w:type="spellEnd"/>
-                            <w:r>
-                              <w:rPr>
-                                <w:rFonts w:ascii="Courier New" w:hAnsi="Courier New" w:cs="Courier New"/>
-                                <w:sz w:val="20"/>
-                                <w:szCs w:val="20"/>
-                                <w:lang w:val="en-US"/>
-                              </w:rPr>
-                              <w:t xml:space="preserve"> = 1)</w:t>
+                              <w:t>samplesPerPixel = 1)</w:t>
                             </w:r>
                           </w:p>
                           <w:p>
@@ -30306,27 +26860,7 @@
                                 <w:szCs w:val="20"/>
                                 <w:lang w:val="en-US"/>
                               </w:rPr>
-                              <w:t xml:space="preserve">    int w = </w:t>
-                            </w:r>
-                            <w:proofErr w:type="spellStart"/>
-                            <w:r>
-                              <w:rPr>
-                                <w:rFonts w:ascii="Courier New" w:hAnsi="Courier New" w:cs="Courier New"/>
-                                <w:sz w:val="20"/>
-                                <w:szCs w:val="20"/>
-                                <w:lang w:val="en-US"/>
-                              </w:rPr>
-                              <w:t>Camera.Width</w:t>
-                            </w:r>
-                            <w:proofErr w:type="spellEnd"/>
-                            <w:r>
-                              <w:rPr>
-                                <w:rFonts w:ascii="Courier New" w:hAnsi="Courier New" w:cs="Courier New"/>
-                                <w:sz w:val="20"/>
-                                <w:szCs w:val="20"/>
-                                <w:lang w:val="en-US"/>
-                              </w:rPr>
-                              <w:t>;</w:t>
+                              <w:t xml:space="preserve">    int w = Camera.Width;</w:t>
                             </w:r>
                           </w:p>
                           <w:p>
@@ -30346,27 +26880,7 @@
                                 <w:szCs w:val="20"/>
                                 <w:lang w:val="en-US"/>
                               </w:rPr>
-                              <w:t xml:space="preserve">    int h = </w:t>
-                            </w:r>
-                            <w:proofErr w:type="spellStart"/>
-                            <w:r>
-                              <w:rPr>
-                                <w:rFonts w:ascii="Courier New" w:hAnsi="Courier New" w:cs="Courier New"/>
-                                <w:sz w:val="20"/>
-                                <w:szCs w:val="20"/>
-                                <w:lang w:val="en-US"/>
-                              </w:rPr>
-                              <w:t>Camera.Height</w:t>
-                            </w:r>
-                            <w:proofErr w:type="spellEnd"/>
-                            <w:r>
-                              <w:rPr>
-                                <w:rFonts w:ascii="Courier New" w:hAnsi="Courier New" w:cs="Courier New"/>
-                                <w:sz w:val="20"/>
-                                <w:szCs w:val="20"/>
-                                <w:lang w:val="en-US"/>
-                              </w:rPr>
-                              <w:t>;</w:t>
+                              <w:t xml:space="preserve">    int h = Camera.Height;</w:t>
                             </w:r>
                           </w:p>
                           <w:p>
@@ -30406,47 +26920,7 @@
                                 <w:szCs w:val="20"/>
                                 <w:lang w:val="en-US"/>
                               </w:rPr>
-                              <w:t xml:space="preserve">    var </w:t>
-                            </w:r>
-                            <w:proofErr w:type="spellStart"/>
-                            <w:r>
-                              <w:rPr>
-                                <w:rFonts w:ascii="Courier New" w:hAnsi="Courier New" w:cs="Courier New"/>
-                                <w:sz w:val="20"/>
-                                <w:szCs w:val="20"/>
-                                <w:lang w:val="en-US"/>
-                              </w:rPr>
-                              <w:t>rnd</w:t>
-                            </w:r>
-                            <w:proofErr w:type="spellEnd"/>
-                            <w:r>
-                              <w:rPr>
-                                <w:rFonts w:ascii="Courier New" w:hAnsi="Courier New" w:cs="Courier New"/>
-                                <w:sz w:val="20"/>
-                                <w:szCs w:val="20"/>
-                                <w:lang w:val="en-US"/>
-                              </w:rPr>
-                              <w:t xml:space="preserve"> = new </w:t>
-                            </w:r>
-                            <w:proofErr w:type="gramStart"/>
-                            <w:r>
-                              <w:rPr>
-                                <w:rFonts w:ascii="Courier New" w:hAnsi="Courier New" w:cs="Courier New"/>
-                                <w:sz w:val="20"/>
-                                <w:szCs w:val="20"/>
-                                <w:lang w:val="en-US"/>
-                              </w:rPr>
-                              <w:t>Random(</w:t>
-                            </w:r>
-                            <w:proofErr w:type="gramEnd"/>
-                            <w:r>
-                              <w:rPr>
-                                <w:rFonts w:ascii="Courier New" w:hAnsi="Courier New" w:cs="Courier New"/>
-                                <w:sz w:val="20"/>
-                                <w:szCs w:val="20"/>
-                                <w:lang w:val="en-US"/>
-                              </w:rPr>
-                              <w:t>42);</w:t>
+                              <w:t xml:space="preserve">    var rnd = new Random(42);</w:t>
                             </w:r>
                           </w:p>
                           <w:p>
@@ -30477,27 +26951,7 @@
                                 <w:szCs w:val="20"/>
                                 <w:lang w:val="en-US"/>
                               </w:rPr>
-                              <w:t xml:space="preserve">    </w:t>
-                            </w:r>
-                            <w:proofErr w:type="spellStart"/>
-                            <w:r>
-                              <w:rPr>
-                                <w:rFonts w:ascii="Courier New" w:hAnsi="Courier New" w:cs="Courier New"/>
-                                <w:sz w:val="20"/>
-                                <w:szCs w:val="20"/>
-                                <w:lang w:val="en-US"/>
-                              </w:rPr>
-                              <w:t>Parallel.For</w:t>
-                            </w:r>
-                            <w:proofErr w:type="spellEnd"/>
-                            <w:r>
-                              <w:rPr>
-                                <w:rFonts w:ascii="Courier New" w:hAnsi="Courier New" w:cs="Courier New"/>
-                                <w:sz w:val="20"/>
-                                <w:szCs w:val="20"/>
-                                <w:lang w:val="en-US"/>
-                              </w:rPr>
-                              <w:t>(0, h, j =&gt;</w:t>
+                              <w:t xml:space="preserve">    Parallel.For(0, h, j =&gt;</w:t>
                             </w:r>
                           </w:p>
                           <w:p>
@@ -30537,67 +26991,7 @@
                                 <w:szCs w:val="20"/>
                                 <w:lang w:val="en-US"/>
                               </w:rPr>
-                              <w:t xml:space="preserve">        for (int </w:t>
-                            </w:r>
-                            <w:proofErr w:type="spellStart"/>
-                            <w:r>
-                              <w:rPr>
-                                <w:rFonts w:ascii="Courier New" w:hAnsi="Courier New" w:cs="Courier New"/>
-                                <w:sz w:val="20"/>
-                                <w:szCs w:val="20"/>
-                                <w:lang w:val="en-US"/>
-                              </w:rPr>
-                              <w:t>i</w:t>
-                            </w:r>
-                            <w:proofErr w:type="spellEnd"/>
-                            <w:r>
-                              <w:rPr>
-                                <w:rFonts w:ascii="Courier New" w:hAnsi="Courier New" w:cs="Courier New"/>
-                                <w:sz w:val="20"/>
-                                <w:szCs w:val="20"/>
-                                <w:lang w:val="en-US"/>
-                              </w:rPr>
-                              <w:t xml:space="preserve"> = 0; </w:t>
-                            </w:r>
-                            <w:proofErr w:type="spellStart"/>
-                            <w:r>
-                              <w:rPr>
-                                <w:rFonts w:ascii="Courier New" w:hAnsi="Courier New" w:cs="Courier New"/>
-                                <w:sz w:val="20"/>
-                                <w:szCs w:val="20"/>
-                                <w:lang w:val="en-US"/>
-                              </w:rPr>
-                              <w:t>i</w:t>
-                            </w:r>
-                            <w:proofErr w:type="spellEnd"/>
-                            <w:r>
-                              <w:rPr>
-                                <w:rFonts w:ascii="Courier New" w:hAnsi="Courier New" w:cs="Courier New"/>
-                                <w:sz w:val="20"/>
-                                <w:szCs w:val="20"/>
-                                <w:lang w:val="en-US"/>
-                              </w:rPr>
-                              <w:t xml:space="preserve"> &lt; w; </w:t>
-                            </w:r>
-                            <w:proofErr w:type="spellStart"/>
-                            <w:r>
-                              <w:rPr>
-                                <w:rFonts w:ascii="Courier New" w:hAnsi="Courier New" w:cs="Courier New"/>
-                                <w:sz w:val="20"/>
-                                <w:szCs w:val="20"/>
-                                <w:lang w:val="en-US"/>
-                              </w:rPr>
-                              <w:t>i</w:t>
-                            </w:r>
-                            <w:proofErr w:type="spellEnd"/>
-                            <w:r>
-                              <w:rPr>
-                                <w:rFonts w:ascii="Courier New" w:hAnsi="Courier New" w:cs="Courier New"/>
-                                <w:sz w:val="20"/>
-                                <w:szCs w:val="20"/>
-                                <w:lang w:val="en-US"/>
-                              </w:rPr>
-                              <w:t>++)</w:t>
+                              <w:t xml:space="preserve">        for (int i = 0; i &lt; w; i++)</w:t>
                             </w:r>
                           </w:p>
                           <w:p>
@@ -30642,25 +27036,7 @@
                                 <w:sz w:val="20"/>
                                 <w:szCs w:val="20"/>
                               </w:rPr>
-                              <w:t xml:space="preserve">            Vec3 </w:t>
-                            </w:r>
-                            <w:proofErr w:type="spellStart"/>
-                            <w:r>
-                              <w:rPr>
-                                <w:rFonts w:ascii="Courier New" w:hAnsi="Courier New" w:cs="Courier New"/>
-                                <w:sz w:val="20"/>
-                                <w:szCs w:val="20"/>
-                              </w:rPr>
-                              <w:t>accum</w:t>
-                            </w:r>
-                            <w:proofErr w:type="spellEnd"/>
-                            <w:r>
-                              <w:rPr>
-                                <w:rFonts w:ascii="Courier New" w:hAnsi="Courier New" w:cs="Courier New"/>
-                                <w:sz w:val="20"/>
-                                <w:szCs w:val="20"/>
-                              </w:rPr>
-                              <w:t xml:space="preserve"> = Vec3.Zero;</w:t>
+                              <w:t xml:space="preserve">            Vec3 accum = Vec3.Zero;</w:t>
                             </w:r>
                           </w:p>
                           <w:p>
@@ -30678,43 +27054,7 @@
                                 <w:sz w:val="20"/>
                                 <w:szCs w:val="20"/>
                               </w:rPr>
-                              <w:t xml:space="preserve">            for (</w:t>
-                            </w:r>
-                            <w:proofErr w:type="spellStart"/>
-                            <w:r>
-                              <w:rPr>
-                                <w:rFonts w:ascii="Courier New" w:hAnsi="Courier New" w:cs="Courier New"/>
-                                <w:sz w:val="20"/>
-                                <w:szCs w:val="20"/>
-                              </w:rPr>
-                              <w:t>int</w:t>
-                            </w:r>
-                            <w:proofErr w:type="spellEnd"/>
-                            <w:r>
-                              <w:rPr>
-                                <w:rFonts w:ascii="Courier New" w:hAnsi="Courier New" w:cs="Courier New"/>
-                                <w:sz w:val="20"/>
-                                <w:szCs w:val="20"/>
-                              </w:rPr>
-                              <w:t xml:space="preserve"> s = 0; s &lt; </w:t>
-                            </w:r>
-                            <w:proofErr w:type="spellStart"/>
-                            <w:r>
-                              <w:rPr>
-                                <w:rFonts w:ascii="Courier New" w:hAnsi="Courier New" w:cs="Courier New"/>
-                                <w:sz w:val="20"/>
-                                <w:szCs w:val="20"/>
-                              </w:rPr>
-                              <w:t>samplesPerPixel</w:t>
-                            </w:r>
-                            <w:proofErr w:type="spellEnd"/>
-                            <w:r>
-                              <w:rPr>
-                                <w:rFonts w:ascii="Courier New" w:hAnsi="Courier New" w:cs="Courier New"/>
-                                <w:sz w:val="20"/>
-                                <w:szCs w:val="20"/>
-                              </w:rPr>
-                              <w:t>; s++)</w:t>
+                              <w:t xml:space="preserve">            for (int s = 0; s &lt; samplesPerPixel; s++)</w:t>
                             </w:r>
                           </w:p>
                           <w:p>
@@ -30762,107 +27102,7 @@
                                 <w:szCs w:val="20"/>
                                 <w:lang w:val="en-US"/>
                               </w:rPr>
-                              <w:t xml:space="preserve">                double </w:t>
-                            </w:r>
-                            <w:proofErr w:type="spellStart"/>
-                            <w:r>
-                              <w:rPr>
-                                <w:rFonts w:ascii="Courier New" w:hAnsi="Courier New" w:cs="Courier New"/>
-                                <w:sz w:val="20"/>
-                                <w:szCs w:val="20"/>
-                                <w:lang w:val="en-US"/>
-                              </w:rPr>
-                              <w:t>jx</w:t>
-                            </w:r>
-                            <w:proofErr w:type="spellEnd"/>
-                            <w:r>
-                              <w:rPr>
-                                <w:rFonts w:ascii="Courier New" w:hAnsi="Courier New" w:cs="Courier New"/>
-                                <w:sz w:val="20"/>
-                                <w:szCs w:val="20"/>
-                                <w:lang w:val="en-US"/>
-                              </w:rPr>
-                              <w:t xml:space="preserve"> = </w:t>
-                            </w:r>
-                            <w:proofErr w:type="spellStart"/>
-                            <w:r>
-                              <w:rPr>
-                                <w:rFonts w:ascii="Courier New" w:hAnsi="Courier New" w:cs="Courier New"/>
-                                <w:sz w:val="20"/>
-                                <w:szCs w:val="20"/>
-                                <w:lang w:val="en-US"/>
-                              </w:rPr>
-                              <w:t>samplesPerPixel</w:t>
-                            </w:r>
-                            <w:proofErr w:type="spellEnd"/>
-                            <w:r>
-                              <w:rPr>
-                                <w:rFonts w:ascii="Courier New" w:hAnsi="Courier New" w:cs="Courier New"/>
-                                <w:sz w:val="20"/>
-                                <w:szCs w:val="20"/>
-                                <w:lang w:val="en-US"/>
-                              </w:rPr>
-                              <w:t xml:space="preserve"> == </w:t>
-                            </w:r>
-                            <w:proofErr w:type="gramStart"/>
-                            <w:r>
-                              <w:rPr>
-                                <w:rFonts w:ascii="Courier New" w:hAnsi="Courier New" w:cs="Courier New"/>
-                                <w:sz w:val="20"/>
-                                <w:szCs w:val="20"/>
-                                <w:lang w:val="en-US"/>
-                              </w:rPr>
-                              <w:t>1 ?</w:t>
-                            </w:r>
-                            <w:proofErr w:type="gramEnd"/>
-                            <w:r>
-                              <w:rPr>
-                                <w:rFonts w:ascii="Courier New" w:hAnsi="Courier New" w:cs="Courier New"/>
-                                <w:sz w:val="20"/>
-                                <w:szCs w:val="20"/>
-                                <w:lang w:val="en-US"/>
-                              </w:rPr>
-                              <w:t xml:space="preserve"> 0.</w:t>
-                            </w:r>
-                            <w:proofErr w:type="gramStart"/>
-                            <w:r>
-                              <w:rPr>
-                                <w:rFonts w:ascii="Courier New" w:hAnsi="Courier New" w:cs="Courier New"/>
-                                <w:sz w:val="20"/>
-                                <w:szCs w:val="20"/>
-                                <w:lang w:val="en-US"/>
-                              </w:rPr>
-                              <w:t>5 :</w:t>
-                            </w:r>
-                            <w:proofErr w:type="gramEnd"/>
-                            <w:r>
-                              <w:rPr>
-                                <w:rFonts w:ascii="Courier New" w:hAnsi="Courier New" w:cs="Courier New"/>
-                                <w:sz w:val="20"/>
-                                <w:szCs w:val="20"/>
-                                <w:lang w:val="en-US"/>
-                              </w:rPr>
-                              <w:t xml:space="preserve"> </w:t>
-                            </w:r>
-                            <w:proofErr w:type="spellStart"/>
-                            <w:r>
-                              <w:rPr>
-                                <w:rFonts w:ascii="Courier New" w:hAnsi="Courier New" w:cs="Courier New"/>
-                                <w:sz w:val="20"/>
-                                <w:szCs w:val="20"/>
-                                <w:lang w:val="en-US"/>
-                              </w:rPr>
-                              <w:t>rnd.NextDouble</w:t>
-                            </w:r>
-                            <w:proofErr w:type="spellEnd"/>
-                            <w:r>
-                              <w:rPr>
-                                <w:rFonts w:ascii="Courier New" w:hAnsi="Courier New" w:cs="Courier New"/>
-                                <w:sz w:val="20"/>
-                                <w:szCs w:val="20"/>
-                                <w:lang w:val="en-US"/>
-                              </w:rPr>
-                              <w:t>();</w:t>
+                              <w:t xml:space="preserve">                double jx = samplesPerPixel == 1 ? 0.5 : rnd.NextDouble();</w:t>
                             </w:r>
                           </w:p>
                           <w:p>
@@ -30882,107 +27122,7 @@
                                 <w:szCs w:val="20"/>
                                 <w:lang w:val="en-US"/>
                               </w:rPr>
-                              <w:t xml:space="preserve">                double </w:t>
-                            </w:r>
-                            <w:proofErr w:type="spellStart"/>
-                            <w:r>
-                              <w:rPr>
-                                <w:rFonts w:ascii="Courier New" w:hAnsi="Courier New" w:cs="Courier New"/>
-                                <w:sz w:val="20"/>
-                                <w:szCs w:val="20"/>
-                                <w:lang w:val="en-US"/>
-                              </w:rPr>
-                              <w:t>jy</w:t>
-                            </w:r>
-                            <w:proofErr w:type="spellEnd"/>
-                            <w:r>
-                              <w:rPr>
-                                <w:rFonts w:ascii="Courier New" w:hAnsi="Courier New" w:cs="Courier New"/>
-                                <w:sz w:val="20"/>
-                                <w:szCs w:val="20"/>
-                                <w:lang w:val="en-US"/>
-                              </w:rPr>
-                              <w:t xml:space="preserve"> = </w:t>
-                            </w:r>
-                            <w:proofErr w:type="spellStart"/>
-                            <w:r>
-                              <w:rPr>
-                                <w:rFonts w:ascii="Courier New" w:hAnsi="Courier New" w:cs="Courier New"/>
-                                <w:sz w:val="20"/>
-                                <w:szCs w:val="20"/>
-                                <w:lang w:val="en-US"/>
-                              </w:rPr>
-                              <w:t>samplesPerPixel</w:t>
-                            </w:r>
-                            <w:proofErr w:type="spellEnd"/>
-                            <w:r>
-                              <w:rPr>
-                                <w:rFonts w:ascii="Courier New" w:hAnsi="Courier New" w:cs="Courier New"/>
-                                <w:sz w:val="20"/>
-                                <w:szCs w:val="20"/>
-                                <w:lang w:val="en-US"/>
-                              </w:rPr>
-                              <w:t xml:space="preserve"> == </w:t>
-                            </w:r>
-                            <w:proofErr w:type="gramStart"/>
-                            <w:r>
-                              <w:rPr>
-                                <w:rFonts w:ascii="Courier New" w:hAnsi="Courier New" w:cs="Courier New"/>
-                                <w:sz w:val="20"/>
-                                <w:szCs w:val="20"/>
-                                <w:lang w:val="en-US"/>
-                              </w:rPr>
-                              <w:t>1 ?</w:t>
-                            </w:r>
-                            <w:proofErr w:type="gramEnd"/>
-                            <w:r>
-                              <w:rPr>
-                                <w:rFonts w:ascii="Courier New" w:hAnsi="Courier New" w:cs="Courier New"/>
-                                <w:sz w:val="20"/>
-                                <w:szCs w:val="20"/>
-                                <w:lang w:val="en-US"/>
-                              </w:rPr>
-                              <w:t xml:space="preserve"> 0.</w:t>
-                            </w:r>
-                            <w:proofErr w:type="gramStart"/>
-                            <w:r>
-                              <w:rPr>
-                                <w:rFonts w:ascii="Courier New" w:hAnsi="Courier New" w:cs="Courier New"/>
-                                <w:sz w:val="20"/>
-                                <w:szCs w:val="20"/>
-                                <w:lang w:val="en-US"/>
-                              </w:rPr>
-                              <w:t>5 :</w:t>
-                            </w:r>
-                            <w:proofErr w:type="gramEnd"/>
-                            <w:r>
-                              <w:rPr>
-                                <w:rFonts w:ascii="Courier New" w:hAnsi="Courier New" w:cs="Courier New"/>
-                                <w:sz w:val="20"/>
-                                <w:szCs w:val="20"/>
-                                <w:lang w:val="en-US"/>
-                              </w:rPr>
-                              <w:t xml:space="preserve"> </w:t>
-                            </w:r>
-                            <w:proofErr w:type="spellStart"/>
-                            <w:r>
-                              <w:rPr>
-                                <w:rFonts w:ascii="Courier New" w:hAnsi="Courier New" w:cs="Courier New"/>
-                                <w:sz w:val="20"/>
-                                <w:szCs w:val="20"/>
-                                <w:lang w:val="en-US"/>
-                              </w:rPr>
-                              <w:t>rnd.NextDouble</w:t>
-                            </w:r>
-                            <w:proofErr w:type="spellEnd"/>
-                            <w:r>
-                              <w:rPr>
-                                <w:rFonts w:ascii="Courier New" w:hAnsi="Courier New" w:cs="Courier New"/>
-                                <w:sz w:val="20"/>
-                                <w:szCs w:val="20"/>
-                                <w:lang w:val="en-US"/>
-                              </w:rPr>
-                              <w:t>();</w:t>
+                              <w:t xml:space="preserve">                double jy = samplesPerPixel == 1 ? 0.5 : rnd.NextDouble();</w:t>
                             </w:r>
                           </w:p>
                           <w:p>
@@ -31013,107 +27153,7 @@
                                 <w:szCs w:val="20"/>
                                 <w:lang w:val="en-US"/>
                               </w:rPr>
-                              <w:t xml:space="preserve">                Ray </w:t>
-                            </w:r>
-                            <w:proofErr w:type="spellStart"/>
-                            <w:r>
-                              <w:rPr>
-                                <w:rFonts w:ascii="Courier New" w:hAnsi="Courier New" w:cs="Courier New"/>
-                                <w:sz w:val="20"/>
-                                <w:szCs w:val="20"/>
-                                <w:lang w:val="en-US"/>
-                              </w:rPr>
-                              <w:t>ray</w:t>
-                            </w:r>
-                            <w:proofErr w:type="spellEnd"/>
-                            <w:r>
-                              <w:rPr>
-                                <w:rFonts w:ascii="Courier New" w:hAnsi="Courier New" w:cs="Courier New"/>
-                                <w:sz w:val="20"/>
-                                <w:szCs w:val="20"/>
-                                <w:lang w:val="en-US"/>
-                              </w:rPr>
-                              <w:t xml:space="preserve"> = </w:t>
-                            </w:r>
-                            <w:proofErr w:type="spellStart"/>
-                            <w:r>
-                              <w:rPr>
-                                <w:rFonts w:ascii="Courier New" w:hAnsi="Courier New" w:cs="Courier New"/>
-                                <w:sz w:val="20"/>
-                                <w:szCs w:val="20"/>
-                                <w:lang w:val="en-US"/>
-                              </w:rPr>
-                              <w:t>Camera.GetRay</w:t>
-                            </w:r>
-                            <w:proofErr w:type="spellEnd"/>
-                            <w:r>
-                              <w:rPr>
-                                <w:rFonts w:ascii="Courier New" w:hAnsi="Courier New" w:cs="Courier New"/>
-                                <w:sz w:val="20"/>
-                                <w:szCs w:val="20"/>
-                                <w:lang w:val="en-US"/>
-                              </w:rPr>
-                              <w:t>(</w:t>
-                            </w:r>
-                            <w:proofErr w:type="spellStart"/>
-                            <w:r>
-                              <w:rPr>
-                                <w:rFonts w:ascii="Courier New" w:hAnsi="Courier New" w:cs="Courier New"/>
-                                <w:sz w:val="20"/>
-                                <w:szCs w:val="20"/>
-                                <w:lang w:val="en-US"/>
-                              </w:rPr>
-                              <w:t>i</w:t>
-                            </w:r>
-                            <w:proofErr w:type="spellEnd"/>
-                            <w:r>
-                              <w:rPr>
-                                <w:rFonts w:ascii="Courier New" w:hAnsi="Courier New" w:cs="Courier New"/>
-                                <w:sz w:val="20"/>
-                                <w:szCs w:val="20"/>
-                                <w:lang w:val="en-US"/>
-                              </w:rPr>
-                              <w:t xml:space="preserve">, j, </w:t>
-                            </w:r>
-                            <w:proofErr w:type="spellStart"/>
-                            <w:r>
-                              <w:rPr>
-                                <w:rFonts w:ascii="Courier New" w:hAnsi="Courier New" w:cs="Courier New"/>
-                                <w:sz w:val="20"/>
-                                <w:szCs w:val="20"/>
-                                <w:lang w:val="en-US"/>
-                              </w:rPr>
-                              <w:t>jx</w:t>
-                            </w:r>
-                            <w:proofErr w:type="spellEnd"/>
-                            <w:r>
-                              <w:rPr>
-                                <w:rFonts w:ascii="Courier New" w:hAnsi="Courier New" w:cs="Courier New"/>
-                                <w:sz w:val="20"/>
-                                <w:szCs w:val="20"/>
-                                <w:lang w:val="en-US"/>
-                              </w:rPr>
-                              <w:t xml:space="preserve">, </w:t>
-                            </w:r>
-                            <w:proofErr w:type="spellStart"/>
-                            <w:r>
-                              <w:rPr>
-                                <w:rFonts w:ascii="Courier New" w:hAnsi="Courier New" w:cs="Courier New"/>
-                                <w:sz w:val="20"/>
-                                <w:szCs w:val="20"/>
-                                <w:lang w:val="en-US"/>
-                              </w:rPr>
-                              <w:t>jy</w:t>
-                            </w:r>
-                            <w:proofErr w:type="spellEnd"/>
-                            <w:r>
-                              <w:rPr>
-                                <w:rFonts w:ascii="Courier New" w:hAnsi="Courier New" w:cs="Courier New"/>
-                                <w:sz w:val="20"/>
-                                <w:szCs w:val="20"/>
-                                <w:lang w:val="en-US"/>
-                              </w:rPr>
-                              <w:t>);</w:t>
+                              <w:t xml:space="preserve">                Ray ray = Camera.GetRay(i, j, jx, jy);</w:t>
                             </w:r>
                           </w:p>
                           <w:p>
@@ -31133,47 +27173,7 @@
                                 <w:szCs w:val="20"/>
                                 <w:lang w:val="en-US"/>
                               </w:rPr>
-                              <w:t xml:space="preserve">                </w:t>
-                            </w:r>
-                            <w:proofErr w:type="spellStart"/>
-                            <w:r>
-                              <w:rPr>
-                                <w:rFonts w:ascii="Courier New" w:hAnsi="Courier New" w:cs="Courier New"/>
-                                <w:sz w:val="20"/>
-                                <w:szCs w:val="20"/>
-                                <w:lang w:val="en-US"/>
-                              </w:rPr>
-                              <w:t>accum</w:t>
-                            </w:r>
-                            <w:proofErr w:type="spellEnd"/>
-                            <w:r>
-                              <w:rPr>
-                                <w:rFonts w:ascii="Courier New" w:hAnsi="Courier New" w:cs="Courier New"/>
-                                <w:sz w:val="20"/>
-                                <w:szCs w:val="20"/>
-                                <w:lang w:val="en-US"/>
-                              </w:rPr>
-                              <w:t xml:space="preserve"> += </w:t>
-                            </w:r>
-                            <w:proofErr w:type="gramStart"/>
-                            <w:r>
-                              <w:rPr>
-                                <w:rFonts w:ascii="Courier New" w:hAnsi="Courier New" w:cs="Courier New"/>
-                                <w:sz w:val="20"/>
-                                <w:szCs w:val="20"/>
-                                <w:lang w:val="en-US"/>
-                              </w:rPr>
-                              <w:t>Trace(</w:t>
-                            </w:r>
-                            <w:proofErr w:type="gramEnd"/>
-                            <w:r>
-                              <w:rPr>
-                                <w:rFonts w:ascii="Courier New" w:hAnsi="Courier New" w:cs="Courier New"/>
-                                <w:sz w:val="20"/>
-                                <w:szCs w:val="20"/>
-                                <w:lang w:val="en-US"/>
-                              </w:rPr>
-                              <w:t>ray, 0);</w:t>
+                              <w:t xml:space="preserve">                accum += Trace(ray, 0);</w:t>
                             </w:r>
                           </w:p>
                           <w:p>
@@ -31213,87 +27213,7 @@
                                 <w:szCs w:val="20"/>
                                 <w:lang w:val="en-US"/>
                               </w:rPr>
-                              <w:t xml:space="preserve">            </w:t>
-                            </w:r>
-                            <w:proofErr w:type="gramStart"/>
-                            <w:r>
-                              <w:rPr>
-                                <w:rFonts w:ascii="Courier New" w:hAnsi="Courier New" w:cs="Courier New"/>
-                                <w:sz w:val="20"/>
-                                <w:szCs w:val="20"/>
-                                <w:lang w:val="en-US"/>
-                              </w:rPr>
-                              <w:t>buffer[</w:t>
-                            </w:r>
-                            <w:proofErr w:type="gramEnd"/>
-                            <w:r>
-                              <w:rPr>
-                                <w:rFonts w:ascii="Courier New" w:hAnsi="Courier New" w:cs="Courier New"/>
-                                <w:sz w:val="20"/>
-                                <w:szCs w:val="20"/>
-                                <w:lang w:val="en-US"/>
-                              </w:rPr>
-                              <w:t xml:space="preserve">j, </w:t>
-                            </w:r>
-                            <w:proofErr w:type="spellStart"/>
-                            <w:r>
-                              <w:rPr>
-                                <w:rFonts w:ascii="Courier New" w:hAnsi="Courier New" w:cs="Courier New"/>
-                                <w:sz w:val="20"/>
-                                <w:szCs w:val="20"/>
-                                <w:lang w:val="en-US"/>
-                              </w:rPr>
-                              <w:t>i</w:t>
-                            </w:r>
-                            <w:proofErr w:type="spellEnd"/>
-                            <w:r>
-                              <w:rPr>
-                                <w:rFonts w:ascii="Courier New" w:hAnsi="Courier New" w:cs="Courier New"/>
-                                <w:sz w:val="20"/>
-                                <w:szCs w:val="20"/>
-                                <w:lang w:val="en-US"/>
-                              </w:rPr>
-                              <w:t xml:space="preserve">] = </w:t>
-                            </w:r>
-                            <w:proofErr w:type="spellStart"/>
-                            <w:r>
-                              <w:rPr>
-                                <w:rFonts w:ascii="Courier New" w:hAnsi="Courier New" w:cs="Courier New"/>
-                                <w:sz w:val="20"/>
-                                <w:szCs w:val="20"/>
-                                <w:lang w:val="en-US"/>
-                              </w:rPr>
-                              <w:t>accum</w:t>
-                            </w:r>
-                            <w:proofErr w:type="spellEnd"/>
-                            <w:r>
-                              <w:rPr>
-                                <w:rFonts w:ascii="Courier New" w:hAnsi="Courier New" w:cs="Courier New"/>
-                                <w:sz w:val="20"/>
-                                <w:szCs w:val="20"/>
-                                <w:lang w:val="en-US"/>
-                              </w:rPr>
-                              <w:t xml:space="preserve"> / </w:t>
-                            </w:r>
-                            <w:proofErr w:type="spellStart"/>
-                            <w:r>
-                              <w:rPr>
-                                <w:rFonts w:ascii="Courier New" w:hAnsi="Courier New" w:cs="Courier New"/>
-                                <w:sz w:val="20"/>
-                                <w:szCs w:val="20"/>
-                                <w:lang w:val="en-US"/>
-                              </w:rPr>
-                              <w:t>samplesPerPixel</w:t>
-                            </w:r>
-                            <w:proofErr w:type="spellEnd"/>
-                            <w:r>
-                              <w:rPr>
-                                <w:rFonts w:ascii="Courier New" w:hAnsi="Courier New" w:cs="Courier New"/>
-                                <w:sz w:val="20"/>
-                                <w:szCs w:val="20"/>
-                                <w:lang w:val="en-US"/>
-                              </w:rPr>
-                              <w:t>;</w:t>
+                              <w:t xml:space="preserve">            buffer[j, i] = accum / samplesPerPixel;</w:t>
                             </w:r>
                           </w:p>
                           <w:p>
@@ -33481,8 +29401,6 @@
                               </w:rPr>
                               <w:t xml:space="preserve">public static Bitmap </w:t>
                             </w:r>
-                            <w:proofErr w:type="spellStart"/>
-                            <w:proofErr w:type="gramStart"/>
                             <w:r>
                               <w:rPr>
                                 <w:rFonts w:ascii="Courier New" w:hAnsi="Courier New" w:cs="Courier New"/>
@@ -33490,27 +29408,7 @@
                                 <w:szCs w:val="20"/>
                                 <w:lang w:val="en-US"/>
                               </w:rPr>
-                              <w:t>ToBitmap</w:t>
-                            </w:r>
-                            <w:proofErr w:type="spellEnd"/>
-                            <w:r>
-                              <w:rPr>
-                                <w:rFonts w:ascii="Courier New" w:hAnsi="Courier New" w:cs="Courier New"/>
-                                <w:sz w:val="20"/>
-                                <w:szCs w:val="20"/>
-                                <w:lang w:val="en-US"/>
-                              </w:rPr>
-                              <w:t>(</w:t>
-                            </w:r>
-                            <w:proofErr w:type="gramEnd"/>
-                            <w:r>
-                              <w:rPr>
-                                <w:rFonts w:ascii="Courier New" w:hAnsi="Courier New" w:cs="Courier New"/>
-                                <w:sz w:val="20"/>
-                                <w:szCs w:val="20"/>
-                                <w:lang w:val="en-US"/>
-                              </w:rPr>
-                              <w:t>Vec3[,] buffer)</w:t>
+                              <w:t>ToBitmap(Vec3[,] buffer)</w:t>
                             </w:r>
                           </w:p>
                           <w:p>
@@ -33550,29 +29448,7 @@
                                 <w:szCs w:val="20"/>
                                 <w:lang w:val="en-US"/>
                               </w:rPr>
-                              <w:t xml:space="preserve">    int h = </w:t>
-                            </w:r>
-                            <w:proofErr w:type="spellStart"/>
-                            <w:proofErr w:type="gramStart"/>
-                            <w:r>
-                              <w:rPr>
-                                <w:rFonts w:ascii="Courier New" w:hAnsi="Courier New" w:cs="Courier New"/>
-                                <w:sz w:val="20"/>
-                                <w:szCs w:val="20"/>
-                                <w:lang w:val="en-US"/>
-                              </w:rPr>
-                              <w:t>buffer.GetLength</w:t>
-                            </w:r>
-                            <w:proofErr w:type="spellEnd"/>
-                            <w:proofErr w:type="gramEnd"/>
-                            <w:r>
-                              <w:rPr>
-                                <w:rFonts w:ascii="Courier New" w:hAnsi="Courier New" w:cs="Courier New"/>
-                                <w:sz w:val="20"/>
-                                <w:szCs w:val="20"/>
-                                <w:lang w:val="en-US"/>
-                              </w:rPr>
-                              <w:t>(0);</w:t>
+                              <w:t xml:space="preserve">    int h = buffer.GetLength(0);</w:t>
                             </w:r>
                           </w:p>
                           <w:p>
@@ -33592,29 +29468,7 @@
                                 <w:szCs w:val="20"/>
                                 <w:lang w:val="en-US"/>
                               </w:rPr>
-                              <w:t xml:space="preserve">    int w = </w:t>
-                            </w:r>
-                            <w:proofErr w:type="spellStart"/>
-                            <w:proofErr w:type="gramStart"/>
-                            <w:r>
-                              <w:rPr>
-                                <w:rFonts w:ascii="Courier New" w:hAnsi="Courier New" w:cs="Courier New"/>
-                                <w:sz w:val="20"/>
-                                <w:szCs w:val="20"/>
-                                <w:lang w:val="en-US"/>
-                              </w:rPr>
-                              <w:t>buffer.GetLength</w:t>
-                            </w:r>
-                            <w:proofErr w:type="spellEnd"/>
-                            <w:proofErr w:type="gramEnd"/>
-                            <w:r>
-                              <w:rPr>
-                                <w:rFonts w:ascii="Courier New" w:hAnsi="Courier New" w:cs="Courier New"/>
-                                <w:sz w:val="20"/>
-                                <w:szCs w:val="20"/>
-                                <w:lang w:val="en-US"/>
-                              </w:rPr>
-                              <w:t>(1);</w:t>
+                              <w:t xml:space="preserve">    int w = buffer.GetLength(1);</w:t>
                             </w:r>
                           </w:p>
                           <w:p>
@@ -33634,27 +29488,7 @@
                                 <w:szCs w:val="20"/>
                                 <w:lang w:val="en-US"/>
                               </w:rPr>
-                              <w:t xml:space="preserve">    var bmp = new </w:t>
-                            </w:r>
-                            <w:proofErr w:type="gramStart"/>
-                            <w:r>
-                              <w:rPr>
-                                <w:rFonts w:ascii="Courier New" w:hAnsi="Courier New" w:cs="Courier New"/>
-                                <w:sz w:val="20"/>
-                                <w:szCs w:val="20"/>
-                                <w:lang w:val="en-US"/>
-                              </w:rPr>
-                              <w:t>Bitmap(</w:t>
-                            </w:r>
-                            <w:proofErr w:type="gramEnd"/>
-                            <w:r>
-                              <w:rPr>
-                                <w:rFonts w:ascii="Courier New" w:hAnsi="Courier New" w:cs="Courier New"/>
-                                <w:sz w:val="20"/>
-                                <w:szCs w:val="20"/>
-                                <w:lang w:val="en-US"/>
-                              </w:rPr>
-                              <w:t>w, h, PixelFormat.Format24bppRgb);</w:t>
+                              <w:t xml:space="preserve">    var bmp = new Bitmap(w, h, PixelFormat.Format24bppRgb);</w:t>
                             </w:r>
                           </w:p>
                           <w:p>
@@ -33685,49 +29519,7 @@
                                 <w:szCs w:val="20"/>
                                 <w:lang w:val="en-US"/>
                               </w:rPr>
-                              <w:t xml:space="preserve">    </w:t>
-                            </w:r>
-                            <w:proofErr w:type="spellStart"/>
-                            <w:r>
-                              <w:rPr>
-                                <w:rFonts w:ascii="Courier New" w:hAnsi="Courier New" w:cs="Courier New"/>
-                                <w:sz w:val="20"/>
-                                <w:szCs w:val="20"/>
-                                <w:lang w:val="en-US"/>
-                              </w:rPr>
-                              <w:t>BitmapData</w:t>
-                            </w:r>
-                            <w:proofErr w:type="spellEnd"/>
-                            <w:r>
-                              <w:rPr>
-                                <w:rFonts w:ascii="Courier New" w:hAnsi="Courier New" w:cs="Courier New"/>
-                                <w:sz w:val="20"/>
-                                <w:szCs w:val="20"/>
-                                <w:lang w:val="en-US"/>
-                              </w:rPr>
-                              <w:t xml:space="preserve"> data = </w:t>
-                            </w:r>
-                            <w:proofErr w:type="spellStart"/>
-                            <w:proofErr w:type="gramStart"/>
-                            <w:r>
-                              <w:rPr>
-                                <w:rFonts w:ascii="Courier New" w:hAnsi="Courier New" w:cs="Courier New"/>
-                                <w:sz w:val="20"/>
-                                <w:szCs w:val="20"/>
-                                <w:lang w:val="en-US"/>
-                              </w:rPr>
-                              <w:t>bmp.LockBits</w:t>
-                            </w:r>
-                            <w:proofErr w:type="spellEnd"/>
-                            <w:proofErr w:type="gramEnd"/>
-                            <w:r>
-                              <w:rPr>
-                                <w:rFonts w:ascii="Courier New" w:hAnsi="Courier New" w:cs="Courier New"/>
-                                <w:sz w:val="20"/>
-                                <w:szCs w:val="20"/>
-                                <w:lang w:val="en-US"/>
-                              </w:rPr>
-                              <w:t>(</w:t>
+                              <w:t xml:space="preserve">    BitmapData data = bmp.LockBits(</w:t>
                             </w:r>
                           </w:p>
                           <w:p>
@@ -33747,27 +29539,7 @@
                                 <w:szCs w:val="20"/>
                                 <w:lang w:val="en-US"/>
                               </w:rPr>
-                              <w:t xml:space="preserve">        new </w:t>
-                            </w:r>
-                            <w:proofErr w:type="gramStart"/>
-                            <w:r>
-                              <w:rPr>
-                                <w:rFonts w:ascii="Courier New" w:hAnsi="Courier New" w:cs="Courier New"/>
-                                <w:sz w:val="20"/>
-                                <w:szCs w:val="20"/>
-                                <w:lang w:val="en-US"/>
-                              </w:rPr>
-                              <w:t>Rectangle(</w:t>
-                            </w:r>
-                            <w:proofErr w:type="gramEnd"/>
-                            <w:r>
-                              <w:rPr>
-                                <w:rFonts w:ascii="Courier New" w:hAnsi="Courier New" w:cs="Courier New"/>
-                                <w:sz w:val="20"/>
-                                <w:szCs w:val="20"/>
-                                <w:lang w:val="en-US"/>
-                              </w:rPr>
-                              <w:t>0, 0, w, h),</w:t>
+                              <w:t xml:space="preserve">        new Rectangle(0, 0, w, h),</w:t>
                             </w:r>
                           </w:p>
                           <w:p>
@@ -33787,27 +29559,7 @@
                                 <w:szCs w:val="20"/>
                                 <w:lang w:val="en-US"/>
                               </w:rPr>
-                              <w:t xml:space="preserve">        </w:t>
-                            </w:r>
-                            <w:proofErr w:type="spellStart"/>
-                            <w:r>
-                              <w:rPr>
-                                <w:rFonts w:ascii="Courier New" w:hAnsi="Courier New" w:cs="Courier New"/>
-                                <w:sz w:val="20"/>
-                                <w:szCs w:val="20"/>
-                                <w:lang w:val="en-US"/>
-                              </w:rPr>
-                              <w:t>ImageLockMode.WriteOnly</w:t>
-                            </w:r>
-                            <w:proofErr w:type="spellEnd"/>
-                            <w:r>
-                              <w:rPr>
-                                <w:rFonts w:ascii="Courier New" w:hAnsi="Courier New" w:cs="Courier New"/>
-                                <w:sz w:val="20"/>
-                                <w:szCs w:val="20"/>
-                                <w:lang w:val="en-US"/>
-                              </w:rPr>
-                              <w:t>,</w:t>
+                              <w:t xml:space="preserve">        ImageLockMode.WriteOnly,</w:t>
                             </w:r>
                           </w:p>
                           <w:p>
@@ -33898,29 +29650,7 @@
                                 <w:szCs w:val="20"/>
                                 <w:lang w:val="en-US"/>
                               </w:rPr>
-                              <w:t xml:space="preserve">        int stride = </w:t>
-                            </w:r>
-                            <w:proofErr w:type="spellStart"/>
-                            <w:proofErr w:type="gramStart"/>
-                            <w:r>
-                              <w:rPr>
-                                <w:rFonts w:ascii="Courier New" w:hAnsi="Courier New" w:cs="Courier New"/>
-                                <w:sz w:val="20"/>
-                                <w:szCs w:val="20"/>
-                                <w:lang w:val="en-US"/>
-                              </w:rPr>
-                              <w:t>data.Stride</w:t>
-                            </w:r>
-                            <w:proofErr w:type="spellEnd"/>
-                            <w:proofErr w:type="gramEnd"/>
-                            <w:r>
-                              <w:rPr>
-                                <w:rFonts w:ascii="Courier New" w:hAnsi="Courier New" w:cs="Courier New"/>
-                                <w:sz w:val="20"/>
-                                <w:szCs w:val="20"/>
-                                <w:lang w:val="en-US"/>
-                              </w:rPr>
-                              <w:t>;</w:t>
+                              <w:t xml:space="preserve">        int stride = data.Stride;</w:t>
                             </w:r>
                           </w:p>
                           <w:p>
@@ -33940,27 +29670,7 @@
                                 <w:szCs w:val="20"/>
                                 <w:lang w:val="en-US"/>
                               </w:rPr>
-                              <w:t xml:space="preserve">        </w:t>
-                            </w:r>
-                            <w:proofErr w:type="gramStart"/>
-                            <w:r>
-                              <w:rPr>
-                                <w:rFonts w:ascii="Courier New" w:hAnsi="Courier New" w:cs="Courier New"/>
-                                <w:sz w:val="20"/>
-                                <w:szCs w:val="20"/>
-                                <w:lang w:val="en-US"/>
-                              </w:rPr>
-                              <w:t>byte[</w:t>
-                            </w:r>
-                            <w:proofErr w:type="gramEnd"/>
-                            <w:r>
-                              <w:rPr>
-                                <w:rFonts w:ascii="Courier New" w:hAnsi="Courier New" w:cs="Courier New"/>
-                                <w:sz w:val="20"/>
-                                <w:szCs w:val="20"/>
-                                <w:lang w:val="en-US"/>
-                              </w:rPr>
-                              <w:t>] pixels = new byte[stride * h];</w:t>
+                              <w:t xml:space="preserve">        byte[] pixels = new byte[stride * h];</w:t>
                             </w:r>
                           </w:p>
                           <w:p>
@@ -33991,27 +29701,7 @@
                                 <w:szCs w:val="20"/>
                                 <w:lang w:val="en-US"/>
                               </w:rPr>
-                              <w:t xml:space="preserve">        for (int j = 0; j &lt; h; </w:t>
-                            </w:r>
-                            <w:proofErr w:type="spellStart"/>
-                            <w:r>
-                              <w:rPr>
-                                <w:rFonts w:ascii="Courier New" w:hAnsi="Courier New" w:cs="Courier New"/>
-                                <w:sz w:val="20"/>
-                                <w:szCs w:val="20"/>
-                                <w:lang w:val="en-US"/>
-                              </w:rPr>
-                              <w:t>j++</w:t>
-                            </w:r>
-                            <w:proofErr w:type="spellEnd"/>
-                            <w:r>
-                              <w:rPr>
-                                <w:rFonts w:ascii="Courier New" w:hAnsi="Courier New" w:cs="Courier New"/>
-                                <w:sz w:val="20"/>
-                                <w:szCs w:val="20"/>
-                                <w:lang w:val="en-US"/>
-                              </w:rPr>
-                              <w:t>)</w:t>
+                              <w:t xml:space="preserve">        for (int j = 0; j &lt; h; j++)</w:t>
                             </w:r>
                           </w:p>
                           <w:p>
@@ -34051,27 +29741,7 @@
                                 <w:szCs w:val="20"/>
                                 <w:lang w:val="en-US"/>
                               </w:rPr>
-                              <w:t xml:space="preserve">            int </w:t>
-                            </w:r>
-                            <w:proofErr w:type="spellStart"/>
-                            <w:r>
-                              <w:rPr>
-                                <w:rFonts w:ascii="Courier New" w:hAnsi="Courier New" w:cs="Courier New"/>
-                                <w:sz w:val="20"/>
-                                <w:szCs w:val="20"/>
-                                <w:lang w:val="en-US"/>
-                              </w:rPr>
-                              <w:t>rowOffset</w:t>
-                            </w:r>
-                            <w:proofErr w:type="spellEnd"/>
-                            <w:r>
-                              <w:rPr>
-                                <w:rFonts w:ascii="Courier New" w:hAnsi="Courier New" w:cs="Courier New"/>
-                                <w:sz w:val="20"/>
-                                <w:szCs w:val="20"/>
-                                <w:lang w:val="en-US"/>
-                              </w:rPr>
-                              <w:t xml:space="preserve"> = j * stride;</w:t>
+                              <w:t xml:space="preserve">            int rowOffset = j * stride;</w:t>
                             </w:r>
                           </w:p>
                           <w:p>
@@ -34091,67 +29761,7 @@
                                 <w:szCs w:val="20"/>
                                 <w:lang w:val="en-US"/>
                               </w:rPr>
-                              <w:t xml:space="preserve">            for (int </w:t>
-                            </w:r>
-                            <w:proofErr w:type="spellStart"/>
-                            <w:r>
-                              <w:rPr>
-                                <w:rFonts w:ascii="Courier New" w:hAnsi="Courier New" w:cs="Courier New"/>
-                                <w:sz w:val="20"/>
-                                <w:szCs w:val="20"/>
-                                <w:lang w:val="en-US"/>
-                              </w:rPr>
-                              <w:t>i</w:t>
-                            </w:r>
-                            <w:proofErr w:type="spellEnd"/>
-                            <w:r>
-                              <w:rPr>
-                                <w:rFonts w:ascii="Courier New" w:hAnsi="Courier New" w:cs="Courier New"/>
-                                <w:sz w:val="20"/>
-                                <w:szCs w:val="20"/>
-                                <w:lang w:val="en-US"/>
-                              </w:rPr>
-                              <w:t xml:space="preserve"> = 0; </w:t>
-                            </w:r>
-                            <w:proofErr w:type="spellStart"/>
-                            <w:r>
-                              <w:rPr>
-                                <w:rFonts w:ascii="Courier New" w:hAnsi="Courier New" w:cs="Courier New"/>
-                                <w:sz w:val="20"/>
-                                <w:szCs w:val="20"/>
-                                <w:lang w:val="en-US"/>
-                              </w:rPr>
-                              <w:t>i</w:t>
-                            </w:r>
-                            <w:proofErr w:type="spellEnd"/>
-                            <w:r>
-                              <w:rPr>
-                                <w:rFonts w:ascii="Courier New" w:hAnsi="Courier New" w:cs="Courier New"/>
-                                <w:sz w:val="20"/>
-                                <w:szCs w:val="20"/>
-                                <w:lang w:val="en-US"/>
-                              </w:rPr>
-                              <w:t xml:space="preserve"> &lt; w; </w:t>
-                            </w:r>
-                            <w:proofErr w:type="spellStart"/>
-                            <w:r>
-                              <w:rPr>
-                                <w:rFonts w:ascii="Courier New" w:hAnsi="Courier New" w:cs="Courier New"/>
-                                <w:sz w:val="20"/>
-                                <w:szCs w:val="20"/>
-                                <w:lang w:val="en-US"/>
-                              </w:rPr>
-                              <w:t>i</w:t>
-                            </w:r>
-                            <w:proofErr w:type="spellEnd"/>
-                            <w:r>
-                              <w:rPr>
-                                <w:rFonts w:ascii="Courier New" w:hAnsi="Courier New" w:cs="Courier New"/>
-                                <w:sz w:val="20"/>
-                                <w:szCs w:val="20"/>
-                                <w:lang w:val="en-US"/>
-                              </w:rPr>
-                              <w:t>++)</w:t>
+                              <w:t xml:space="preserve">            for (int i = 0; i &lt; w; i++)</w:t>
                             </w:r>
                           </w:p>
                           <w:p>
@@ -34191,47 +29801,7 @@
                                 <w:szCs w:val="20"/>
                                 <w:lang w:val="en-US"/>
                               </w:rPr>
-                              <w:t xml:space="preserve">                Vec3 c = </w:t>
-                            </w:r>
-                            <w:proofErr w:type="gramStart"/>
-                            <w:r>
-                              <w:rPr>
-                                <w:rFonts w:ascii="Courier New" w:hAnsi="Courier New" w:cs="Courier New"/>
-                                <w:sz w:val="20"/>
-                                <w:szCs w:val="20"/>
-                                <w:lang w:val="en-US"/>
-                              </w:rPr>
-                              <w:t>buffer[</w:t>
-                            </w:r>
-                            <w:proofErr w:type="gramEnd"/>
-                            <w:r>
-                              <w:rPr>
-                                <w:rFonts w:ascii="Courier New" w:hAnsi="Courier New" w:cs="Courier New"/>
-                                <w:sz w:val="20"/>
-                                <w:szCs w:val="20"/>
-                                <w:lang w:val="en-US"/>
-                              </w:rPr>
-                              <w:t xml:space="preserve">j, </w:t>
-                            </w:r>
-                            <w:proofErr w:type="spellStart"/>
-                            <w:r>
-                              <w:rPr>
-                                <w:rFonts w:ascii="Courier New" w:hAnsi="Courier New" w:cs="Courier New"/>
-                                <w:sz w:val="20"/>
-                                <w:szCs w:val="20"/>
-                                <w:lang w:val="en-US"/>
-                              </w:rPr>
-                              <w:t>i</w:t>
-                            </w:r>
-                            <w:proofErr w:type="spellEnd"/>
-                            <w:r>
-                              <w:rPr>
-                                <w:rFonts w:ascii="Courier New" w:hAnsi="Courier New" w:cs="Courier New"/>
-                                <w:sz w:val="20"/>
-                                <w:szCs w:val="20"/>
-                                <w:lang w:val="en-US"/>
-                              </w:rPr>
-                              <w:t>];</w:t>
+                              <w:t xml:space="preserve">                Vec3 c = buffer[j, i];</w:t>
                             </w:r>
                           </w:p>
                           <w:p>
@@ -34251,58 +29821,7 @@
                                 <w:szCs w:val="20"/>
                                 <w:lang w:val="en-US"/>
                               </w:rPr>
-                              <w:t xml:space="preserve">                int r = (int</w:t>
-                            </w:r>
-                            <w:proofErr w:type="gramStart"/>
-                            <w:r>
-                              <w:rPr>
-                                <w:rFonts w:ascii="Courier New" w:hAnsi="Courier New" w:cs="Courier New"/>
-                                <w:sz w:val="20"/>
-                                <w:szCs w:val="20"/>
-                                <w:lang w:val="en-US"/>
-                              </w:rPr>
-                              <w:t>)(</w:t>
-                            </w:r>
-                            <w:proofErr w:type="spellStart"/>
-                            <w:proofErr w:type="gramEnd"/>
-                            <w:r>
-                              <w:rPr>
-                                <w:rFonts w:ascii="Courier New" w:hAnsi="Courier New" w:cs="Courier New"/>
-                                <w:sz w:val="20"/>
-                                <w:szCs w:val="20"/>
-                                <w:lang w:val="en-US"/>
-                              </w:rPr>
-                              <w:t>Math.Clamp</w:t>
-                            </w:r>
-                            <w:proofErr w:type="spellEnd"/>
-                            <w:r>
-                              <w:rPr>
-                                <w:rFonts w:ascii="Courier New" w:hAnsi="Courier New" w:cs="Courier New"/>
-                                <w:sz w:val="20"/>
-                                <w:szCs w:val="20"/>
-                                <w:lang w:val="en-US"/>
-                              </w:rPr>
-                              <w:t>(</w:t>
-                            </w:r>
-                            <w:proofErr w:type="spellStart"/>
-                            <w:r>
-                              <w:rPr>
-                                <w:rFonts w:ascii="Courier New" w:hAnsi="Courier New" w:cs="Courier New"/>
-                                <w:sz w:val="20"/>
-                                <w:szCs w:val="20"/>
-                                <w:lang w:val="en-US"/>
-                              </w:rPr>
-                              <w:t>c.X</w:t>
-                            </w:r>
-                            <w:proofErr w:type="spellEnd"/>
-                            <w:r>
-                              <w:rPr>
-                                <w:rFonts w:ascii="Courier New" w:hAnsi="Courier New" w:cs="Courier New"/>
-                                <w:sz w:val="20"/>
-                                <w:szCs w:val="20"/>
-                                <w:lang w:val="en-US"/>
-                              </w:rPr>
-                              <w:t>, 0.0, 1.0) * 255.0);</w:t>
+                              <w:t xml:space="preserve">                int r = (int)(Math.Clamp(c.X, 0.0, 1.0) * 255.0);</w:t>
                             </w:r>
                           </w:p>
                           <w:p>
@@ -34322,58 +29841,7 @@
                                 <w:szCs w:val="20"/>
                                 <w:lang w:val="en-US"/>
                               </w:rPr>
-                              <w:t xml:space="preserve">                int g = (int</w:t>
-                            </w:r>
-                            <w:proofErr w:type="gramStart"/>
-                            <w:r>
-                              <w:rPr>
-                                <w:rFonts w:ascii="Courier New" w:hAnsi="Courier New" w:cs="Courier New"/>
-                                <w:sz w:val="20"/>
-                                <w:szCs w:val="20"/>
-                                <w:lang w:val="en-US"/>
-                              </w:rPr>
-                              <w:t>)(</w:t>
-                            </w:r>
-                            <w:proofErr w:type="spellStart"/>
-                            <w:proofErr w:type="gramEnd"/>
-                            <w:r>
-                              <w:rPr>
-                                <w:rFonts w:ascii="Courier New" w:hAnsi="Courier New" w:cs="Courier New"/>
-                                <w:sz w:val="20"/>
-                                <w:szCs w:val="20"/>
-                                <w:lang w:val="en-US"/>
-                              </w:rPr>
-                              <w:t>Math.Clamp</w:t>
-                            </w:r>
-                            <w:proofErr w:type="spellEnd"/>
-                            <w:r>
-                              <w:rPr>
-                                <w:rFonts w:ascii="Courier New" w:hAnsi="Courier New" w:cs="Courier New"/>
-                                <w:sz w:val="20"/>
-                                <w:szCs w:val="20"/>
-                                <w:lang w:val="en-US"/>
-                              </w:rPr>
-                              <w:t>(</w:t>
-                            </w:r>
-                            <w:proofErr w:type="spellStart"/>
-                            <w:r>
-                              <w:rPr>
-                                <w:rFonts w:ascii="Courier New" w:hAnsi="Courier New" w:cs="Courier New"/>
-                                <w:sz w:val="20"/>
-                                <w:szCs w:val="20"/>
-                                <w:lang w:val="en-US"/>
-                              </w:rPr>
-                              <w:t>c.Y</w:t>
-                            </w:r>
-                            <w:proofErr w:type="spellEnd"/>
-                            <w:r>
-                              <w:rPr>
-                                <w:rFonts w:ascii="Courier New" w:hAnsi="Courier New" w:cs="Courier New"/>
-                                <w:sz w:val="20"/>
-                                <w:szCs w:val="20"/>
-                                <w:lang w:val="en-US"/>
-                              </w:rPr>
-                              <w:t>, 0.0, 1.0) * 255.0);</w:t>
+                              <w:t xml:space="preserve">                int g = (int)(Math.Clamp(c.Y, 0.0, 1.0) * 255.0);</w:t>
                             </w:r>
                           </w:p>
                           <w:p>
@@ -34393,58 +29861,7 @@
                                 <w:szCs w:val="20"/>
                                 <w:lang w:val="en-US"/>
                               </w:rPr>
-                              <w:t xml:space="preserve">                int b = (int</w:t>
-                            </w:r>
-                            <w:proofErr w:type="gramStart"/>
-                            <w:r>
-                              <w:rPr>
-                                <w:rFonts w:ascii="Courier New" w:hAnsi="Courier New" w:cs="Courier New"/>
-                                <w:sz w:val="20"/>
-                                <w:szCs w:val="20"/>
-                                <w:lang w:val="en-US"/>
-                              </w:rPr>
-                              <w:t>)(</w:t>
-                            </w:r>
-                            <w:proofErr w:type="spellStart"/>
-                            <w:proofErr w:type="gramEnd"/>
-                            <w:r>
-                              <w:rPr>
-                                <w:rFonts w:ascii="Courier New" w:hAnsi="Courier New" w:cs="Courier New"/>
-                                <w:sz w:val="20"/>
-                                <w:szCs w:val="20"/>
-                                <w:lang w:val="en-US"/>
-                              </w:rPr>
-                              <w:t>Math.Clamp</w:t>
-                            </w:r>
-                            <w:proofErr w:type="spellEnd"/>
-                            <w:r>
-                              <w:rPr>
-                                <w:rFonts w:ascii="Courier New" w:hAnsi="Courier New" w:cs="Courier New"/>
-                                <w:sz w:val="20"/>
-                                <w:szCs w:val="20"/>
-                                <w:lang w:val="en-US"/>
-                              </w:rPr>
-                              <w:t>(</w:t>
-                            </w:r>
-                            <w:proofErr w:type="spellStart"/>
-                            <w:r>
-                              <w:rPr>
-                                <w:rFonts w:ascii="Courier New" w:hAnsi="Courier New" w:cs="Courier New"/>
-                                <w:sz w:val="20"/>
-                                <w:szCs w:val="20"/>
-                                <w:lang w:val="en-US"/>
-                              </w:rPr>
-                              <w:t>c.Z</w:t>
-                            </w:r>
-                            <w:proofErr w:type="spellEnd"/>
-                            <w:r>
-                              <w:rPr>
-                                <w:rFonts w:ascii="Courier New" w:hAnsi="Courier New" w:cs="Courier New"/>
-                                <w:sz w:val="20"/>
-                                <w:szCs w:val="20"/>
-                                <w:lang w:val="en-US"/>
-                              </w:rPr>
-                              <w:t>, 0.0, 1.0) * 255.0);</w:t>
+                              <w:t xml:space="preserve">                int b = (int)(Math.Clamp(c.Z, 0.0, 1.0) * 255.0);</w:t>
                             </w:r>
                           </w:p>
                           <w:p>
@@ -34475,67 +29892,7 @@
                                 <w:szCs w:val="20"/>
                                 <w:lang w:val="en-US"/>
                               </w:rPr>
-                              <w:t xml:space="preserve">                int </w:t>
-                            </w:r>
-                            <w:proofErr w:type="spellStart"/>
-                            <w:r>
-                              <w:rPr>
-                                <w:rFonts w:ascii="Courier New" w:hAnsi="Courier New" w:cs="Courier New"/>
-                                <w:sz w:val="20"/>
-                                <w:szCs w:val="20"/>
-                                <w:lang w:val="en-US"/>
-                              </w:rPr>
-                              <w:t>idx</w:t>
-                            </w:r>
-                            <w:proofErr w:type="spellEnd"/>
-                            <w:r>
-                              <w:rPr>
-                                <w:rFonts w:ascii="Courier New" w:hAnsi="Courier New" w:cs="Courier New"/>
-                                <w:sz w:val="20"/>
-                                <w:szCs w:val="20"/>
-                                <w:lang w:val="en-US"/>
-                              </w:rPr>
-                              <w:t xml:space="preserve"> = </w:t>
-                            </w:r>
-                            <w:proofErr w:type="spellStart"/>
-                            <w:r>
-                              <w:rPr>
-                                <w:rFonts w:ascii="Courier New" w:hAnsi="Courier New" w:cs="Courier New"/>
-                                <w:sz w:val="20"/>
-                                <w:szCs w:val="20"/>
-                                <w:lang w:val="en-US"/>
-                              </w:rPr>
-                              <w:t>rowOffset</w:t>
-                            </w:r>
-                            <w:proofErr w:type="spellEnd"/>
-                            <w:r>
-                              <w:rPr>
-                                <w:rFonts w:ascii="Courier New" w:hAnsi="Courier New" w:cs="Courier New"/>
-                                <w:sz w:val="20"/>
-                                <w:szCs w:val="20"/>
-                                <w:lang w:val="en-US"/>
-                              </w:rPr>
-                              <w:t xml:space="preserve"> + </w:t>
-                            </w:r>
-                            <w:proofErr w:type="spellStart"/>
-                            <w:r>
-                              <w:rPr>
-                                <w:rFonts w:ascii="Courier New" w:hAnsi="Courier New" w:cs="Courier New"/>
-                                <w:sz w:val="20"/>
-                                <w:szCs w:val="20"/>
-                                <w:lang w:val="en-US"/>
-                              </w:rPr>
-                              <w:t>i</w:t>
-                            </w:r>
-                            <w:proofErr w:type="spellEnd"/>
-                            <w:r>
-                              <w:rPr>
-                                <w:rFonts w:ascii="Courier New" w:hAnsi="Courier New" w:cs="Courier New"/>
-                                <w:sz w:val="20"/>
-                                <w:szCs w:val="20"/>
-                                <w:lang w:val="en-US"/>
-                              </w:rPr>
-                              <w:t xml:space="preserve"> * 3;</w:t>
+                              <w:t xml:space="preserve">                int idx = rowOffset + i * 3;</w:t>
                             </w:r>
                           </w:p>
                           <w:p>
@@ -34555,38 +29912,7 @@
                                 <w:szCs w:val="20"/>
                                 <w:lang w:val="en-US"/>
                               </w:rPr>
-                              <w:t xml:space="preserve">                </w:t>
-                            </w:r>
-                            <w:proofErr w:type="gramStart"/>
-                            <w:r>
-                              <w:rPr>
-                                <w:rFonts w:ascii="Courier New" w:hAnsi="Courier New" w:cs="Courier New"/>
-                                <w:sz w:val="20"/>
-                                <w:szCs w:val="20"/>
-                                <w:lang w:val="en-US"/>
-                              </w:rPr>
-                              <w:t>pixels[</w:t>
-                            </w:r>
-                            <w:proofErr w:type="spellStart"/>
-                            <w:proofErr w:type="gramEnd"/>
-                            <w:r>
-                              <w:rPr>
-                                <w:rFonts w:ascii="Courier New" w:hAnsi="Courier New" w:cs="Courier New"/>
-                                <w:sz w:val="20"/>
-                                <w:szCs w:val="20"/>
-                                <w:lang w:val="en-US"/>
-                              </w:rPr>
-                              <w:t>idx</w:t>
-                            </w:r>
-                            <w:proofErr w:type="spellEnd"/>
-                            <w:r>
-                              <w:rPr>
-                                <w:rFonts w:ascii="Courier New" w:hAnsi="Courier New" w:cs="Courier New"/>
-                                <w:sz w:val="20"/>
-                                <w:szCs w:val="20"/>
-                                <w:lang w:val="en-US"/>
-                              </w:rPr>
-                              <w:t xml:space="preserve"> + 0] = (byte)b;</w:t>
+                              <w:t xml:space="preserve">                pixels[idx + 0] = (byte)b;</w:t>
                             </w:r>
                           </w:p>
                           <w:p>
@@ -34606,38 +29932,7 @@
                                 <w:szCs w:val="20"/>
                                 <w:lang w:val="en-US"/>
                               </w:rPr>
-                              <w:t xml:space="preserve">                </w:t>
-                            </w:r>
-                            <w:proofErr w:type="gramStart"/>
-                            <w:r>
-                              <w:rPr>
-                                <w:rFonts w:ascii="Courier New" w:hAnsi="Courier New" w:cs="Courier New"/>
-                                <w:sz w:val="20"/>
-                                <w:szCs w:val="20"/>
-                                <w:lang w:val="en-US"/>
-                              </w:rPr>
-                              <w:t>pixels[</w:t>
-                            </w:r>
-                            <w:proofErr w:type="spellStart"/>
-                            <w:proofErr w:type="gramEnd"/>
-                            <w:r>
-                              <w:rPr>
-                                <w:rFonts w:ascii="Courier New" w:hAnsi="Courier New" w:cs="Courier New"/>
-                                <w:sz w:val="20"/>
-                                <w:szCs w:val="20"/>
-                                <w:lang w:val="en-US"/>
-                              </w:rPr>
-                              <w:t>idx</w:t>
-                            </w:r>
-                            <w:proofErr w:type="spellEnd"/>
-                            <w:r>
-                              <w:rPr>
-                                <w:rFonts w:ascii="Courier New" w:hAnsi="Courier New" w:cs="Courier New"/>
-                                <w:sz w:val="20"/>
-                                <w:szCs w:val="20"/>
-                                <w:lang w:val="en-US"/>
-                              </w:rPr>
-                              <w:t xml:space="preserve"> + 1] = (byte)g;</w:t>
+                              <w:t xml:space="preserve">                pixels[idx + 1] = (byte)g;</w:t>
                             </w:r>
                           </w:p>
                           <w:p>
@@ -34657,38 +29952,7 @@
                                 <w:szCs w:val="20"/>
                                 <w:lang w:val="en-US"/>
                               </w:rPr>
-                              <w:t xml:space="preserve">                </w:t>
-                            </w:r>
-                            <w:proofErr w:type="gramStart"/>
-                            <w:r>
-                              <w:rPr>
-                                <w:rFonts w:ascii="Courier New" w:hAnsi="Courier New" w:cs="Courier New"/>
-                                <w:sz w:val="20"/>
-                                <w:szCs w:val="20"/>
-                                <w:lang w:val="en-US"/>
-                              </w:rPr>
-                              <w:t>pixels[</w:t>
-                            </w:r>
-                            <w:proofErr w:type="spellStart"/>
-                            <w:proofErr w:type="gramEnd"/>
-                            <w:r>
-                              <w:rPr>
-                                <w:rFonts w:ascii="Courier New" w:hAnsi="Courier New" w:cs="Courier New"/>
-                                <w:sz w:val="20"/>
-                                <w:szCs w:val="20"/>
-                                <w:lang w:val="en-US"/>
-                              </w:rPr>
-                              <w:t>idx</w:t>
-                            </w:r>
-                            <w:proofErr w:type="spellEnd"/>
-                            <w:r>
-                              <w:rPr>
-                                <w:rFonts w:ascii="Courier New" w:hAnsi="Courier New" w:cs="Courier New"/>
-                                <w:sz w:val="20"/>
-                                <w:szCs w:val="20"/>
-                                <w:lang w:val="en-US"/>
-                              </w:rPr>
-                              <w:t xml:space="preserve"> + 2] = (byte)r;</w:t>
+                              <w:t xml:space="preserve">                pixels[idx + 2] = (byte)r;</w:t>
                             </w:r>
                           </w:p>
                           <w:p>
@@ -34759,67 +30023,7 @@
                                 <w:szCs w:val="20"/>
                                 <w:lang w:val="en-US"/>
                               </w:rPr>
-                              <w:t xml:space="preserve">        </w:t>
-                            </w:r>
-                            <w:proofErr w:type="spellStart"/>
-                            <w:r>
-                              <w:rPr>
-                                <w:rFonts w:ascii="Courier New" w:hAnsi="Courier New" w:cs="Courier New"/>
-                                <w:sz w:val="20"/>
-                                <w:szCs w:val="20"/>
-                                <w:lang w:val="en-US"/>
-                              </w:rPr>
-                              <w:t>Marshal.Copy</w:t>
-                            </w:r>
-                            <w:proofErr w:type="spellEnd"/>
-                            <w:r>
-                              <w:rPr>
-                                <w:rFonts w:ascii="Courier New" w:hAnsi="Courier New" w:cs="Courier New"/>
-                                <w:sz w:val="20"/>
-                                <w:szCs w:val="20"/>
-                                <w:lang w:val="en-US"/>
-                              </w:rPr>
-                              <w:t xml:space="preserve">(pixels, 0, </w:t>
-                            </w:r>
-                            <w:proofErr w:type="gramStart"/>
-                            <w:r>
-                              <w:rPr>
-                                <w:rFonts w:ascii="Courier New" w:hAnsi="Courier New" w:cs="Courier New"/>
-                                <w:sz w:val="20"/>
-                                <w:szCs w:val="20"/>
-                                <w:lang w:val="en-US"/>
-                              </w:rPr>
-                              <w:t>data.Scan</w:t>
-                            </w:r>
-                            <w:proofErr w:type="gramEnd"/>
-                            <w:r>
-                              <w:rPr>
-                                <w:rFonts w:ascii="Courier New" w:hAnsi="Courier New" w:cs="Courier New"/>
-                                <w:sz w:val="20"/>
-                                <w:szCs w:val="20"/>
-                                <w:lang w:val="en-US"/>
-                              </w:rPr>
-                              <w:t xml:space="preserve">0, </w:t>
-                            </w:r>
-                            <w:proofErr w:type="spellStart"/>
-                            <w:r>
-                              <w:rPr>
-                                <w:rFonts w:ascii="Courier New" w:hAnsi="Courier New" w:cs="Courier New"/>
-                                <w:sz w:val="20"/>
-                                <w:szCs w:val="20"/>
-                                <w:lang w:val="en-US"/>
-                              </w:rPr>
-                              <w:t>pixels.Length</w:t>
-                            </w:r>
-                            <w:proofErr w:type="spellEnd"/>
-                            <w:r>
-                              <w:rPr>
-                                <w:rFonts w:ascii="Courier New" w:hAnsi="Courier New" w:cs="Courier New"/>
-                                <w:sz w:val="20"/>
-                                <w:szCs w:val="20"/>
-                                <w:lang w:val="en-US"/>
-                              </w:rPr>
-                              <w:t>);</w:t>
+                              <w:t xml:space="preserve">        Marshal.Copy(pixels, 0, data.Scan0, pixels.Length);</w:t>
                             </w:r>
                           </w:p>
                           <w:p>
@@ -34899,29 +30103,7 @@
                                 <w:szCs w:val="20"/>
                                 <w:lang w:val="en-US"/>
                               </w:rPr>
-                              <w:t xml:space="preserve">        </w:t>
-                            </w:r>
-                            <w:proofErr w:type="spellStart"/>
-                            <w:proofErr w:type="gramStart"/>
-                            <w:r>
-                              <w:rPr>
-                                <w:rFonts w:ascii="Courier New" w:hAnsi="Courier New" w:cs="Courier New"/>
-                                <w:sz w:val="20"/>
-                                <w:szCs w:val="20"/>
-                                <w:lang w:val="en-US"/>
-                              </w:rPr>
-                              <w:t>bmp.UnlockBits</w:t>
-                            </w:r>
-                            <w:proofErr w:type="spellEnd"/>
-                            <w:proofErr w:type="gramEnd"/>
-                            <w:r>
-                              <w:rPr>
-                                <w:rFonts w:ascii="Courier New" w:hAnsi="Courier New" w:cs="Courier New"/>
-                                <w:sz w:val="20"/>
-                                <w:szCs w:val="20"/>
-                                <w:lang w:val="en-US"/>
-                              </w:rPr>
-                              <w:t>(data);</w:t>
+                              <w:t xml:space="preserve">        bmp.UnlockBits(data);</w:t>
                             </w:r>
                           </w:p>
                           <w:p>
@@ -47310,6 +42492,7 @@
   <w:style w:type="character" w:default="1" w:styleId="Fontepargpadro">
     <w:name w:val="Default Paragraph Font"/>
     <w:uiPriority w:val="1"/>
+    <w:semiHidden/>
     <w:unhideWhenUsed/>
   </w:style>
   <w:style w:type="table" w:default="1" w:styleId="Tabelanormal">
